--- a/public/v3template/物资设备类招标文件示范文本-公开招标-最低价中标.docx
+++ b/public/v3template/物资设备类招标文件示范文本-公开招标-最低价中标.docx
@@ -254,38 +254,38 @@
       <w:bookmarkEnd w:id="12"/>
       <w:bookmarkStart w:id="13" w:name="_Toc475569728"/>
       <w:bookmarkEnd w:id="13"/>
-      <w:bookmarkStart w:id="14" w:name="_Toc488131129"/>
+      <w:bookmarkStart w:id="14" w:name="_Toc12976"/>
       <w:bookmarkEnd w:id="14"/>
-      <w:bookmarkStart w:id="15" w:name="_Toc488131052"/>
+      <w:bookmarkStart w:id="15" w:name="_Toc488761624"/>
       <w:bookmarkEnd w:id="15"/>
-      <w:bookmarkStart w:id="16" w:name="_Toc12976"/>
+      <w:bookmarkStart w:id="16" w:name="_Toc488131052"/>
       <w:bookmarkEnd w:id="16"/>
-      <w:bookmarkStart w:id="17" w:name="_Toc488761624"/>
+      <w:bookmarkStart w:id="17" w:name="_Toc488131129"/>
       <w:bookmarkEnd w:id="17"/>
       <w:bookmarkStart w:id="18" w:name="_Toc26338"/>
       <w:r>
         <w:t>招 标 人：</w:t>
       </w:r>
       <w:bookmarkEnd w:id="18"/>
-      <w:bookmarkStart w:id="19" w:name="_Toc475569760"/>
+      <w:bookmarkStart w:id="19" w:name="_Toc424914731"/>
       <w:bookmarkEnd w:id="19"/>
-      <w:bookmarkStart w:id="20" w:name="_Toc4025"/>
+      <w:bookmarkStart w:id="20" w:name="_Toc426011171"/>
       <w:bookmarkEnd w:id="20"/>
-      <w:bookmarkStart w:id="21" w:name="_Toc488131053"/>
+      <w:bookmarkStart w:id="21" w:name="_Toc32224"/>
       <w:bookmarkEnd w:id="21"/>
-      <w:bookmarkStart w:id="22" w:name="_Toc424914731"/>
+      <w:bookmarkStart w:id="22" w:name="_Toc475569760"/>
       <w:bookmarkEnd w:id="22"/>
-      <w:bookmarkStart w:id="23" w:name="_Toc424914801"/>
+      <w:bookmarkStart w:id="23" w:name="_Toc4025"/>
       <w:bookmarkEnd w:id="23"/>
       <w:bookmarkStart w:id="24" w:name="_Toc488131130"/>
       <w:bookmarkEnd w:id="24"/>
-      <w:bookmarkStart w:id="25" w:name="_Toc488761559"/>
+      <w:bookmarkStart w:id="25" w:name="_Toc488131053"/>
       <w:bookmarkEnd w:id="25"/>
-      <w:bookmarkStart w:id="26" w:name="_Toc475569729"/>
+      <w:bookmarkStart w:id="26" w:name="_Toc424914801"/>
       <w:bookmarkEnd w:id="26"/>
-      <w:bookmarkStart w:id="27" w:name="_Toc426011171"/>
+      <w:bookmarkStart w:id="27" w:name="_Toc488761559"/>
       <w:bookmarkEnd w:id="27"/>
-      <w:bookmarkStart w:id="28" w:name="_Toc32224"/>
+      <w:bookmarkStart w:id="28" w:name="_Toc475569729"/>
       <w:bookmarkEnd w:id="28"/>
       <w:bookmarkStart w:id="29" w:name="_Toc488761625"/>
       <w:bookmarkEnd w:id="29"/>
@@ -303,27 +303,27 @@
       <w:pPr>
         <w:pStyle w:val="41"/>
       </w:pPr>
-      <w:bookmarkStart w:id="31" w:name="_Toc488131054"/>
+      <w:bookmarkStart w:id="31" w:name="_Toc488761626"/>
       <w:bookmarkEnd w:id="31"/>
-      <w:bookmarkStart w:id="32" w:name="_Toc488131131"/>
+      <w:bookmarkStart w:id="32" w:name="_Toc488131054"/>
       <w:bookmarkEnd w:id="32"/>
-      <w:bookmarkStart w:id="33" w:name="_Toc17556"/>
+      <w:bookmarkStart w:id="33" w:name="_Toc475569761"/>
       <w:bookmarkEnd w:id="33"/>
-      <w:bookmarkStart w:id="34" w:name="_Toc488761626"/>
+      <w:bookmarkStart w:id="34" w:name="_Toc7198"/>
       <w:bookmarkEnd w:id="34"/>
-      <w:bookmarkStart w:id="35" w:name="_Toc424914802"/>
+      <w:bookmarkStart w:id="35" w:name="_Toc426011172"/>
       <w:bookmarkEnd w:id="35"/>
-      <w:bookmarkStart w:id="36" w:name="_Toc426011172"/>
+      <w:bookmarkStart w:id="36" w:name="_Toc488761560"/>
       <w:bookmarkEnd w:id="36"/>
       <w:bookmarkStart w:id="37" w:name="_Toc475569730"/>
       <w:bookmarkEnd w:id="37"/>
-      <w:bookmarkStart w:id="38" w:name="_Toc488761560"/>
+      <w:bookmarkStart w:id="38" w:name="_Toc424914732"/>
       <w:bookmarkEnd w:id="38"/>
-      <w:bookmarkStart w:id="39" w:name="_Toc475569761"/>
+      <w:bookmarkStart w:id="39" w:name="_Toc17556"/>
       <w:bookmarkEnd w:id="39"/>
-      <w:bookmarkStart w:id="40" w:name="_Toc424914732"/>
+      <w:bookmarkStart w:id="40" w:name="_Toc424914802"/>
       <w:bookmarkEnd w:id="40"/>
-      <w:bookmarkStart w:id="41" w:name="_Toc7198"/>
+      <w:bookmarkStart w:id="41" w:name="_Toc488131131"/>
       <w:bookmarkEnd w:id="41"/>
       <w:r>
         <w:rPr>
@@ -8066,8 +8066,6 @@
         </w:rPr>
         <w:fldChar w:fldCharType="end"/>
       </w:r>
-      <w:bookmarkStart w:id="392" w:name="_GoBack"/>
-      <w:bookmarkEnd w:id="392"/>
     </w:p>
     <w:p>
       <w:pPr>
@@ -8079,8 +8077,8 @@
         </w:rPr>
       </w:pPr>
       <w:bookmarkStart w:id="42" w:name="_Toc22615"/>
-      <w:bookmarkStart w:id="43" w:name="_Toc15929"/>
-      <w:bookmarkStart w:id="44" w:name="_Toc9032"/>
+      <w:bookmarkStart w:id="43" w:name="_Toc9032"/>
+      <w:bookmarkStart w:id="44" w:name="_Toc15929"/>
       <w:bookmarkStart w:id="45" w:name="OLE_LINK3"/>
       <w:r>
         <w:rPr>
@@ -8171,9 +8169,9 @@
       <w:pPr>
         <w:pStyle w:val="6"/>
       </w:pPr>
-      <w:bookmarkStart w:id="46" w:name="_Toc389"/>
+      <w:bookmarkStart w:id="46" w:name="_Toc4265"/>
       <w:bookmarkStart w:id="47" w:name="_Toc18978"/>
-      <w:bookmarkStart w:id="48" w:name="_Toc4265"/>
+      <w:bookmarkStart w:id="48" w:name="_Toc389"/>
       <w:r>
         <w:rPr>
           <w:rFonts w:hint="eastAsia"/>
@@ -8306,9 +8304,9 @@
       <w:pPr>
         <w:pStyle w:val="6"/>
       </w:pPr>
-      <w:bookmarkStart w:id="50" w:name="_Toc17582"/>
-      <w:bookmarkStart w:id="51" w:name="_Toc25669"/>
-      <w:bookmarkStart w:id="52" w:name="_Toc24055"/>
+      <w:bookmarkStart w:id="50" w:name="_Toc24055"/>
+      <w:bookmarkStart w:id="51" w:name="_Toc17582"/>
+      <w:bookmarkStart w:id="52" w:name="_Toc25669"/>
       <w:r>
         <w:rPr>
           <w:rFonts w:hint="eastAsia"/>
@@ -8456,11 +8454,56 @@
       </w:r>
     </w:p>
     <w:p>
-      <w:r>
-        <w:rPr>
-          <w:rFonts w:hint="eastAsia"/>
-        </w:rPr>
-        <w:t>（</w:t>
+      <w:pPr>
+        <w:pStyle w:val="6"/>
+      </w:pPr>
+      <w:bookmarkStart w:id="53" w:name="_Toc9928"/>
+      <w:bookmarkStart w:id="54" w:name="_Toc22892"/>
+      <w:bookmarkStart w:id="55" w:name="_Toc24111"/>
+      <w:r>
+        <w:rPr>
+          <w:rFonts w:hint="eastAsia"/>
+        </w:rPr>
+        <w:t>三、投标人资格要求</w:t>
+      </w:r>
+      <w:bookmarkEnd w:id="53"/>
+      <w:bookmarkEnd w:id="54"/>
+      <w:bookmarkEnd w:id="55"/>
+      <w:r>
+        <w:rPr>
+          <w:rFonts w:hint="eastAsia"/>
+        </w:rPr>
+        <w:t xml:space="preserve"> </w:t>
+      </w:r>
+    </w:p>
+    <w:p>
+      <w:r>
+        <w:rPr>
+          <w:rFonts w:hint="eastAsia"/>
+        </w:rPr>
+        <w:t>3.1 本次招标要求投标人须具备独立法人资格，具有有效的营业执照，并具有与本招标项目相应的供货能力的</w:t>
+      </w:r>
+      <w:r>
+        <w:rPr>
+          <w:rFonts w:hint="eastAsia" w:ascii="宋体" w:hAnsi="宋体" w:eastAsia="宋体" w:cs="宋体"/>
+          <w:u w:val="single"/>
+          <w:lang w:val="en-US" w:eastAsia="zh-CN"/>
+        </w:rPr>
+        <w:t>{qualificationRequirement}</w:t>
+      </w:r>
+      <w:r>
+        <w:rPr>
+          <w:rFonts w:hint="eastAsia"/>
+        </w:rPr>
+        <w:t>。</w:t>
+      </w:r>
+    </w:p>
+    <w:p>
+      <w:r>
+        <w:rPr>
+          <w:rFonts w:hint="eastAsia"/>
+        </w:rPr>
+        <w:t>3.2 一个制造商对同一品牌同一型号的设备，仅能委托一个代理商参加投标</w:t>
       </w:r>
       <w:r>
         <w:rPr>
@@ -8469,74 +8512,6 @@
           <w:iCs/>
           <w:color w:val="FF0000"/>
         </w:rPr>
-        <w:t>可新增与项目或者本次采购相关的信息</w:t>
-      </w:r>
-      <w:r>
-        <w:rPr>
-          <w:rFonts w:hint="eastAsia"/>
-        </w:rPr>
-        <w:t>）</w:t>
-      </w:r>
-    </w:p>
-    <w:p>
-      <w:pPr>
-        <w:pStyle w:val="6"/>
-      </w:pPr>
-      <w:bookmarkStart w:id="53" w:name="_Toc9928"/>
-      <w:bookmarkStart w:id="54" w:name="_Toc22892"/>
-      <w:bookmarkStart w:id="55" w:name="_Toc24111"/>
-      <w:r>
-        <w:rPr>
-          <w:rFonts w:hint="eastAsia"/>
-        </w:rPr>
-        <w:t>三、投标人资格要求</w:t>
-      </w:r>
-      <w:bookmarkEnd w:id="53"/>
-      <w:bookmarkEnd w:id="54"/>
-      <w:bookmarkEnd w:id="55"/>
-      <w:r>
-        <w:rPr>
-          <w:rFonts w:hint="eastAsia"/>
-        </w:rPr>
-        <w:t xml:space="preserve"> </w:t>
-      </w:r>
-    </w:p>
-    <w:p>
-      <w:r>
-        <w:rPr>
-          <w:rFonts w:hint="eastAsia"/>
-        </w:rPr>
-        <w:t>3.1 本次招标要求投标人须具备独立法人资格，具有有效的营业执照，并具有与本招标项目相应的供货能力的</w:t>
-      </w:r>
-      <w:r>
-        <w:rPr>
-          <w:rFonts w:hint="eastAsia" w:ascii="宋体" w:hAnsi="宋体" w:eastAsia="宋体" w:cs="宋体"/>
-          <w:u w:val="single"/>
-          <w:lang w:val="en-US" w:eastAsia="zh-CN"/>
-        </w:rPr>
-        <w:t>{qualificationRequirement}</w:t>
-      </w:r>
-      <w:r>
-        <w:rPr>
-          <w:rFonts w:hint="eastAsia"/>
-        </w:rPr>
-        <w:t>。</w:t>
-      </w:r>
-    </w:p>
-    <w:p>
-      <w:r>
-        <w:rPr>
-          <w:rFonts w:hint="eastAsia"/>
-        </w:rPr>
-        <w:t>3.2 一个制造商对同一品牌同一型号的设备，仅能委托一个代理商参加投标</w:t>
-      </w:r>
-      <w:r>
-        <w:rPr>
-          <w:rFonts w:hint="eastAsia"/>
-          <w:i/>
-          <w:iCs/>
-          <w:color w:val="FF0000"/>
-        </w:rPr>
         <w:t>（仅针对设备招标）</w:t>
       </w:r>
       <w:r>
@@ -8580,22 +8555,7 @@
         <w:rPr>
           <w:rFonts w:hint="eastAsia"/>
         </w:rPr>
-        <w:t>3.5 财务要求：满足招标项目的履约要求</w:t>
-      </w:r>
-      <w:r>
-        <w:rPr>
-          <w:rFonts w:hint="eastAsia"/>
-          <w:i/>
-          <w:iCs/>
-          <w:color w:val="FF0000"/>
-        </w:rPr>
-        <w:t>（提供财务年度审计报告/财务报表）</w:t>
-      </w:r>
-      <w:r>
-        <w:rPr>
-          <w:rFonts w:hint="eastAsia"/>
-        </w:rPr>
-        <w:t>。</w:t>
+        <w:t>3.5 财务要求：满足招标项目的履约要求。</w:t>
       </w:r>
     </w:p>
     <w:p>
@@ -8710,8 +8670,8 @@
       <w:pPr>
         <w:pStyle w:val="6"/>
       </w:pPr>
-      <w:bookmarkStart w:id="59" w:name="_Toc15391"/>
-      <w:bookmarkStart w:id="60" w:name="_Toc18370"/>
+      <w:bookmarkStart w:id="59" w:name="_Toc18370"/>
+      <w:bookmarkStart w:id="60" w:name="_Toc15391"/>
       <w:bookmarkStart w:id="61" w:name="_Toc1021"/>
       <w:r>
         <w:rPr>
@@ -8755,9 +8715,9 @@
       <w:pPr>
         <w:pStyle w:val="6"/>
       </w:pPr>
-      <w:bookmarkStart w:id="62" w:name="_Toc11513"/>
-      <w:bookmarkStart w:id="63" w:name="_Toc8879"/>
-      <w:bookmarkStart w:id="64" w:name="_Toc29812"/>
+      <w:bookmarkStart w:id="62" w:name="_Toc8879"/>
+      <w:bookmarkStart w:id="63" w:name="_Toc29812"/>
+      <w:bookmarkStart w:id="64" w:name="_Toc11513"/>
       <w:r>
         <w:rPr>
           <w:rFonts w:hint="eastAsia"/>
@@ -8795,8 +8755,8 @@
         <w:pStyle w:val="6"/>
       </w:pPr>
       <w:bookmarkStart w:id="65" w:name="_Toc24265"/>
-      <w:bookmarkStart w:id="66" w:name="_Toc25522"/>
-      <w:bookmarkStart w:id="67" w:name="_Toc17291"/>
+      <w:bookmarkStart w:id="66" w:name="_Toc17291"/>
+      <w:bookmarkStart w:id="67" w:name="_Toc25522"/>
       <w:r>
         <w:rPr>
           <w:rFonts w:hint="eastAsia"/>
@@ -9298,8 +9258,8 @@
         <w:pStyle w:val="6"/>
       </w:pPr>
       <w:bookmarkStart w:id="74" w:name="_Toc11679"/>
-      <w:bookmarkStart w:id="75" w:name="_Toc17497"/>
-      <w:bookmarkStart w:id="76" w:name="_Toc31834"/>
+      <w:bookmarkStart w:id="75" w:name="_Toc31834"/>
+      <w:bookmarkStart w:id="76" w:name="_Toc17497"/>
       <w:r>
         <w:t>投标人须知前附表</w:t>
       </w:r>
@@ -9307,74 +9267,6 @@
       <w:bookmarkEnd w:id="75"/>
       <w:bookmarkEnd w:id="76"/>
     </w:p>
-    <w:p>
-      <w:pPr>
-        <w:pStyle w:val="37"/>
-        <w:ind w:left="945" w:hanging="945" w:hangingChars="450"/>
-        <w:rPr>
-          <w:i/>
-          <w:iCs/>
-          <w:color w:val="FF0000"/>
-        </w:rPr>
-      </w:pPr>
-      <w:r>
-        <w:rPr>
-          <w:rFonts w:hint="eastAsia"/>
-          <w:i/>
-          <w:iCs/>
-          <w:color w:val="FF0000"/>
-        </w:rPr>
-        <w:t>(说明：1. 在本表中，对于有选择项的内容：标有“☑”为选定项，标有“□”为非选定项；招标人可根据具体招标项目的实际需求选择相应的选项，招标人一旦选择具体的选项后，相应选项内容即成为招标文件的有效组成部分。</w:t>
-      </w:r>
-    </w:p>
-    <w:p>
-      <w:pPr>
-        <w:pStyle w:val="37"/>
-        <w:numPr>
-          <w:ilvl w:val="0"/>
-          <w:numId w:val="1"/>
-        </w:numPr>
-        <w:rPr>
-          <w:i/>
-          <w:iCs/>
-          <w:color w:val="FF0000"/>
-        </w:rPr>
-      </w:pPr>
-      <w:r>
-        <w:rPr>
-          <w:rFonts w:hint="eastAsia"/>
-          <w:i/>
-          <w:iCs/>
-          <w:color w:val="FF0000"/>
-        </w:rPr>
-        <w:t>在本表中，红色字体内容供在编制招标文件时参考，招标人可根据项目实际情况及自身的实际</w:t>
-      </w:r>
-    </w:p>
-    <w:p>
-      <w:pPr>
-        <w:pStyle w:val="37"/>
-        <w:numPr>
-          <w:ilvl w:val="255"/>
-          <w:numId w:val="0"/>
-        </w:numPr>
-        <w:ind w:left="630" w:firstLine="210" w:firstLineChars="100"/>
-        <w:rPr>
-          <w:i/>
-          <w:iCs/>
-          <w:color w:val="FF0000"/>
-        </w:rPr>
-      </w:pPr>
-      <w:r>
-        <w:rPr>
-          <w:rFonts w:hint="eastAsia"/>
-          <w:i/>
-          <w:iCs/>
-          <w:color w:val="FF0000"/>
-        </w:rPr>
-        <w:t xml:space="preserve"> 要求进行修改或补充；招标人一旦修改或补充具体内容后，将成为招标文件的有效组成部分。)</w:t>
-      </w:r>
-    </w:p>
-    <w:p/>
     <w:tbl>
       <w:tblPr>
         <w:tblStyle w:val="27"/>
@@ -9913,12 +9805,6 @@
             <w:insideH w:val="single" w:color="auto" w:sz="4" w:space="0"/>
             <w:insideV w:val="single" w:color="auto" w:sz="4" w:space="0"/>
           </w:tblBorders>
-          <w:tblCellMar>
-            <w:top w:w="0" w:type="dxa"/>
-            <w:left w:w="108" w:type="dxa"/>
-            <w:bottom w:w="0" w:type="dxa"/>
-            <w:right w:w="108" w:type="dxa"/>
-          </w:tblCellMar>
         </w:tblPrEx>
         <w:trPr>
           <w:trHeight w:val="454" w:hRule="atLeast"/>
@@ -10401,7 +10287,7 @@
               <w:pStyle w:val="37"/>
               <w:numPr>
                 <w:ilvl w:val="0"/>
-                <w:numId w:val="2"/>
+                <w:numId w:val="1"/>
               </w:numPr>
               <w:spacing w:line="340" w:lineRule="exact"/>
               <w:ind w:left="42" w:leftChars="20" w:right="42" w:rightChars="20"/>
@@ -10422,7 +10308,7 @@
               <w:pStyle w:val="37"/>
               <w:numPr>
                 <w:ilvl w:val="0"/>
-                <w:numId w:val="2"/>
+                <w:numId w:val="1"/>
               </w:numPr>
               <w:spacing w:line="340" w:lineRule="exact"/>
               <w:ind w:left="42" w:leftChars="20" w:right="42" w:rightChars="20"/>
@@ -10443,7 +10329,7 @@
               <w:pStyle w:val="37"/>
               <w:numPr>
                 <w:ilvl w:val="0"/>
-                <w:numId w:val="2"/>
+                <w:numId w:val="1"/>
               </w:numPr>
               <w:spacing w:line="340" w:lineRule="exact"/>
               <w:ind w:left="42" w:leftChars="20" w:right="42" w:rightChars="20"/>
@@ -10490,7 +10376,7 @@
               <w:pStyle w:val="37"/>
               <w:numPr>
                 <w:ilvl w:val="0"/>
-                <w:numId w:val="2"/>
+                <w:numId w:val="1"/>
               </w:numPr>
               <w:spacing w:line="340" w:lineRule="exact"/>
               <w:ind w:left="42" w:leftChars="20" w:right="42" w:rightChars="20"/>
@@ -10511,7 +10397,7 @@
               <w:pStyle w:val="37"/>
               <w:numPr>
                 <w:ilvl w:val="0"/>
-                <w:numId w:val="2"/>
+                <w:numId w:val="1"/>
               </w:numPr>
               <w:spacing w:line="340" w:lineRule="exact"/>
               <w:ind w:left="42" w:leftChars="20" w:right="42" w:rightChars="20"/>
@@ -10532,7 +10418,7 @@
               <w:pStyle w:val="37"/>
               <w:numPr>
                 <w:ilvl w:val="0"/>
-                <w:numId w:val="2"/>
+                <w:numId w:val="1"/>
               </w:numPr>
               <w:spacing w:line="340" w:lineRule="exact"/>
               <w:ind w:right="42" w:rightChars="20"/>
@@ -10568,7 +10454,7 @@
               <w:pStyle w:val="37"/>
               <w:numPr>
                 <w:ilvl w:val="0"/>
-                <w:numId w:val="2"/>
+                <w:numId w:val="1"/>
               </w:numPr>
               <w:spacing w:line="340" w:lineRule="exact"/>
               <w:ind w:right="42" w:rightChars="20"/>
@@ -13535,12 +13421,6 @@
             <w:insideH w:val="single" w:color="auto" w:sz="4" w:space="0"/>
             <w:insideV w:val="single" w:color="auto" w:sz="4" w:space="0"/>
           </w:tblBorders>
-          <w:tblCellMar>
-            <w:top w:w="0" w:type="dxa"/>
-            <w:left w:w="108" w:type="dxa"/>
-            <w:bottom w:w="0" w:type="dxa"/>
-            <w:right w:w="108" w:type="dxa"/>
-          </w:tblCellMar>
         </w:tblPrEx>
         <w:trPr>
           <w:trHeight w:val="454" w:hRule="atLeast"/>
@@ -13826,12 +13706,6 @@
             <w:insideH w:val="single" w:color="auto" w:sz="4" w:space="0"/>
             <w:insideV w:val="single" w:color="auto" w:sz="4" w:space="0"/>
           </w:tblBorders>
-          <w:tblCellMar>
-            <w:top w:w="0" w:type="dxa"/>
-            <w:left w:w="108" w:type="dxa"/>
-            <w:bottom w:w="0" w:type="dxa"/>
-            <w:right w:w="108" w:type="dxa"/>
-          </w:tblCellMar>
         </w:tblPrEx>
         <w:trPr>
           <w:trHeight w:val="454" w:hRule="atLeast"/>
@@ -14149,12 +14023,6 @@
             <w:insideH w:val="single" w:color="auto" w:sz="4" w:space="0"/>
             <w:insideV w:val="single" w:color="auto" w:sz="4" w:space="0"/>
           </w:tblBorders>
-          <w:tblCellMar>
-            <w:top w:w="0" w:type="dxa"/>
-            <w:left w:w="108" w:type="dxa"/>
-            <w:bottom w:w="0" w:type="dxa"/>
-            <w:right w:w="108" w:type="dxa"/>
-          </w:tblCellMar>
         </w:tblPrEx>
         <w:trPr>
           <w:trHeight w:val="454" w:hRule="atLeast"/>
@@ -16039,12 +15907,6 @@
             <w:insideH w:val="single" w:color="auto" w:sz="4" w:space="0"/>
             <w:insideV w:val="single" w:color="auto" w:sz="4" w:space="0"/>
           </w:tblBorders>
-          <w:tblCellMar>
-            <w:top w:w="0" w:type="dxa"/>
-            <w:left w:w="108" w:type="dxa"/>
-            <w:bottom w:w="0" w:type="dxa"/>
-            <w:right w:w="108" w:type="dxa"/>
-          </w:tblCellMar>
         </w:tblPrEx>
         <w:trPr>
           <w:trHeight w:val="454" w:hRule="atLeast"/>
@@ -16096,6 +15958,71 @@
                 <w:szCs w:val="21"/>
               </w:rPr>
               <w:t>投标人承诺在本次投标过程中，对接触到的招标人的任何保密信息承担保密义务。未经招标人书面同意，投标人（包含投标人参与本项目的人员）不得因任何理由以任何方式披露接触到的招标人的任何保密信息，如投标人违反本条款应及时予以补救并承担因此所须支付的费用，赔偿招标人全部损失，包括但不限于：法院诉讼费或仲裁机构仲裁费、律师费、鉴定费、交通费、通讯费等。</w:t>
+            </w:r>
+          </w:p>
+        </w:tc>
+      </w:tr>
+      <w:tr>
+        <w:tblPrEx>
+          <w:tblBorders>
+            <w:top w:val="single" w:color="auto" w:sz="4" w:space="0"/>
+            <w:left w:val="single" w:color="auto" w:sz="4" w:space="0"/>
+            <w:bottom w:val="single" w:color="auto" w:sz="4" w:space="0"/>
+            <w:right w:val="single" w:color="auto" w:sz="4" w:space="0"/>
+            <w:insideH w:val="single" w:color="auto" w:sz="4" w:space="0"/>
+            <w:insideV w:val="single" w:color="auto" w:sz="4" w:space="0"/>
+          </w:tblBorders>
+        </w:tblPrEx>
+        <w:trPr>
+          <w:trHeight w:val="454" w:hRule="atLeast"/>
+        </w:trPr>
+        <w:tc>
+          <w:tcPr>
+            <w:tcW w:w="1088" w:type="dxa"/>
+            <w:vAlign w:val="center"/>
+          </w:tcPr>
+          <w:p>
+            <w:pPr>
+              <w:pStyle w:val="2"/>
+              <w:spacing w:line="240" w:lineRule="auto"/>
+              <w:ind w:firstLine="0" w:firstLineChars="0"/>
+              <w:jc w:val="center"/>
+              <w:rPr>
+                <w:sz w:val="21"/>
+                <w:szCs w:val="21"/>
+              </w:rPr>
+            </w:pPr>
+            <w:r>
+              <w:rPr>
+                <w:rFonts w:hint="eastAsia"/>
+                <w:sz w:val="21"/>
+                <w:szCs w:val="21"/>
+              </w:rPr>
+              <w:t>11.5</w:t>
+            </w:r>
+          </w:p>
+        </w:tc>
+        <w:tc>
+          <w:tcPr>
+            <w:tcW w:w="8426" w:type="dxa"/>
+            <w:gridSpan w:val="2"/>
+            <w:vAlign w:val="center"/>
+          </w:tcPr>
+          <w:p>
+            <w:pPr>
+              <w:pStyle w:val="37"/>
+              <w:spacing w:line="340" w:lineRule="exact"/>
+              <w:ind w:left="42" w:leftChars="20" w:right="42" w:rightChars="20"/>
+              <w:rPr>
+                <w:szCs w:val="21"/>
+              </w:rPr>
+            </w:pPr>
+            <w:r>
+              <w:rPr>
+                <w:rFonts w:hint="eastAsia"/>
+                <w:szCs w:val="21"/>
+              </w:rPr>
+              <w:t>如出现排名第一的中标候选人放弃中标、因不可抗力不能履行合同、不按照招标文件要求提交履约保证金，或者被查实存在影响中标结果的违法行为等情形，不符合中标条件的，招标人可以按照评标委员会提出的中标候选人名单排序依次确定其他中标候选人为中标人，也可以重新招标。</w:t>
             </w:r>
           </w:p>
         </w:tc>
@@ -16142,7 +16069,7 @@
                 <w:sz w:val="21"/>
                 <w:szCs w:val="21"/>
               </w:rPr>
-              <w:t>11.5</w:t>
+              <w:t>11.6</w:t>
             </w:r>
           </w:p>
         </w:tc>
@@ -16166,7 +16093,7 @@
                 <w:rFonts w:hint="eastAsia"/>
                 <w:szCs w:val="21"/>
               </w:rPr>
-              <w:t>如出现排名第一的中标候选人放弃中标、因不可抗力不能履行合同、不按照招标文件要求提交履约保证金，或者被查实存在影响中标结果的违法行为等情形，不符合中标条件的，招标人可以按照评标委员会提出的中标候选人名单排序依次确定其他中标候选人为中标人，也可以重新招标。</w:t>
+              <w:t>五矿集团供应链管理平台物资详情报价栏的报价与附件所附投标文件的报价不一致的，以附件报价为准。</w:t>
             </w:r>
           </w:p>
         </w:tc>
@@ -16213,7 +16140,7 @@
                 <w:sz w:val="21"/>
                 <w:szCs w:val="21"/>
               </w:rPr>
-              <w:t>11.6</w:t>
+              <w:t>11.7</w:t>
             </w:r>
           </w:p>
         </w:tc>
@@ -16237,7 +16164,126 @@
                 <w:rFonts w:hint="eastAsia"/>
                 <w:szCs w:val="21"/>
               </w:rPr>
-              <w:t>五矿集团供应链管理平台物资详情报价栏的报价与附件所附投标文件的报价不一致的，以附件报价为准。</w:t>
+              <w:t>有下列情形之一的，视为投标人相互串通投标：</w:t>
+            </w:r>
+          </w:p>
+          <w:p>
+            <w:pPr>
+              <w:pStyle w:val="37"/>
+              <w:spacing w:line="340" w:lineRule="exact"/>
+              <w:ind w:left="42" w:leftChars="20" w:right="42" w:rightChars="20"/>
+              <w:rPr>
+                <w:szCs w:val="21"/>
+              </w:rPr>
+            </w:pPr>
+            <w:r>
+              <w:rPr>
+                <w:rFonts w:hint="eastAsia"/>
+                <w:szCs w:val="21"/>
+              </w:rPr>
+              <w:t>（一）不同投标人的投标文件由同一单位或者个人编制;</w:t>
+            </w:r>
+          </w:p>
+          <w:p>
+            <w:pPr>
+              <w:pStyle w:val="37"/>
+              <w:spacing w:line="340" w:lineRule="exact"/>
+              <w:ind w:left="42" w:leftChars="20" w:right="42" w:rightChars="20"/>
+              <w:rPr>
+                <w:szCs w:val="21"/>
+              </w:rPr>
+            </w:pPr>
+            <w:r>
+              <w:rPr>
+                <w:rFonts w:hint="eastAsia"/>
+                <w:szCs w:val="21"/>
+              </w:rPr>
+              <w:t>（二）不同投标人委托同一单位或者个人办理投标事宜;</w:t>
+            </w:r>
+          </w:p>
+          <w:p>
+            <w:pPr>
+              <w:pStyle w:val="37"/>
+              <w:spacing w:line="340" w:lineRule="exact"/>
+              <w:ind w:left="42" w:leftChars="20" w:right="42" w:rightChars="20"/>
+              <w:rPr>
+                <w:szCs w:val="21"/>
+              </w:rPr>
+            </w:pPr>
+            <w:r>
+              <w:rPr>
+                <w:rFonts w:hint="eastAsia"/>
+                <w:szCs w:val="21"/>
+              </w:rPr>
+              <w:t>（三）不同投标人的投标文件载明的项目管理成员为同一人;</w:t>
+            </w:r>
+          </w:p>
+          <w:p>
+            <w:pPr>
+              <w:pStyle w:val="37"/>
+              <w:spacing w:line="340" w:lineRule="exact"/>
+              <w:ind w:left="42" w:leftChars="20" w:right="42" w:rightChars="20"/>
+              <w:rPr>
+                <w:szCs w:val="21"/>
+              </w:rPr>
+            </w:pPr>
+            <w:r>
+              <w:rPr>
+                <w:rFonts w:hint="eastAsia"/>
+                <w:szCs w:val="21"/>
+              </w:rPr>
+              <w:t>（四）不同投标人的投标文件异常一致或者投标报价呈规律性差异;</w:t>
+            </w:r>
+          </w:p>
+          <w:p>
+            <w:pPr>
+              <w:pStyle w:val="37"/>
+              <w:spacing w:line="340" w:lineRule="exact"/>
+              <w:ind w:left="42" w:leftChars="20" w:right="42" w:rightChars="20"/>
+              <w:rPr>
+                <w:szCs w:val="21"/>
+              </w:rPr>
+            </w:pPr>
+            <w:r>
+              <w:rPr>
+                <w:rFonts w:hint="eastAsia"/>
+                <w:szCs w:val="21"/>
+              </w:rPr>
+              <w:t>（五）不同投标人的投标文件相互混装;</w:t>
+            </w:r>
+          </w:p>
+          <w:p>
+            <w:pPr>
+              <w:pStyle w:val="37"/>
+              <w:spacing w:line="340" w:lineRule="exact"/>
+              <w:ind w:left="42" w:leftChars="20" w:right="42" w:rightChars="20"/>
+              <w:rPr>
+                <w:szCs w:val="21"/>
+              </w:rPr>
+            </w:pPr>
+            <w:r>
+              <w:rPr>
+                <w:rFonts w:hint="eastAsia"/>
+                <w:szCs w:val="21"/>
+              </w:rPr>
+              <w:t>（六）不同投标人的投标保证金从同一单位或者个人的账户转出。</w:t>
+            </w:r>
+          </w:p>
+          <w:p>
+            <w:pPr>
+              <w:pStyle w:val="37"/>
+              <w:spacing w:line="340" w:lineRule="exact"/>
+              <w:ind w:left="42" w:leftChars="20" w:right="42" w:rightChars="20"/>
+              <w:rPr>
+                <w:szCs w:val="21"/>
+              </w:rPr>
+            </w:pPr>
+            <w:r>
+              <w:rPr>
+                <w:rFonts w:hint="eastAsia"/>
+                <w:szCs w:val="21"/>
+              </w:rPr>
+              <w:t>处罚方式：招标人对于“中国五矿集团有限公司供应链管理平台”中有串通投标行为的供应商采取供应商黑名单处罚方式，自供应商被列入黑名单之日起3年内，取消其在“中国五矿集团有限公司供应链管理平台”的投标资格。情节特别严重及对招标人造成经济损失的，招标人有权追究其法律责任。</w:t>
             </w:r>
           </w:p>
         </w:tc>
@@ -16284,7 +16330,7 @@
                 <w:sz w:val="21"/>
                 <w:szCs w:val="21"/>
               </w:rPr>
-              <w:t>11.7</w:t>
+              <w:t>11.8</w:t>
             </w:r>
           </w:p>
         </w:tc>
@@ -16308,126 +16354,7 @@
                 <w:rFonts w:hint="eastAsia"/>
                 <w:szCs w:val="21"/>
               </w:rPr>
-              <w:t>有下列情形之一的，视为投标人相互串通投标：</w:t>
-            </w:r>
-          </w:p>
-          <w:p>
-            <w:pPr>
-              <w:pStyle w:val="37"/>
-              <w:spacing w:line="340" w:lineRule="exact"/>
-              <w:ind w:left="42" w:leftChars="20" w:right="42" w:rightChars="20"/>
-              <w:rPr>
-                <w:szCs w:val="21"/>
-              </w:rPr>
-            </w:pPr>
-            <w:r>
-              <w:rPr>
-                <w:rFonts w:hint="eastAsia"/>
-                <w:szCs w:val="21"/>
-              </w:rPr>
-              <w:t>（一）不同投标人的投标文件由同一单位或者个人编制;</w:t>
-            </w:r>
-          </w:p>
-          <w:p>
-            <w:pPr>
-              <w:pStyle w:val="37"/>
-              <w:spacing w:line="340" w:lineRule="exact"/>
-              <w:ind w:left="42" w:leftChars="20" w:right="42" w:rightChars="20"/>
-              <w:rPr>
-                <w:szCs w:val="21"/>
-              </w:rPr>
-            </w:pPr>
-            <w:r>
-              <w:rPr>
-                <w:rFonts w:hint="eastAsia"/>
-                <w:szCs w:val="21"/>
-              </w:rPr>
-              <w:t>（二）不同投标人委托同一单位或者个人办理投标事宜;</w:t>
-            </w:r>
-          </w:p>
-          <w:p>
-            <w:pPr>
-              <w:pStyle w:val="37"/>
-              <w:spacing w:line="340" w:lineRule="exact"/>
-              <w:ind w:left="42" w:leftChars="20" w:right="42" w:rightChars="20"/>
-              <w:rPr>
-                <w:szCs w:val="21"/>
-              </w:rPr>
-            </w:pPr>
-            <w:r>
-              <w:rPr>
-                <w:rFonts w:hint="eastAsia"/>
-                <w:szCs w:val="21"/>
-              </w:rPr>
-              <w:t>（三）不同投标人的投标文件载明的项目管理成员为同一人;</w:t>
-            </w:r>
-          </w:p>
-          <w:p>
-            <w:pPr>
-              <w:pStyle w:val="37"/>
-              <w:spacing w:line="340" w:lineRule="exact"/>
-              <w:ind w:left="42" w:leftChars="20" w:right="42" w:rightChars="20"/>
-              <w:rPr>
-                <w:szCs w:val="21"/>
-              </w:rPr>
-            </w:pPr>
-            <w:r>
-              <w:rPr>
-                <w:rFonts w:hint="eastAsia"/>
-                <w:szCs w:val="21"/>
-              </w:rPr>
-              <w:t>（四）不同投标人的投标文件异常一致或者投标报价呈规律性差异;</w:t>
-            </w:r>
-          </w:p>
-          <w:p>
-            <w:pPr>
-              <w:pStyle w:val="37"/>
-              <w:spacing w:line="340" w:lineRule="exact"/>
-              <w:ind w:left="42" w:leftChars="20" w:right="42" w:rightChars="20"/>
-              <w:rPr>
-                <w:szCs w:val="21"/>
-              </w:rPr>
-            </w:pPr>
-            <w:r>
-              <w:rPr>
-                <w:rFonts w:hint="eastAsia"/>
-                <w:szCs w:val="21"/>
-              </w:rPr>
-              <w:t>（五）不同投标人的投标文件相互混装;</w:t>
-            </w:r>
-          </w:p>
-          <w:p>
-            <w:pPr>
-              <w:pStyle w:val="37"/>
-              <w:spacing w:line="340" w:lineRule="exact"/>
-              <w:ind w:left="42" w:leftChars="20" w:right="42" w:rightChars="20"/>
-              <w:rPr>
-                <w:szCs w:val="21"/>
-              </w:rPr>
-            </w:pPr>
-            <w:r>
-              <w:rPr>
-                <w:rFonts w:hint="eastAsia"/>
-                <w:szCs w:val="21"/>
-              </w:rPr>
-              <w:t>（六）不同投标人的投标保证金从同一单位或者个人的账户转出。</w:t>
-            </w:r>
-          </w:p>
-          <w:p>
-            <w:pPr>
-              <w:pStyle w:val="37"/>
-              <w:spacing w:line="340" w:lineRule="exact"/>
-              <w:ind w:left="42" w:leftChars="20" w:right="42" w:rightChars="20"/>
-              <w:rPr>
-                <w:szCs w:val="21"/>
-              </w:rPr>
-            </w:pPr>
-            <w:r>
-              <w:rPr>
-                <w:rFonts w:hint="eastAsia"/>
-                <w:szCs w:val="21"/>
-              </w:rPr>
-              <w:t>处罚方式：招标人对于“中国五矿集团有限公司供应链管理平台”中有串通投标行为的供应商采取供应商黑名单处罚方式，自供应商被列入黑名单之日起3年内，取消其在“中国五矿集团有限公司供应链管理平台”的投标资格。情节特别严重及对招标人造成经济损失的，招标人有权追究其法律责任。</w:t>
+              <w:t>对参加本项目投标的投标人在“五矿集团供应链管理平台”上被列入“黑名单”时，相应的处罚规定为：其正在进行的投标行为应视为无效；已进入评标阶段的应否决其投标；处于定标阶段的应不予授标；已下发中标通知书的应加强风险管控并跟踪合同执行情况。</w:t>
             </w:r>
           </w:p>
         </w:tc>
@@ -16474,7 +16401,7 @@
                 <w:sz w:val="21"/>
                 <w:szCs w:val="21"/>
               </w:rPr>
-              <w:t>11.8</w:t>
+              <w:t>11.9</w:t>
             </w:r>
           </w:p>
         </w:tc>
@@ -16498,7 +16425,7 @@
                 <w:rFonts w:hint="eastAsia"/>
                 <w:szCs w:val="21"/>
               </w:rPr>
-              <w:t>对参加本项目投标的投标人在“五矿集团供应链管理平台”上被列入“黑名单”时，相应的处罚规定为：其正在进行的投标行为应视为无效；已进入评标阶段的应否决其投标；处于定标阶段的应不予授标；已下发中标通知书的应加强风险管控并跟踪合同执行情况。</w:t>
+              <w:t>构成本招标文件的各个组成文件应互为解释，互为说明；如有不明确或不一致，构成合同文件组成内容的，以合同文件约定内容为准，且以专用合同条款约定的合同文件优先顺序解释；除招标文件中有特别规定外，仅适用于招标投标阶段的规定，按招标公告（投标邀请书）、投标人须知、评标办法、投标文件格式的先后顺序解释；同一组成文件不同版本之间有不一致的，以形成时间在后者为准。按本款前述规定仍不能形成结论的，由招标人负责解释。</w:t>
             </w:r>
           </w:p>
         </w:tc>
@@ -16545,7 +16472,7 @@
                 <w:sz w:val="21"/>
                 <w:szCs w:val="21"/>
               </w:rPr>
-              <w:t>11.9</w:t>
+              <w:t>11.10</w:t>
             </w:r>
           </w:p>
         </w:tc>
@@ -16569,7 +16496,7 @@
                 <w:rFonts w:hint="eastAsia"/>
                 <w:szCs w:val="21"/>
               </w:rPr>
-              <w:t>构成本招标文件的各个组成文件应互为解释，互为说明；如有不明确或不一致，构成合同文件组成内容的，以合同文件约定内容为准，且以专用合同条款约定的合同文件优先顺序解释；除招标文件中有特别规定外，仅适用于招标投标阶段的规定，按招标公告（投标邀请书）、投标人须知、评标办法、投标文件格式的先后顺序解释；同一组成文件不同版本之间有不一致的，以形成时间在后者为准。按本款前述规定仍不能形成结论的，由招标人负责解释。</w:t>
+              <w:t>构成招标文件组成部分的“合同条款”、“采购需求书”等章节中出现的措辞“买方”和“卖方”，在招标投标阶段应当分别按“招标人”和“投标人/中标人”进行理解。“本工程”与“本项目”为同等含义。</w:t>
             </w:r>
           </w:p>
         </w:tc>
@@ -16616,7 +16543,7 @@
                 <w:sz w:val="21"/>
                 <w:szCs w:val="21"/>
               </w:rPr>
-              <w:t>11.10</w:t>
+              <w:t>11.11</w:t>
             </w:r>
           </w:p>
         </w:tc>
@@ -16624,7 +16551,6 @@
           <w:tcPr>
             <w:tcW w:w="8426" w:type="dxa"/>
             <w:gridSpan w:val="2"/>
-            <w:vAlign w:val="center"/>
           </w:tcPr>
           <w:p>
             <w:pPr>
@@ -16640,7 +16566,72 @@
                 <w:rFonts w:hint="eastAsia"/>
                 <w:szCs w:val="21"/>
               </w:rPr>
-              <w:t>构成招标文件组成部分的“合同条款”、“采购需求书”等章节中出现的措辞“买方”和“卖方”，在招标投标阶段应当分别按“招标人”和“投标人/中标人”进行理解。“本工程”与“本项目”为同等含义。</w:t>
+              <w:t>投标人应承担所有与准备和参加投标有关的费用，招标人不给予任何设计补偿。对未中标投人不作任何解释说明，本次招标的投标成果归招标人所有。</w:t>
+            </w:r>
+          </w:p>
+        </w:tc>
+      </w:tr>
+      <w:tr>
+        <w:tblPrEx>
+          <w:tblBorders>
+            <w:top w:val="single" w:color="auto" w:sz="4" w:space="0"/>
+            <w:left w:val="single" w:color="auto" w:sz="4" w:space="0"/>
+            <w:bottom w:val="single" w:color="auto" w:sz="4" w:space="0"/>
+            <w:right w:val="single" w:color="auto" w:sz="4" w:space="0"/>
+            <w:insideH w:val="single" w:color="auto" w:sz="4" w:space="0"/>
+            <w:insideV w:val="single" w:color="auto" w:sz="4" w:space="0"/>
+          </w:tblBorders>
+        </w:tblPrEx>
+        <w:trPr>
+          <w:trHeight w:val="454" w:hRule="atLeast"/>
+        </w:trPr>
+        <w:tc>
+          <w:tcPr>
+            <w:tcW w:w="1088" w:type="dxa"/>
+            <w:vAlign w:val="center"/>
+          </w:tcPr>
+          <w:p>
+            <w:pPr>
+              <w:pStyle w:val="2"/>
+              <w:spacing w:line="240" w:lineRule="auto"/>
+              <w:ind w:firstLine="0" w:firstLineChars="0"/>
+              <w:jc w:val="center"/>
+              <w:rPr>
+                <w:sz w:val="21"/>
+                <w:szCs w:val="21"/>
+              </w:rPr>
+            </w:pPr>
+            <w:r>
+              <w:rPr>
+                <w:rFonts w:hint="eastAsia"/>
+                <w:sz w:val="21"/>
+                <w:szCs w:val="21"/>
+              </w:rPr>
+              <w:t>11.12</w:t>
+            </w:r>
+          </w:p>
+        </w:tc>
+        <w:tc>
+          <w:tcPr>
+            <w:tcW w:w="8426" w:type="dxa"/>
+            <w:gridSpan w:val="2"/>
+            <w:vAlign w:val="center"/>
+          </w:tcPr>
+          <w:p>
+            <w:pPr>
+              <w:pStyle w:val="37"/>
+              <w:spacing w:line="340" w:lineRule="exact"/>
+              <w:ind w:left="42" w:leftChars="20" w:right="42" w:rightChars="20"/>
+              <w:rPr>
+                <w:szCs w:val="21"/>
+              </w:rPr>
+            </w:pPr>
+            <w:r>
+              <w:rPr>
+                <w:rFonts w:hint="eastAsia"/>
+                <w:szCs w:val="21"/>
+              </w:rPr>
+              <w:t>投标人在投标文件中有隐瞒事实、弄虚作假的行为，或有不按招标文件的要求如实提供有关情况、文件、证明等资料的行为，或有所提供的有关情况、文件、证明等资料与经查实的事实不符的行为，且上述行为对该投标人有利的，按照不合格投标人处理。已被列为中标候选人的，取消其中标候选人资格。已中标的，依据有关法律法规规章的规定处理；</w:t>
             </w:r>
           </w:p>
         </w:tc>
@@ -16687,7 +16678,7 @@
                 <w:sz w:val="21"/>
                 <w:szCs w:val="21"/>
               </w:rPr>
-              <w:t>11.11</w:t>
+              <w:t>11.13</w:t>
             </w:r>
           </w:p>
         </w:tc>
@@ -16695,6 +16686,7 @@
           <w:tcPr>
             <w:tcW w:w="8426" w:type="dxa"/>
             <w:gridSpan w:val="2"/>
+            <w:vAlign w:val="center"/>
           </w:tcPr>
           <w:p>
             <w:pPr>
@@ -16710,7 +16702,7 @@
                 <w:rFonts w:hint="eastAsia"/>
                 <w:szCs w:val="21"/>
               </w:rPr>
-              <w:t>投标人应承担所有与准备和参加投标有关的费用，招标人不给予任何设计补偿。对未中标投人不作任何解释说明，本次招标的投标成果归招标人所有。</w:t>
+              <w:t>中标通知书发出以前，中标候选人的情况发生变化，致使其达不到合格投标人资格条件的，取消其中标候选人资格</w:t>
             </w:r>
           </w:p>
         </w:tc>
@@ -16757,7 +16749,7 @@
                 <w:sz w:val="21"/>
                 <w:szCs w:val="21"/>
               </w:rPr>
-              <w:t>11.12</w:t>
+              <w:t>11.14</w:t>
             </w:r>
           </w:p>
         </w:tc>
@@ -16781,7 +16773,7 @@
                 <w:rFonts w:hint="eastAsia"/>
                 <w:szCs w:val="21"/>
               </w:rPr>
-              <w:t>投标人在投标文件中有隐瞒事实、弄虚作假的行为，或有不按招标文件的要求如实提供有关情况、文件、证明等资料的行为，或有所提供的有关情况、文件、证明等资料与经查实的事实不符的行为，且上述行为对该投标人有利的，按照不合格投标人处理。已被列为中标候选人的，取消其中标候选人资格。已中标的，依据有关法律法规规章的规定处理；</w:t>
+              <w:t>合同签订前如采购标的数量发生变化，双方同意单价不变，根据调整后的数量乘以单价来调整合同总价。</w:t>
             </w:r>
           </w:p>
         </w:tc>
@@ -16828,7 +16820,14 @@
                 <w:sz w:val="21"/>
                 <w:szCs w:val="21"/>
               </w:rPr>
-              <w:t>11.13</w:t>
+              <w:t>11.1</w:t>
+            </w:r>
+            <w:r>
+              <w:rPr>
+                <w:sz w:val="21"/>
+                <w:szCs w:val="21"/>
+              </w:rPr>
+              <w:t>5</w:t>
             </w:r>
           </w:p>
         </w:tc>
@@ -16852,7 +16851,7 @@
                 <w:rFonts w:hint="eastAsia"/>
                 <w:szCs w:val="21"/>
               </w:rPr>
-              <w:t>中标通知书发出以前，中标候选人的情况发生变化，致使其达不到合格投标人资格条件的，取消其中标候选人资格</w:t>
+              <w:t>通过五矿集团供应链管理平台开展电子化招标的，平台上供应商模块可查询到的资质文件，可作为评标依据。</w:t>
             </w:r>
           </w:p>
         </w:tc>
@@ -16899,155 +16898,6 @@
                 <w:sz w:val="21"/>
                 <w:szCs w:val="21"/>
               </w:rPr>
-              <w:t>11.14</w:t>
-            </w:r>
-          </w:p>
-        </w:tc>
-        <w:tc>
-          <w:tcPr>
-            <w:tcW w:w="8426" w:type="dxa"/>
-            <w:gridSpan w:val="2"/>
-            <w:vAlign w:val="center"/>
-          </w:tcPr>
-          <w:p>
-            <w:pPr>
-              <w:pStyle w:val="37"/>
-              <w:spacing w:line="340" w:lineRule="exact"/>
-              <w:ind w:left="42" w:leftChars="20" w:right="42" w:rightChars="20"/>
-              <w:rPr>
-                <w:szCs w:val="21"/>
-              </w:rPr>
-            </w:pPr>
-            <w:r>
-              <w:rPr>
-                <w:rFonts w:hint="eastAsia"/>
-                <w:szCs w:val="21"/>
-              </w:rPr>
-              <w:t>合同签订前如采购标的数量发生变化，双方同意单价不变，根据调整后的数量乘以单价来调整合同总价。</w:t>
-            </w:r>
-          </w:p>
-        </w:tc>
-      </w:tr>
-      <w:tr>
-        <w:tblPrEx>
-          <w:tblBorders>
-            <w:top w:val="single" w:color="auto" w:sz="4" w:space="0"/>
-            <w:left w:val="single" w:color="auto" w:sz="4" w:space="0"/>
-            <w:bottom w:val="single" w:color="auto" w:sz="4" w:space="0"/>
-            <w:right w:val="single" w:color="auto" w:sz="4" w:space="0"/>
-            <w:insideH w:val="single" w:color="auto" w:sz="4" w:space="0"/>
-            <w:insideV w:val="single" w:color="auto" w:sz="4" w:space="0"/>
-          </w:tblBorders>
-          <w:tblCellMar>
-            <w:top w:w="0" w:type="dxa"/>
-            <w:left w:w="108" w:type="dxa"/>
-            <w:bottom w:w="0" w:type="dxa"/>
-            <w:right w:w="108" w:type="dxa"/>
-          </w:tblCellMar>
-        </w:tblPrEx>
-        <w:trPr>
-          <w:trHeight w:val="454" w:hRule="atLeast"/>
-        </w:trPr>
-        <w:tc>
-          <w:tcPr>
-            <w:tcW w:w="1088" w:type="dxa"/>
-            <w:vAlign w:val="center"/>
-          </w:tcPr>
-          <w:p>
-            <w:pPr>
-              <w:pStyle w:val="2"/>
-              <w:spacing w:line="240" w:lineRule="auto"/>
-              <w:ind w:firstLine="0" w:firstLineChars="0"/>
-              <w:jc w:val="center"/>
-              <w:rPr>
-                <w:sz w:val="21"/>
-                <w:szCs w:val="21"/>
-              </w:rPr>
-            </w:pPr>
-            <w:r>
-              <w:rPr>
-                <w:rFonts w:hint="eastAsia"/>
-                <w:sz w:val="21"/>
-                <w:szCs w:val="21"/>
-              </w:rPr>
-              <w:t>11.1</w:t>
-            </w:r>
-            <w:r>
-              <w:rPr>
-                <w:sz w:val="21"/>
-                <w:szCs w:val="21"/>
-              </w:rPr>
-              <w:t>5</w:t>
-            </w:r>
-          </w:p>
-        </w:tc>
-        <w:tc>
-          <w:tcPr>
-            <w:tcW w:w="8426" w:type="dxa"/>
-            <w:gridSpan w:val="2"/>
-            <w:vAlign w:val="center"/>
-          </w:tcPr>
-          <w:p>
-            <w:pPr>
-              <w:pStyle w:val="37"/>
-              <w:spacing w:line="340" w:lineRule="exact"/>
-              <w:ind w:left="42" w:leftChars="20" w:right="42" w:rightChars="20"/>
-              <w:rPr>
-                <w:szCs w:val="21"/>
-              </w:rPr>
-            </w:pPr>
-            <w:r>
-              <w:rPr>
-                <w:rFonts w:hint="eastAsia"/>
-                <w:szCs w:val="21"/>
-              </w:rPr>
-              <w:t>通过五矿集团供应链管理平台开展电子化招标的，平台上供应商模块可查询到的资质文件，可作为评标依据。</w:t>
-            </w:r>
-          </w:p>
-        </w:tc>
-      </w:tr>
-      <w:tr>
-        <w:tblPrEx>
-          <w:tblBorders>
-            <w:top w:val="single" w:color="auto" w:sz="4" w:space="0"/>
-            <w:left w:val="single" w:color="auto" w:sz="4" w:space="0"/>
-            <w:bottom w:val="single" w:color="auto" w:sz="4" w:space="0"/>
-            <w:right w:val="single" w:color="auto" w:sz="4" w:space="0"/>
-            <w:insideH w:val="single" w:color="auto" w:sz="4" w:space="0"/>
-            <w:insideV w:val="single" w:color="auto" w:sz="4" w:space="0"/>
-          </w:tblBorders>
-          <w:tblCellMar>
-            <w:top w:w="0" w:type="dxa"/>
-            <w:left w:w="108" w:type="dxa"/>
-            <w:bottom w:w="0" w:type="dxa"/>
-            <w:right w:w="108" w:type="dxa"/>
-          </w:tblCellMar>
-        </w:tblPrEx>
-        <w:trPr>
-          <w:trHeight w:val="454" w:hRule="atLeast"/>
-        </w:trPr>
-        <w:tc>
-          <w:tcPr>
-            <w:tcW w:w="1088" w:type="dxa"/>
-            <w:vAlign w:val="center"/>
-          </w:tcPr>
-          <w:p>
-            <w:pPr>
-              <w:pStyle w:val="2"/>
-              <w:spacing w:line="240" w:lineRule="auto"/>
-              <w:ind w:firstLine="0" w:firstLineChars="0"/>
-              <w:jc w:val="center"/>
-              <w:rPr>
-                <w:sz w:val="21"/>
-                <w:szCs w:val="21"/>
-              </w:rPr>
-            </w:pPr>
-            <w:r>
-              <w:rPr>
-                <w:rFonts w:hint="eastAsia"/>
-                <w:sz w:val="21"/>
-                <w:szCs w:val="21"/>
-              </w:rPr>
               <w:t>11.1</w:t>
             </w:r>
             <w:r>
@@ -17147,8 +16997,8 @@
         <w:pStyle w:val="7"/>
         <w:ind w:left="105"/>
       </w:pPr>
-      <w:bookmarkStart w:id="81" w:name="_Toc13129"/>
-      <w:bookmarkStart w:id="82" w:name="_Toc11387"/>
+      <w:bookmarkStart w:id="81" w:name="_Toc11387"/>
+      <w:bookmarkStart w:id="82" w:name="_Toc13129"/>
       <w:bookmarkStart w:id="83" w:name="_Toc14255"/>
       <w:r>
         <w:rPr>
@@ -17197,9 +17047,9 @@
         <w:pStyle w:val="7"/>
         <w:ind w:left="105"/>
       </w:pPr>
-      <w:bookmarkStart w:id="84" w:name="_Toc28519"/>
-      <w:bookmarkStart w:id="85" w:name="_Toc21253"/>
-      <w:bookmarkStart w:id="86" w:name="_Toc11150"/>
+      <w:bookmarkStart w:id="84" w:name="_Toc21253"/>
+      <w:bookmarkStart w:id="85" w:name="_Toc11150"/>
+      <w:bookmarkStart w:id="86" w:name="_Toc28519"/>
       <w:r>
         <w:rPr>
           <w:rFonts w:hint="eastAsia"/>
@@ -17232,8 +17082,8 @@
         <w:ind w:left="105"/>
       </w:pPr>
       <w:bookmarkStart w:id="87" w:name="_Toc16926"/>
-      <w:bookmarkStart w:id="88" w:name="_Toc29672"/>
-      <w:bookmarkStart w:id="89" w:name="_Toc5820"/>
+      <w:bookmarkStart w:id="88" w:name="_Toc5820"/>
+      <w:bookmarkStart w:id="89" w:name="_Toc29672"/>
       <w:r>
         <w:rPr>
           <w:rFonts w:hint="eastAsia"/>
@@ -17537,9 +17387,9 @@
         <w:pStyle w:val="7"/>
         <w:ind w:left="105"/>
       </w:pPr>
-      <w:bookmarkStart w:id="93" w:name="_Toc14792"/>
-      <w:bookmarkStart w:id="94" w:name="_Toc14454"/>
-      <w:bookmarkStart w:id="95" w:name="_Toc29728"/>
+      <w:bookmarkStart w:id="93" w:name="_Toc29728"/>
+      <w:bookmarkStart w:id="94" w:name="_Toc14792"/>
+      <w:bookmarkStart w:id="95" w:name="_Toc14454"/>
       <w:r>
         <w:rPr>
           <w:rFonts w:hint="eastAsia"/>
@@ -17563,8 +17413,8 @@
         <w:pStyle w:val="7"/>
         <w:ind w:left="105"/>
       </w:pPr>
-      <w:bookmarkStart w:id="96" w:name="_Toc21295"/>
-      <w:bookmarkStart w:id="97" w:name="_Toc20365"/>
+      <w:bookmarkStart w:id="96" w:name="_Toc20365"/>
+      <w:bookmarkStart w:id="97" w:name="_Toc21295"/>
       <w:bookmarkStart w:id="98" w:name="_Toc19997"/>
       <w:r>
         <w:rPr>
@@ -17589,9 +17439,9 @@
         <w:pStyle w:val="7"/>
         <w:ind w:left="105"/>
       </w:pPr>
-      <w:bookmarkStart w:id="99" w:name="_Toc11441"/>
-      <w:bookmarkStart w:id="100" w:name="_Toc26535"/>
-      <w:bookmarkStart w:id="101" w:name="_Toc2736"/>
+      <w:bookmarkStart w:id="99" w:name="_Toc26535"/>
+      <w:bookmarkStart w:id="100" w:name="_Toc2736"/>
+      <w:bookmarkStart w:id="101" w:name="_Toc11441"/>
       <w:r>
         <w:rPr>
           <w:rFonts w:hint="eastAsia"/>
@@ -17615,9 +17465,9 @@
         <w:pStyle w:val="7"/>
         <w:ind w:left="105"/>
       </w:pPr>
-      <w:bookmarkStart w:id="102" w:name="_Toc22559"/>
-      <w:bookmarkStart w:id="103" w:name="_Toc1799"/>
-      <w:bookmarkStart w:id="104" w:name="_Toc18887"/>
+      <w:bookmarkStart w:id="102" w:name="_Toc1799"/>
+      <w:bookmarkStart w:id="103" w:name="_Toc18887"/>
+      <w:bookmarkStart w:id="104" w:name="_Toc22559"/>
       <w:r>
         <w:rPr>
           <w:rFonts w:hint="eastAsia"/>
@@ -17647,8 +17497,8 @@
         <w:pStyle w:val="7"/>
         <w:ind w:left="105"/>
       </w:pPr>
-      <w:bookmarkStart w:id="105" w:name="_Toc29366"/>
-      <w:bookmarkStart w:id="106" w:name="_Toc12929"/>
+      <w:bookmarkStart w:id="105" w:name="_Toc12929"/>
+      <w:bookmarkStart w:id="106" w:name="_Toc29366"/>
       <w:bookmarkStart w:id="107" w:name="_Toc28863"/>
       <w:r>
         <w:rPr>
@@ -17746,8 +17596,8 @@
       <w:pPr>
         <w:pStyle w:val="6"/>
       </w:pPr>
-      <w:bookmarkStart w:id="111" w:name="_Toc1510"/>
-      <w:bookmarkStart w:id="112" w:name="_Toc1511"/>
+      <w:bookmarkStart w:id="111" w:name="_Toc1511"/>
+      <w:bookmarkStart w:id="112" w:name="_Toc1510"/>
       <w:bookmarkStart w:id="113" w:name="_Toc15013"/>
       <w:r>
         <w:rPr>
@@ -17765,8 +17615,8 @@
         <w:ind w:left="105"/>
       </w:pPr>
       <w:bookmarkStart w:id="114" w:name="_Toc12379"/>
-      <w:bookmarkStart w:id="115" w:name="_Toc25626"/>
-      <w:bookmarkStart w:id="116" w:name="_Toc13246"/>
+      <w:bookmarkStart w:id="115" w:name="_Toc13246"/>
+      <w:bookmarkStart w:id="116" w:name="_Toc25626"/>
       <w:r>
         <w:rPr>
           <w:rFonts w:hint="eastAsia"/>
@@ -17917,9 +17767,9 @@
         <w:pStyle w:val="7"/>
         <w:ind w:left="105"/>
       </w:pPr>
-      <w:bookmarkStart w:id="120" w:name="_Toc30874"/>
-      <w:bookmarkStart w:id="121" w:name="_Toc21105"/>
-      <w:bookmarkStart w:id="122" w:name="_Toc26274"/>
+      <w:bookmarkStart w:id="120" w:name="_Toc21105"/>
+      <w:bookmarkStart w:id="121" w:name="_Toc26274"/>
+      <w:bookmarkStart w:id="122" w:name="_Toc30874"/>
       <w:r>
         <w:rPr>
           <w:rFonts w:hint="eastAsia"/>
@@ -17979,9 +17829,9 @@
         <w:pStyle w:val="7"/>
         <w:ind w:left="105"/>
       </w:pPr>
-      <w:bookmarkStart w:id="123" w:name="_Toc6993"/>
-      <w:bookmarkStart w:id="124" w:name="_Toc5578"/>
-      <w:bookmarkStart w:id="125" w:name="_Toc1015"/>
+      <w:bookmarkStart w:id="123" w:name="_Toc5578"/>
+      <w:bookmarkStart w:id="124" w:name="_Toc1015"/>
+      <w:bookmarkStart w:id="125" w:name="_Toc6993"/>
       <w:r>
         <w:rPr>
           <w:rFonts w:hint="eastAsia"/>
@@ -18038,8 +17888,8 @@
       <w:pPr>
         <w:pStyle w:val="6"/>
       </w:pPr>
-      <w:bookmarkStart w:id="126" w:name="_Toc31077"/>
-      <w:bookmarkStart w:id="127" w:name="_Toc24423"/>
+      <w:bookmarkStart w:id="126" w:name="_Toc24423"/>
+      <w:bookmarkStart w:id="127" w:name="_Toc31077"/>
       <w:bookmarkStart w:id="128" w:name="_Toc24041"/>
       <w:r>
         <w:rPr>
@@ -18056,9 +17906,9 @@
         <w:pStyle w:val="7"/>
         <w:ind w:left="105"/>
       </w:pPr>
-      <w:bookmarkStart w:id="129" w:name="_Toc19844"/>
-      <w:bookmarkStart w:id="130" w:name="_Toc18416"/>
-      <w:bookmarkStart w:id="131" w:name="_Toc23283"/>
+      <w:bookmarkStart w:id="129" w:name="_Toc18416"/>
+      <w:bookmarkStart w:id="130" w:name="_Toc23283"/>
+      <w:bookmarkStart w:id="131" w:name="_Toc19844"/>
       <w:r>
         <w:rPr>
           <w:rFonts w:hint="eastAsia"/>
@@ -18255,9 +18105,9 @@
         <w:pStyle w:val="7"/>
         <w:ind w:left="105"/>
       </w:pPr>
-      <w:bookmarkStart w:id="132" w:name="_Toc20605"/>
-      <w:bookmarkStart w:id="133" w:name="_Toc12201"/>
-      <w:bookmarkStart w:id="134" w:name="_Toc8487"/>
+      <w:bookmarkStart w:id="132" w:name="_Toc12201"/>
+      <w:bookmarkStart w:id="133" w:name="_Toc8487"/>
+      <w:bookmarkStart w:id="134" w:name="_Toc20605"/>
       <w:r>
         <w:rPr>
           <w:rFonts w:hint="eastAsia"/>
@@ -18327,9 +18177,9 @@
         <w:pStyle w:val="7"/>
         <w:ind w:left="105"/>
       </w:pPr>
-      <w:bookmarkStart w:id="136" w:name="_Toc5475"/>
-      <w:bookmarkStart w:id="137" w:name="_Toc5397"/>
-      <w:bookmarkStart w:id="138" w:name="_Toc15553"/>
+      <w:bookmarkStart w:id="136" w:name="_Toc5397"/>
+      <w:bookmarkStart w:id="137" w:name="_Toc15553"/>
+      <w:bookmarkStart w:id="138" w:name="_Toc5475"/>
       <w:r>
         <w:rPr>
           <w:rFonts w:hint="eastAsia"/>
@@ -18381,9 +18231,9 @@
         <w:pStyle w:val="7"/>
         <w:ind w:left="105"/>
       </w:pPr>
-      <w:bookmarkStart w:id="139" w:name="_Toc2230"/>
-      <w:bookmarkStart w:id="140" w:name="_Toc32368"/>
-      <w:bookmarkStart w:id="141" w:name="_Toc27844"/>
+      <w:bookmarkStart w:id="139" w:name="_Toc32368"/>
+      <w:bookmarkStart w:id="140" w:name="_Toc27844"/>
+      <w:bookmarkStart w:id="141" w:name="_Toc2230"/>
       <w:r>
         <w:rPr>
           <w:rFonts w:hint="eastAsia"/>
@@ -18528,9 +18378,9 @@
         <w:pStyle w:val="7"/>
         <w:ind w:left="105"/>
       </w:pPr>
-      <w:bookmarkStart w:id="145" w:name="_Toc27176"/>
-      <w:bookmarkStart w:id="146" w:name="_Toc11442"/>
-      <w:bookmarkStart w:id="147" w:name="_Toc14760"/>
+      <w:bookmarkStart w:id="145" w:name="_Toc14760"/>
+      <w:bookmarkStart w:id="146" w:name="_Toc27176"/>
+      <w:bookmarkStart w:id="147" w:name="_Toc11442"/>
       <w:r>
         <w:rPr>
           <w:rFonts w:hint="eastAsia"/>
@@ -18735,8 +18585,8 @@
         <w:pStyle w:val="6"/>
       </w:pPr>
       <w:bookmarkStart w:id="154" w:name="_Toc4014"/>
-      <w:bookmarkStart w:id="155" w:name="_Toc1660"/>
-      <w:bookmarkStart w:id="156" w:name="_Toc16676"/>
+      <w:bookmarkStart w:id="155" w:name="_Toc16676"/>
+      <w:bookmarkStart w:id="156" w:name="_Toc1660"/>
       <w:r>
         <w:rPr>
           <w:rFonts w:hint="eastAsia"/>
@@ -18752,9 +18602,9 @@
         <w:pStyle w:val="7"/>
         <w:ind w:left="105"/>
       </w:pPr>
-      <w:bookmarkStart w:id="157" w:name="_Toc21489"/>
-      <w:bookmarkStart w:id="158" w:name="_Toc7302"/>
-      <w:bookmarkStart w:id="159" w:name="_Toc32717"/>
+      <w:bookmarkStart w:id="157" w:name="_Toc32717"/>
+      <w:bookmarkStart w:id="158" w:name="_Toc21489"/>
+      <w:bookmarkStart w:id="159" w:name="_Toc7302"/>
       <w:r>
         <w:rPr>
           <w:rFonts w:hint="eastAsia"/>
@@ -18794,9 +18644,9 @@
         <w:pStyle w:val="7"/>
         <w:ind w:left="105"/>
       </w:pPr>
-      <w:bookmarkStart w:id="160" w:name="_Toc31208"/>
-      <w:bookmarkStart w:id="161" w:name="_Toc23882"/>
-      <w:bookmarkStart w:id="162" w:name="_Toc22436"/>
+      <w:bookmarkStart w:id="160" w:name="_Toc23882"/>
+      <w:bookmarkStart w:id="161" w:name="_Toc22436"/>
+      <w:bookmarkStart w:id="162" w:name="_Toc31208"/>
       <w:r>
         <w:rPr>
           <w:rFonts w:hint="eastAsia"/>
@@ -18852,9 +18702,9 @@
         <w:pStyle w:val="7"/>
         <w:ind w:left="105"/>
       </w:pPr>
-      <w:bookmarkStart w:id="163" w:name="_Toc5445"/>
-      <w:bookmarkStart w:id="164" w:name="_Toc29617"/>
-      <w:bookmarkStart w:id="165" w:name="_Toc14362"/>
+      <w:bookmarkStart w:id="163" w:name="_Toc29617"/>
+      <w:bookmarkStart w:id="164" w:name="_Toc14362"/>
+      <w:bookmarkStart w:id="165" w:name="_Toc5445"/>
       <w:r>
         <w:rPr>
           <w:rFonts w:hint="eastAsia"/>
@@ -18916,8 +18766,8 @@
         <w:pStyle w:val="6"/>
       </w:pPr>
       <w:bookmarkStart w:id="167" w:name="_Toc13745"/>
-      <w:bookmarkStart w:id="168" w:name="_Toc14206"/>
-      <w:bookmarkStart w:id="169" w:name="_Toc13434"/>
+      <w:bookmarkStart w:id="168" w:name="_Toc13434"/>
+      <w:bookmarkStart w:id="169" w:name="_Toc14206"/>
       <w:r>
         <w:rPr>
           <w:rFonts w:hint="eastAsia"/>
@@ -18933,9 +18783,9 @@
         <w:pStyle w:val="7"/>
         <w:ind w:left="105"/>
       </w:pPr>
-      <w:bookmarkStart w:id="170" w:name="_Toc25547"/>
-      <w:bookmarkStart w:id="171" w:name="_Toc28164"/>
-      <w:bookmarkStart w:id="172" w:name="_Toc9472"/>
+      <w:bookmarkStart w:id="170" w:name="_Toc9472"/>
+      <w:bookmarkStart w:id="171" w:name="_Toc25547"/>
+      <w:bookmarkStart w:id="172" w:name="_Toc28164"/>
       <w:r>
         <w:rPr>
           <w:rFonts w:hint="eastAsia"/>
@@ -18959,9 +18809,9 @@
         <w:pStyle w:val="7"/>
         <w:ind w:left="105"/>
       </w:pPr>
-      <w:bookmarkStart w:id="173" w:name="_Toc24624"/>
+      <w:bookmarkStart w:id="173" w:name="_Toc9641"/>
       <w:bookmarkStart w:id="174" w:name="_Toc5686"/>
-      <w:bookmarkStart w:id="175" w:name="_Toc9641"/>
+      <w:bookmarkStart w:id="175" w:name="_Toc24624"/>
       <w:r>
         <w:rPr>
           <w:rFonts w:hint="eastAsia"/>
@@ -19011,8 +18861,8 @@
         <w:pStyle w:val="6"/>
       </w:pPr>
       <w:bookmarkStart w:id="179" w:name="_Toc8916"/>
-      <w:bookmarkStart w:id="180" w:name="_Toc7419"/>
-      <w:bookmarkStart w:id="181" w:name="_Toc1933"/>
+      <w:bookmarkStart w:id="180" w:name="_Toc1933"/>
+      <w:bookmarkStart w:id="181" w:name="_Toc7419"/>
       <w:r>
         <w:rPr>
           <w:rFonts w:hint="eastAsia"/>
@@ -19029,8 +18879,8 @@
         <w:ind w:left="105"/>
       </w:pPr>
       <w:bookmarkStart w:id="182" w:name="_Toc2072"/>
-      <w:bookmarkStart w:id="183" w:name="_Toc15336"/>
-      <w:bookmarkStart w:id="184" w:name="_Toc27856"/>
+      <w:bookmarkStart w:id="183" w:name="_Toc27856"/>
+      <w:bookmarkStart w:id="184" w:name="_Toc15336"/>
       <w:r>
         <w:rPr>
           <w:rFonts w:hint="eastAsia"/>
@@ -19110,9 +18960,9 @@
         <w:pStyle w:val="7"/>
         <w:ind w:left="105"/>
       </w:pPr>
-      <w:bookmarkStart w:id="185" w:name="_Toc4839"/>
+      <w:bookmarkStart w:id="185" w:name="_Toc19046"/>
       <w:bookmarkStart w:id="186" w:name="_Toc19779"/>
-      <w:bookmarkStart w:id="187" w:name="_Toc19046"/>
+      <w:bookmarkStart w:id="187" w:name="_Toc4839"/>
       <w:r>
         <w:rPr>
           <w:rFonts w:hint="eastAsia"/>
@@ -19136,9 +18986,9 @@
         <w:pStyle w:val="7"/>
         <w:ind w:left="105"/>
       </w:pPr>
-      <w:bookmarkStart w:id="188" w:name="_Toc17898"/>
-      <w:bookmarkStart w:id="189" w:name="_Toc15974"/>
-      <w:bookmarkStart w:id="190" w:name="_Toc17141"/>
+      <w:bookmarkStart w:id="188" w:name="_Toc15974"/>
+      <w:bookmarkStart w:id="189" w:name="_Toc17141"/>
+      <w:bookmarkStart w:id="190" w:name="_Toc17898"/>
       <w:r>
         <w:rPr>
           <w:rFonts w:hint="eastAsia"/>
@@ -19169,9 +19019,9 @@
       <w:pPr>
         <w:pStyle w:val="6"/>
       </w:pPr>
-      <w:bookmarkStart w:id="191" w:name="_Toc12401"/>
+      <w:bookmarkStart w:id="191" w:name="_Toc14595"/>
       <w:bookmarkStart w:id="192" w:name="_Toc9445"/>
-      <w:bookmarkStart w:id="193" w:name="_Toc14595"/>
+      <w:bookmarkStart w:id="193" w:name="_Toc12401"/>
       <w:r>
         <w:rPr>
           <w:rFonts w:hint="eastAsia"/>
@@ -19187,9 +19037,9 @@
         <w:pStyle w:val="7"/>
         <w:ind w:left="105"/>
       </w:pPr>
-      <w:bookmarkStart w:id="194" w:name="_Toc11413"/>
-      <w:bookmarkStart w:id="195" w:name="_Toc1828"/>
-      <w:bookmarkStart w:id="196" w:name="_Toc15507"/>
+      <w:bookmarkStart w:id="194" w:name="_Toc1828"/>
+      <w:bookmarkStart w:id="195" w:name="_Toc15507"/>
+      <w:bookmarkStart w:id="196" w:name="_Toc11413"/>
       <w:r>
         <w:rPr>
           <w:rFonts w:hint="eastAsia"/>
@@ -19245,8 +19095,8 @@
         <w:pStyle w:val="7"/>
         <w:ind w:left="105"/>
       </w:pPr>
-      <w:bookmarkStart w:id="200" w:name="_Toc12758"/>
-      <w:bookmarkStart w:id="201" w:name="_Toc27412"/>
+      <w:bookmarkStart w:id="200" w:name="_Toc27412"/>
+      <w:bookmarkStart w:id="201" w:name="_Toc12758"/>
       <w:bookmarkStart w:id="202" w:name="_Toc32353"/>
       <w:r>
         <w:rPr>
@@ -19271,9 +19121,9 @@
         <w:pStyle w:val="7"/>
         <w:ind w:left="105"/>
       </w:pPr>
-      <w:bookmarkStart w:id="203" w:name="_Toc7910"/>
-      <w:bookmarkStart w:id="204" w:name="_Toc957"/>
-      <w:bookmarkStart w:id="205" w:name="_Toc20045"/>
+      <w:bookmarkStart w:id="203" w:name="_Toc957"/>
+      <w:bookmarkStart w:id="204" w:name="_Toc20045"/>
+      <w:bookmarkStart w:id="205" w:name="_Toc7910"/>
       <w:r>
         <w:rPr>
           <w:rFonts w:hint="eastAsia"/>
@@ -19298,8 +19148,8 @@
         <w:ind w:left="105"/>
       </w:pPr>
       <w:bookmarkStart w:id="206" w:name="_Toc580"/>
-      <w:bookmarkStart w:id="207" w:name="_Toc21696"/>
-      <w:bookmarkStart w:id="208" w:name="_Toc20048"/>
+      <w:bookmarkStart w:id="207" w:name="_Toc20048"/>
+      <w:bookmarkStart w:id="208" w:name="_Toc21696"/>
       <w:r>
         <w:rPr>
           <w:rFonts w:hint="eastAsia"/>
@@ -19357,9 +19207,9 @@
         <w:pStyle w:val="7"/>
         <w:ind w:left="105"/>
       </w:pPr>
-      <w:bookmarkStart w:id="212" w:name="_Toc15741"/>
-      <w:bookmarkStart w:id="213" w:name="_Toc25613"/>
-      <w:bookmarkStart w:id="214" w:name="_Toc6528"/>
+      <w:bookmarkStart w:id="212" w:name="_Toc6528"/>
+      <w:bookmarkStart w:id="213" w:name="_Toc15741"/>
+      <w:bookmarkStart w:id="214" w:name="_Toc25613"/>
       <w:r>
         <w:rPr>
           <w:rFonts w:hint="eastAsia"/>
@@ -19399,8 +19249,8 @@
         <w:pStyle w:val="6"/>
       </w:pPr>
       <w:bookmarkStart w:id="215" w:name="_Toc10858"/>
-      <w:bookmarkStart w:id="216" w:name="_Toc17309"/>
-      <w:bookmarkStart w:id="217" w:name="_Toc9618"/>
+      <w:bookmarkStart w:id="216" w:name="_Toc9618"/>
+      <w:bookmarkStart w:id="217" w:name="_Toc17309"/>
       <w:r>
         <w:rPr>
           <w:rFonts w:hint="eastAsia"/>
@@ -19416,9 +19266,9 @@
         <w:pStyle w:val="7"/>
         <w:ind w:left="105"/>
       </w:pPr>
-      <w:bookmarkStart w:id="218" w:name="_Toc3465"/>
-      <w:bookmarkStart w:id="219" w:name="_Toc21509"/>
-      <w:bookmarkStart w:id="220" w:name="_Toc2780"/>
+      <w:bookmarkStart w:id="218" w:name="_Toc21509"/>
+      <w:bookmarkStart w:id="219" w:name="_Toc2780"/>
+      <w:bookmarkStart w:id="220" w:name="_Toc3465"/>
       <w:r>
         <w:rPr>
           <w:rFonts w:hint="eastAsia"/>
@@ -19467,8 +19317,8 @@
         <w:ind w:left="105"/>
       </w:pPr>
       <w:bookmarkStart w:id="221" w:name="_Toc11156"/>
-      <w:bookmarkStart w:id="222" w:name="_Toc3790"/>
-      <w:bookmarkStart w:id="223" w:name="_Toc23987"/>
+      <w:bookmarkStart w:id="222" w:name="_Toc23987"/>
+      <w:bookmarkStart w:id="223" w:name="_Toc3790"/>
       <w:r>
         <w:rPr>
           <w:rFonts w:hint="eastAsia"/>
@@ -19500,8 +19350,8 @@
         <w:pStyle w:val="6"/>
       </w:pPr>
       <w:bookmarkStart w:id="224" w:name="_Toc2164"/>
-      <w:bookmarkStart w:id="225" w:name="_Toc21006"/>
-      <w:bookmarkStart w:id="226" w:name="_Toc16251"/>
+      <w:bookmarkStart w:id="225" w:name="_Toc16251"/>
+      <w:bookmarkStart w:id="226" w:name="_Toc21006"/>
       <w:r>
         <w:rPr>
           <w:rFonts w:hint="eastAsia"/>
@@ -19543,8 +19393,8 @@
         <w:pStyle w:val="7"/>
         <w:ind w:left="105"/>
       </w:pPr>
-      <w:bookmarkStart w:id="230" w:name="_Toc13279"/>
-      <w:bookmarkStart w:id="231" w:name="_Toc23438"/>
+      <w:bookmarkStart w:id="230" w:name="_Toc23438"/>
+      <w:bookmarkStart w:id="231" w:name="_Toc13279"/>
       <w:bookmarkStart w:id="232" w:name="_Toc20290"/>
       <w:r>
         <w:rPr>
@@ -19570,8 +19420,8 @@
         <w:ind w:left="105"/>
       </w:pPr>
       <w:bookmarkStart w:id="233" w:name="_Toc14931"/>
-      <w:bookmarkStart w:id="234" w:name="_Toc24689"/>
-      <w:bookmarkStart w:id="235" w:name="_Toc8575"/>
+      <w:bookmarkStart w:id="234" w:name="_Toc8575"/>
+      <w:bookmarkStart w:id="235" w:name="_Toc24689"/>
       <w:r>
         <w:rPr>
           <w:rFonts w:hint="eastAsia"/>
@@ -19596,8 +19446,8 @@
         <w:ind w:left="105"/>
       </w:pPr>
       <w:bookmarkStart w:id="236" w:name="_Toc12465"/>
-      <w:bookmarkStart w:id="237" w:name="_Toc28463"/>
-      <w:bookmarkStart w:id="238" w:name="_Toc21337"/>
+      <w:bookmarkStart w:id="237" w:name="_Toc21337"/>
+      <w:bookmarkStart w:id="238" w:name="_Toc28463"/>
       <w:r>
         <w:rPr>
           <w:rFonts w:hint="eastAsia"/>
@@ -19622,8 +19472,8 @@
         <w:ind w:left="105"/>
       </w:pPr>
       <w:bookmarkStart w:id="239" w:name="_Toc7782"/>
-      <w:bookmarkStart w:id="240" w:name="_Toc7206"/>
-      <w:bookmarkStart w:id="241" w:name="_Toc5066"/>
+      <w:bookmarkStart w:id="240" w:name="_Toc5066"/>
+      <w:bookmarkStart w:id="241" w:name="_Toc7206"/>
       <w:r>
         <w:rPr>
           <w:rFonts w:hint="eastAsia"/>
@@ -19654,9 +19504,9 @@
       <w:pPr>
         <w:pStyle w:val="6"/>
       </w:pPr>
-      <w:bookmarkStart w:id="242" w:name="_Toc29711"/>
+      <w:bookmarkStart w:id="242" w:name="_Toc8552"/>
       <w:bookmarkStart w:id="243" w:name="_Toc6748"/>
-      <w:bookmarkStart w:id="244" w:name="_Toc8552"/>
+      <w:bookmarkStart w:id="244" w:name="_Toc29711"/>
       <w:r>
         <w:rPr>
           <w:rFonts w:hint="eastAsia"/>
@@ -19679,9 +19529,9 @@
       <w:pPr>
         <w:pStyle w:val="6"/>
       </w:pPr>
-      <w:bookmarkStart w:id="245" w:name="_Toc8985"/>
-      <w:bookmarkStart w:id="246" w:name="_Toc7785"/>
-      <w:bookmarkStart w:id="247" w:name="_Toc22761"/>
+      <w:bookmarkStart w:id="245" w:name="_Toc7785"/>
+      <w:bookmarkStart w:id="246" w:name="_Toc22761"/>
+      <w:bookmarkStart w:id="247" w:name="_Toc8985"/>
       <w:r>
         <w:rPr>
           <w:rFonts w:hint="eastAsia"/>
@@ -19716,9 +19566,9 @@
         <w:pStyle w:val="7"/>
         <w:ind w:left="105"/>
       </w:pPr>
-      <w:bookmarkStart w:id="248" w:name="_Toc14361"/>
+      <w:bookmarkStart w:id="248" w:name="_Toc27077"/>
       <w:bookmarkStart w:id="249" w:name="_Toc5346"/>
-      <w:bookmarkStart w:id="250" w:name="_Toc27077"/>
+      <w:bookmarkStart w:id="250" w:name="_Toc14361"/>
       <w:r>
         <w:rPr>
           <w:rFonts w:hint="eastAsia"/>
@@ -21760,9 +21610,9 @@
         <w:pStyle w:val="7"/>
         <w:ind w:left="105"/>
       </w:pPr>
-      <w:bookmarkStart w:id="252" w:name="_Toc28040"/>
-      <w:bookmarkStart w:id="253" w:name="_Toc15414"/>
-      <w:bookmarkStart w:id="254" w:name="_Toc18375"/>
+      <w:bookmarkStart w:id="252" w:name="_Toc15414"/>
+      <w:bookmarkStart w:id="253" w:name="_Toc18375"/>
+      <w:bookmarkStart w:id="254" w:name="_Toc28040"/>
       <w:r>
         <w:rPr>
           <w:rFonts w:hint="eastAsia"/>
@@ -22167,8 +22017,8 @@
         <w:pStyle w:val="7"/>
         <w:ind w:left="105"/>
       </w:pPr>
-      <w:bookmarkStart w:id="255" w:name="_Toc10806"/>
-      <w:bookmarkStart w:id="256" w:name="_Toc9111"/>
+      <w:bookmarkStart w:id="255" w:name="_Toc9111"/>
+      <w:bookmarkStart w:id="256" w:name="_Toc10806"/>
       <w:bookmarkStart w:id="257" w:name="_Toc6128"/>
       <w:r>
         <w:rPr>
@@ -22444,8 +22294,8 @@
         <w:ind w:left="105"/>
       </w:pPr>
       <w:bookmarkStart w:id="258" w:name="_Toc26140"/>
-      <w:bookmarkStart w:id="259" w:name="_Toc9429"/>
-      <w:bookmarkStart w:id="260" w:name="_Toc21787"/>
+      <w:bookmarkStart w:id="259" w:name="_Toc21787"/>
+      <w:bookmarkStart w:id="260" w:name="_Toc9429"/>
       <w:r>
         <w:rPr>
           <w:rFonts w:hint="eastAsia"/>
@@ -22734,8 +22584,8 @@
       <w:pPr>
         <w:pStyle w:val="5"/>
       </w:pPr>
-      <w:bookmarkStart w:id="261" w:name="_Toc487"/>
-      <w:bookmarkStart w:id="262" w:name="_Toc19598"/>
+      <w:bookmarkStart w:id="261" w:name="_Toc19598"/>
+      <w:bookmarkStart w:id="262" w:name="_Toc487"/>
       <w:bookmarkStart w:id="263" w:name="_Toc4114"/>
       <w:r>
         <w:rPr>
@@ -22751,9 +22601,9 @@
       <w:pPr>
         <w:pStyle w:val="6"/>
       </w:pPr>
-      <w:bookmarkStart w:id="264" w:name="_Toc23680"/>
-      <w:bookmarkStart w:id="265" w:name="_Toc20985"/>
-      <w:bookmarkStart w:id="266" w:name="_Toc21879"/>
+      <w:bookmarkStart w:id="264" w:name="_Toc20985"/>
+      <w:bookmarkStart w:id="265" w:name="_Toc21879"/>
+      <w:bookmarkStart w:id="266" w:name="_Toc23680"/>
       <w:r>
         <w:t>评标办法前附表</w:t>
       </w:r>
@@ -23374,44 +23224,6 @@
               </w:rPr>
               <w:t>联合体投标人</w:t>
             </w:r>
-            <w:r>
-              <w:rPr>
-                <w:rFonts w:hint="eastAsia"/>
-                <w:i/>
-                <w:color w:val="FF0000"/>
-              </w:rPr>
-              <w:t>（不</w:t>
-            </w:r>
-            <w:r>
-              <w:rPr>
-                <w:i/>
-                <w:color w:val="FF0000"/>
-              </w:rPr>
-              <w:t>允许联合体投标</w:t>
-            </w:r>
-            <w:r>
-              <w:rPr>
-                <w:rFonts w:hint="eastAsia"/>
-                <w:i/>
-                <w:color w:val="FF0000"/>
-              </w:rPr>
-              <w:t>的可</w:t>
-            </w:r>
-            <w:r>
-              <w:rPr>
-                <w:i/>
-                <w:color w:val="FF0000"/>
-              </w:rPr>
-              <w:t>去掉此栏</w:t>
-            </w:r>
-            <w:r>
-              <w:rPr>
-                <w:rFonts w:hint="eastAsia"/>
-                <w:i/>
-                <w:color w:val="FF0000"/>
-              </w:rPr>
-              <w:t>）</w:t>
-            </w:r>
           </w:p>
         </w:tc>
         <w:tc>
@@ -24315,44 +24127,6 @@
               </w:rPr>
               <w:t>联合体投标人</w:t>
             </w:r>
-            <w:r>
-              <w:rPr>
-                <w:rFonts w:hint="eastAsia"/>
-                <w:i/>
-                <w:color w:val="FF0000"/>
-              </w:rPr>
-              <w:t>（不</w:t>
-            </w:r>
-            <w:r>
-              <w:rPr>
-                <w:i/>
-                <w:color w:val="FF0000"/>
-              </w:rPr>
-              <w:t>允许联合体投标</w:t>
-            </w:r>
-            <w:r>
-              <w:rPr>
-                <w:rFonts w:hint="eastAsia"/>
-                <w:i/>
-                <w:color w:val="FF0000"/>
-              </w:rPr>
-              <w:t>的可</w:t>
-            </w:r>
-            <w:r>
-              <w:rPr>
-                <w:i/>
-                <w:color w:val="FF0000"/>
-              </w:rPr>
-              <w:t>去掉此栏</w:t>
-            </w:r>
-            <w:r>
-              <w:rPr>
-                <w:rFonts w:hint="eastAsia"/>
-                <w:i/>
-                <w:color w:val="FF0000"/>
-              </w:rPr>
-              <w:t>）</w:t>
-            </w:r>
           </w:p>
         </w:tc>
         <w:tc>
@@ -24867,29 +24641,6 @@
               </w:rPr>
               <w:t>交货期</w:t>
             </w:r>
-            <w:r>
-              <w:rPr>
-                <w:rFonts w:hint="eastAsia"/>
-                <w:i/>
-                <w:color w:val="FF0000"/>
-              </w:rPr>
-              <w:t>（交货期</w:t>
-            </w:r>
-            <w:r>
-              <w:rPr>
-                <w:i/>
-                <w:color w:val="FF0000"/>
-              </w:rPr>
-              <w:t>允许偏离的可删除此项</w:t>
-            </w:r>
-            <w:r>
-              <w:rPr>
-                <w:rFonts w:hint="eastAsia"/>
-                <w:i/>
-                <w:color w:val="FF0000"/>
-              </w:rPr>
-              <w:t>）</w:t>
-            </w:r>
           </w:p>
         </w:tc>
         <w:tc>
@@ -24989,14 +24740,6 @@
               </w:rPr>
               <w:t>交货地点</w:t>
             </w:r>
-            <w:r>
-              <w:rPr>
-                <w:rFonts w:hint="eastAsia"/>
-                <w:i/>
-                <w:color w:val="FF0000"/>
-              </w:rPr>
-              <w:t>（交货地点允许偏离的可删除此项）</w:t>
-            </w:r>
           </w:p>
         </w:tc>
         <w:tc>
@@ -26251,9 +25994,9 @@
       <w:pPr>
         <w:pStyle w:val="6"/>
       </w:pPr>
-      <w:bookmarkStart w:id="268" w:name="_Toc3874"/>
-      <w:bookmarkStart w:id="269" w:name="_Toc11638"/>
-      <w:bookmarkStart w:id="270" w:name="_Toc31069"/>
+      <w:bookmarkStart w:id="268" w:name="_Toc31069"/>
+      <w:bookmarkStart w:id="269" w:name="_Toc3874"/>
+      <w:bookmarkStart w:id="270" w:name="_Toc11638"/>
       <w:r>
         <w:rPr>
           <w:rFonts w:hint="eastAsia"/>
@@ -26276,8 +26019,8 @@
       <w:pPr>
         <w:pStyle w:val="6"/>
       </w:pPr>
-      <w:bookmarkStart w:id="271" w:name="_Toc26071"/>
-      <w:bookmarkStart w:id="272" w:name="_Toc6213"/>
+      <w:bookmarkStart w:id="271" w:name="_Toc6213"/>
+      <w:bookmarkStart w:id="272" w:name="_Toc26071"/>
       <w:bookmarkStart w:id="273" w:name="_Toc27804"/>
       <w:r>
         <w:rPr>
@@ -26295,8 +26038,8 @@
         <w:ind w:left="105"/>
       </w:pPr>
       <w:bookmarkStart w:id="274" w:name="_Toc5083"/>
-      <w:bookmarkStart w:id="275" w:name="_Toc32496"/>
-      <w:bookmarkStart w:id="276" w:name="_Toc1148"/>
+      <w:bookmarkStart w:id="275" w:name="_Toc1148"/>
+      <w:bookmarkStart w:id="276" w:name="_Toc32496"/>
       <w:r>
         <w:rPr>
           <w:rFonts w:hint="eastAsia"/>
@@ -26361,8 +26104,8 @@
       <w:pPr>
         <w:pStyle w:val="6"/>
       </w:pPr>
-      <w:bookmarkStart w:id="280" w:name="_Toc30187"/>
-      <w:bookmarkStart w:id="281" w:name="_Toc2163"/>
+      <w:bookmarkStart w:id="280" w:name="_Toc2163"/>
+      <w:bookmarkStart w:id="281" w:name="_Toc30187"/>
       <w:bookmarkStart w:id="282" w:name="_Toc22135"/>
       <w:r>
         <w:rPr>
@@ -26379,9 +26122,9 @@
         <w:pStyle w:val="7"/>
         <w:ind w:left="105"/>
       </w:pPr>
-      <w:bookmarkStart w:id="283" w:name="_Toc10722"/>
-      <w:bookmarkStart w:id="284" w:name="_Toc9359"/>
-      <w:bookmarkStart w:id="285" w:name="_Toc15393"/>
+      <w:bookmarkStart w:id="283" w:name="_Toc9359"/>
+      <w:bookmarkStart w:id="284" w:name="_Toc15393"/>
+      <w:bookmarkStart w:id="285" w:name="_Toc10722"/>
       <w:r>
         <w:rPr>
           <w:rFonts w:hint="eastAsia"/>
@@ -26477,9 +26220,9 @@
         <w:pStyle w:val="7"/>
         <w:ind w:left="105"/>
       </w:pPr>
-      <w:bookmarkStart w:id="286" w:name="_Toc28930"/>
-      <w:bookmarkStart w:id="287" w:name="_Toc13397"/>
-      <w:bookmarkStart w:id="288" w:name="_Toc17329"/>
+      <w:bookmarkStart w:id="286" w:name="_Toc17329"/>
+      <w:bookmarkStart w:id="287" w:name="_Toc28930"/>
+      <w:bookmarkStart w:id="288" w:name="_Toc13397"/>
       <w:r>
         <w:rPr>
           <w:rFonts w:hint="eastAsia"/>
@@ -26511,8 +26254,8 @@
         <w:pStyle w:val="7"/>
         <w:ind w:left="105"/>
       </w:pPr>
-      <w:bookmarkStart w:id="289" w:name="_Toc1119"/>
-      <w:bookmarkStart w:id="290" w:name="_Toc24139"/>
+      <w:bookmarkStart w:id="289" w:name="_Toc24139"/>
+      <w:bookmarkStart w:id="290" w:name="_Toc1119"/>
       <w:bookmarkStart w:id="291" w:name="_Toc3845"/>
       <w:r>
         <w:rPr>
@@ -26559,9 +26302,9 @@
         <w:pStyle w:val="7"/>
         <w:ind w:left="105"/>
       </w:pPr>
-      <w:bookmarkStart w:id="292" w:name="_Toc24289"/>
-      <w:bookmarkStart w:id="293" w:name="_Toc16290"/>
-      <w:bookmarkStart w:id="294" w:name="_Toc9200"/>
+      <w:bookmarkStart w:id="292" w:name="_Toc16290"/>
+      <w:bookmarkStart w:id="293" w:name="_Toc9200"/>
+      <w:bookmarkStart w:id="294" w:name="_Toc24289"/>
       <w:r>
         <w:rPr>
           <w:rFonts w:hint="eastAsia"/>
@@ -26643,9 +26386,9 @@
       <w:pPr>
         <w:pStyle w:val="5"/>
       </w:pPr>
-      <w:bookmarkStart w:id="295" w:name="_Toc21161"/>
-      <w:bookmarkStart w:id="296" w:name="_Toc5276"/>
-      <w:bookmarkStart w:id="297" w:name="_Toc27047"/>
+      <w:bookmarkStart w:id="295" w:name="_Toc5276"/>
+      <w:bookmarkStart w:id="296" w:name="_Toc27047"/>
+      <w:bookmarkStart w:id="297" w:name="_Toc21161"/>
       <w:r>
         <w:rPr>
           <w:rFonts w:hint="eastAsia"/>
@@ -26681,14 +26424,16 @@
       <w:r>
         <w:br w:type="page"/>
       </w:r>
+      <w:bookmarkStart w:id="392" w:name="_GoBack"/>
+      <w:bookmarkEnd w:id="392"/>
     </w:p>
     <w:p>
       <w:pPr>
         <w:pStyle w:val="5"/>
       </w:pPr>
-      <w:bookmarkStart w:id="298" w:name="_Toc5062"/>
+      <w:bookmarkStart w:id="298" w:name="_Toc3984"/>
       <w:bookmarkStart w:id="299" w:name="_Toc11285"/>
-      <w:bookmarkStart w:id="300" w:name="_Toc3984"/>
+      <w:bookmarkStart w:id="300" w:name="_Toc5062"/>
       <w:r>
         <w:rPr>
           <w:rFonts w:hint="eastAsia"/>
@@ -26701,138 +26446,6 @@
     </w:p>
     <w:p>
       <w:pPr>
-        <w:ind w:firstLine="640"/>
-        <w:rPr>
-          <w:sz w:val="32"/>
-          <w:szCs w:val="36"/>
-        </w:rPr>
-      </w:pPr>
-      <w:r>
-        <w:rPr>
-          <w:rFonts w:hint="eastAsia"/>
-          <w:i/>
-          <w:color w:val="FF0000"/>
-          <w:sz w:val="32"/>
-          <w:szCs w:val="36"/>
-        </w:rPr>
-        <w:t>（采购</w:t>
-      </w:r>
-      <w:r>
-        <w:rPr>
-          <w:i/>
-          <w:color w:val="FF0000"/>
-          <w:sz w:val="32"/>
-          <w:szCs w:val="36"/>
-        </w:rPr>
-        <w:t>需求书可以</w:t>
-      </w:r>
-      <w:r>
-        <w:rPr>
-          <w:rFonts w:hint="eastAsia"/>
-          <w:i/>
-          <w:color w:val="FF0000"/>
-          <w:sz w:val="32"/>
-          <w:szCs w:val="36"/>
-        </w:rPr>
-        <w:t>做为附件</w:t>
-      </w:r>
-      <w:r>
-        <w:rPr>
-          <w:i/>
-          <w:color w:val="FF0000"/>
-          <w:sz w:val="32"/>
-          <w:szCs w:val="36"/>
-        </w:rPr>
-        <w:t>，</w:t>
-      </w:r>
-      <w:r>
-        <w:rPr>
-          <w:rFonts w:hint="eastAsia"/>
-          <w:i/>
-          <w:color w:val="FF0000"/>
-          <w:sz w:val="32"/>
-          <w:szCs w:val="36"/>
-        </w:rPr>
-        <w:t>此处注明</w:t>
-      </w:r>
-      <w:r>
-        <w:rPr>
-          <w:i/>
-          <w:color w:val="FF0000"/>
-          <w:sz w:val="32"/>
-          <w:szCs w:val="36"/>
-        </w:rPr>
-        <w:t>见附件</w:t>
-      </w:r>
-      <w:r>
-        <w:rPr>
-          <w:rFonts w:hint="eastAsia"/>
-          <w:i/>
-          <w:color w:val="FF0000"/>
-          <w:sz w:val="32"/>
-          <w:szCs w:val="36"/>
-        </w:rPr>
-        <w:t>，采购需求书做</w:t>
-      </w:r>
-      <w:r>
-        <w:rPr>
-          <w:i/>
-          <w:color w:val="FF0000"/>
-          <w:sz w:val="32"/>
-          <w:szCs w:val="36"/>
-        </w:rPr>
-        <w:t>附件</w:t>
-      </w:r>
-      <w:r>
-        <w:rPr>
-          <w:rFonts w:hint="eastAsia"/>
-          <w:i/>
-          <w:color w:val="FF0000"/>
-          <w:sz w:val="32"/>
-          <w:szCs w:val="36"/>
-        </w:rPr>
-        <w:t>时，</w:t>
-      </w:r>
-      <w:r>
-        <w:rPr>
-          <w:i/>
-          <w:color w:val="FF0000"/>
-          <w:sz w:val="32"/>
-          <w:szCs w:val="36"/>
-        </w:rPr>
-        <w:t>以下内容可删除</w:t>
-      </w:r>
-      <w:r>
-        <w:rPr>
-          <w:rFonts w:hint="eastAsia"/>
-          <w:i/>
-          <w:color w:val="FF0000"/>
-          <w:sz w:val="32"/>
-          <w:szCs w:val="36"/>
-        </w:rPr>
-        <w:t>）</w:t>
-      </w:r>
-    </w:p>
-    <w:p>
-      <w:pPr>
-        <w:rPr>
-          <w:i/>
-          <w:iCs/>
-          <w:color w:val="FF0000"/>
-        </w:rPr>
-      </w:pPr>
-      <w:r>
-        <w:rPr>
-          <w:rFonts w:hint="eastAsia"/>
-          <w:i/>
-          <w:iCs/>
-          <w:color w:val="FF0000"/>
-        </w:rPr>
-        <w:t>招标人应尽可能清晰准确地提出对材料/设备的需求，并对所要求提供的材料/设备名称、规格、数量及单位、交货期、交货地点、质量标准、验收标准、相关服务要求等作出说明。鉴于采购需求书是合同文件的组成文件之一，指代主体名称宜采用买方和卖方分别表示招标人和投标人或中标人。</w:t>
-      </w:r>
-    </w:p>
-    <w:p>
-      <w:pPr>
         <w:pStyle w:val="2"/>
         <w:ind w:firstLine="400"/>
       </w:pPr>
@@ -26845,8 +26458,8 @@
           <w:szCs w:val="22"/>
         </w:rPr>
       </w:pPr>
-      <w:bookmarkStart w:id="301" w:name="_Toc17243"/>
-      <w:bookmarkStart w:id="302" w:name="_Toc11101"/>
+      <w:bookmarkStart w:id="301" w:name="_Toc11101"/>
+      <w:bookmarkStart w:id="302" w:name="_Toc17243"/>
       <w:bookmarkStart w:id="303" w:name="_Toc27486"/>
       <w:r>
         <w:rPr>
@@ -26862,22 +26475,11 @@
       </w:r>
     </w:p>
     <w:p>
-      <w:r>
-        <w:rPr>
-          <w:rFonts w:hint="eastAsia"/>
-          <w:i/>
-          <w:iCs/>
-          <w:color w:val="FF0000"/>
-        </w:rPr>
-        <w:t>招标人可根据需要对工程项目的概况进行介绍，以使投标人更清晰地了解供货的总体要求和相关信息。</w:t>
-      </w:r>
-    </w:p>
-    <w:p>
       <w:pPr>
         <w:pStyle w:val="6"/>
       </w:pPr>
-      <w:bookmarkStart w:id="304" w:name="_Toc21058"/>
-      <w:bookmarkStart w:id="305" w:name="_Toc1227"/>
+      <w:bookmarkStart w:id="304" w:name="_Toc1227"/>
+      <w:bookmarkStart w:id="305" w:name="_Toc21058"/>
       <w:bookmarkStart w:id="306" w:name="_Toc5959"/>
       <w:r>
         <w:rPr>
@@ -27603,14 +27205,6 @@
         </w:tc>
       </w:tr>
       <w:tr>
-        <w:tblPrEx>
-          <w:tblCellMar>
-            <w:top w:w="0" w:type="dxa"/>
-            <w:left w:w="202" w:type="dxa"/>
-            <w:bottom w:w="46" w:type="dxa"/>
-            <w:right w:w="115" w:type="dxa"/>
-          </w:tblCellMar>
-        </w:tblPrEx>
         <w:trPr>
           <w:trHeight w:val="451" w:hRule="atLeast"/>
           <w:jc w:val="center"/>
@@ -27813,9 +27407,9 @@
           <w:color w:val="EE0000"/>
         </w:rPr>
       </w:pPr>
-      <w:bookmarkStart w:id="307" w:name="_Toc22854"/>
-      <w:bookmarkStart w:id="308" w:name="_Toc32371"/>
-      <w:bookmarkStart w:id="309" w:name="_Toc7614"/>
+      <w:bookmarkStart w:id="307" w:name="_Toc32371"/>
+      <w:bookmarkStart w:id="308" w:name="_Toc7614"/>
+      <w:bookmarkStart w:id="309" w:name="_Toc22854"/>
       <w:r>
         <w:rPr>
           <w:rFonts w:hint="eastAsia"/>
@@ -27833,9 +27427,9 @@
       <w:pPr>
         <w:pStyle w:val="6"/>
       </w:pPr>
-      <w:bookmarkStart w:id="310" w:name="_Toc17169"/>
+      <w:bookmarkStart w:id="310" w:name="_Toc21296"/>
       <w:bookmarkStart w:id="311" w:name="_Toc4289"/>
-      <w:bookmarkStart w:id="312" w:name="_Toc21296"/>
+      <w:bookmarkStart w:id="312" w:name="_Toc17169"/>
       <w:r>
         <w:rPr>
           <w:rFonts w:hint="eastAsia"/>
@@ -28700,7 +28294,7 @@
       <w:pPr>
         <w:numPr>
           <w:ilvl w:val="0"/>
-          <w:numId w:val="3"/>
+          <w:numId w:val="2"/>
         </w:numPr>
       </w:pPr>
       <w:r>
@@ -28821,7 +28415,7 @@
       <w:pPr>
         <w:numPr>
           <w:ilvl w:val="0"/>
-          <w:numId w:val="3"/>
+          <w:numId w:val="2"/>
         </w:numPr>
       </w:pPr>
       <w:r>
@@ -28829,222 +28423,6 @@
           <w:rFonts w:hint="eastAsia"/>
         </w:rPr>
         <w:t>我方的投标文件包括下列内容：</w:t>
-      </w:r>
-    </w:p>
-    <w:p>
-      <w:pPr>
-        <w:numPr>
-          <w:ilvl w:val="0"/>
-          <w:numId w:val="4"/>
-        </w:numPr>
-        <w:ind w:left="709" w:firstLineChars="0"/>
-      </w:pPr>
-      <w:r>
-        <w:rPr>
-          <w:rFonts w:hint="eastAsia"/>
-        </w:rPr>
-        <w:t>投标函；</w:t>
-      </w:r>
-    </w:p>
-    <w:p>
-      <w:pPr>
-        <w:numPr>
-          <w:ilvl w:val="0"/>
-          <w:numId w:val="4"/>
-        </w:numPr>
-        <w:ind w:left="709" w:firstLineChars="0"/>
-      </w:pPr>
-      <w:r>
-        <w:rPr>
-          <w:rFonts w:hint="eastAsia"/>
-        </w:rPr>
-        <w:t>法定代表人身份证明或授权委托书；</w:t>
-      </w:r>
-    </w:p>
-    <w:p>
-      <w:pPr>
-        <w:numPr>
-          <w:ilvl w:val="0"/>
-          <w:numId w:val="4"/>
-        </w:numPr>
-        <w:ind w:left="709" w:firstLineChars="0"/>
-      </w:pPr>
-      <w:r>
-        <w:rPr>
-          <w:rFonts w:hint="eastAsia"/>
-        </w:rPr>
-        <w:t>联合体协议书（如有）；</w:t>
-      </w:r>
-    </w:p>
-    <w:p>
-      <w:pPr>
-        <w:numPr>
-          <w:ilvl w:val="0"/>
-          <w:numId w:val="4"/>
-        </w:numPr>
-        <w:ind w:left="709" w:firstLineChars="0"/>
-      </w:pPr>
-      <w:r>
-        <w:rPr>
-          <w:rFonts w:hint="eastAsia"/>
-        </w:rPr>
-        <w:t>投标保证金（如有）；</w:t>
-      </w:r>
-    </w:p>
-    <w:p>
-      <w:pPr>
-        <w:numPr>
-          <w:ilvl w:val="0"/>
-          <w:numId w:val="4"/>
-        </w:numPr>
-        <w:ind w:left="709" w:firstLineChars="0"/>
-      </w:pPr>
-      <w:r>
-        <w:rPr>
-          <w:rFonts w:hint="eastAsia"/>
-        </w:rPr>
-        <w:t>商务和技术偏差表；</w:t>
-      </w:r>
-    </w:p>
-    <w:p>
-      <w:pPr>
-        <w:numPr>
-          <w:ilvl w:val="0"/>
-          <w:numId w:val="4"/>
-        </w:numPr>
-        <w:ind w:left="709" w:firstLineChars="0"/>
-      </w:pPr>
-      <w:r>
-        <w:rPr>
-          <w:rFonts w:hint="eastAsia"/>
-        </w:rPr>
-        <w:t>分项报价表；</w:t>
-      </w:r>
-    </w:p>
-    <w:p>
-      <w:pPr>
-        <w:numPr>
-          <w:ilvl w:val="0"/>
-          <w:numId w:val="4"/>
-        </w:numPr>
-        <w:ind w:left="709" w:firstLineChars="0"/>
-      </w:pPr>
-      <w:r>
-        <w:rPr>
-          <w:rFonts w:hint="eastAsia"/>
-        </w:rPr>
-        <w:t>资格审查资料（如有）；</w:t>
-      </w:r>
-    </w:p>
-    <w:p>
-      <w:pPr>
-        <w:numPr>
-          <w:ilvl w:val="0"/>
-          <w:numId w:val="4"/>
-        </w:numPr>
-        <w:ind w:left="709" w:firstLineChars="0"/>
-      </w:pPr>
-      <w:r>
-        <w:rPr>
-          <w:rFonts w:hint="eastAsia"/>
-        </w:rPr>
-        <w:t>项目实施方案及质量标准；</w:t>
-      </w:r>
-    </w:p>
-    <w:p>
-      <w:pPr>
-        <w:ind w:left="709" w:firstLine="0" w:firstLineChars="0"/>
-      </w:pPr>
-      <w:r>
-        <w:rPr>
-          <w:rFonts w:hint="eastAsia"/>
-        </w:rPr>
-        <w:t>（</w:t>
-      </w:r>
-      <w:r>
-        <w:t>9</w:t>
-      </w:r>
-      <w:r>
-        <w:rPr>
-          <w:rFonts w:hint="eastAsia"/>
-        </w:rPr>
-        <w:t>）技术支持材料；</w:t>
-      </w:r>
-    </w:p>
-    <w:p>
-      <w:pPr>
-        <w:ind w:left="709" w:firstLine="0" w:firstLineChars="0"/>
-      </w:pPr>
-      <w:r>
-        <w:rPr>
-          <w:rFonts w:hint="eastAsia"/>
-        </w:rPr>
-        <w:t>（1</w:t>
-      </w:r>
-      <w:r>
-        <w:t>0</w:t>
-      </w:r>
-      <w:r>
-        <w:rPr>
-          <w:rFonts w:hint="eastAsia"/>
-        </w:rPr>
-        <w:t>）包装、运输方案；</w:t>
-      </w:r>
-    </w:p>
-    <w:p>
-      <w:pPr>
-        <w:ind w:left="709" w:firstLine="0" w:firstLineChars="0"/>
-      </w:pPr>
-      <w:r>
-        <w:rPr>
-          <w:rFonts w:hint="eastAsia"/>
-        </w:rPr>
-        <w:t>（1</w:t>
-      </w:r>
-      <w:r>
-        <w:t>1</w:t>
-      </w:r>
-      <w:r>
-        <w:rPr>
-          <w:rFonts w:hint="eastAsia"/>
-        </w:rPr>
-        <w:t>）相关服务计划；</w:t>
-      </w:r>
-    </w:p>
-    <w:p>
-      <w:pPr>
-        <w:ind w:left="709" w:firstLine="0" w:firstLineChars="0"/>
-      </w:pPr>
-      <w:r>
-        <w:rPr>
-          <w:rFonts w:hint="eastAsia"/>
-        </w:rPr>
-        <w:t>（1</w:t>
-      </w:r>
-      <w:r>
-        <w:t>2</w:t>
-      </w:r>
-      <w:r>
-        <w:rPr>
-          <w:rFonts w:hint="eastAsia"/>
-        </w:rPr>
-        <w:t>）其他资料。</w:t>
-      </w:r>
-    </w:p>
-    <w:p>
-      <w:pPr>
-        <w:ind w:left="709" w:firstLine="0" w:firstLineChars="0"/>
-      </w:pPr>
-      <w:r>
-        <w:t>……</w:t>
-      </w:r>
-    </w:p>
-    <w:p>
-      <w:r>
-        <w:rPr>
-          <w:rFonts w:hint="eastAsia"/>
-        </w:rPr>
-        <w:t>投标文件的上述组成部分如存在内容不一致的，以投标函为准。</w:t>
       </w:r>
     </w:p>
     <w:p>
@@ -29053,12 +28431,13 @@
           <w:ilvl w:val="0"/>
           <w:numId w:val="3"/>
         </w:numPr>
-      </w:pPr>
-      <w:r>
-        <w:rPr>
-          <w:rFonts w:hint="eastAsia"/>
-        </w:rPr>
-        <w:t>我方承诺除商务和技术偏差表列出的偏差外，我方响应招标文件的全部要求。</w:t>
+        <w:ind w:left="709" w:firstLineChars="0"/>
+      </w:pPr>
+      <w:r>
+        <w:rPr>
+          <w:rFonts w:hint="eastAsia"/>
+        </w:rPr>
+        <w:t>投标函；</w:t>
       </w:r>
     </w:p>
     <w:p>
@@ -29067,12 +28446,13 @@
           <w:ilvl w:val="0"/>
           <w:numId w:val="3"/>
         </w:numPr>
-      </w:pPr>
-      <w:r>
-        <w:rPr>
-          <w:rFonts w:hint="eastAsia"/>
-        </w:rPr>
-        <w:t>我方承诺在招标文件规定的投标有效期内不撤销投标文件。</w:t>
+        <w:ind w:left="709" w:firstLineChars="0"/>
+      </w:pPr>
+      <w:r>
+        <w:rPr>
+          <w:rFonts w:hint="eastAsia"/>
+        </w:rPr>
+        <w:t>法定代表人身份证明或授权委托书；</w:t>
       </w:r>
     </w:p>
     <w:p>
@@ -29081,75 +28461,13 @@
           <w:ilvl w:val="0"/>
           <w:numId w:val="3"/>
         </w:numPr>
-      </w:pPr>
-      <w:r>
-        <w:rPr>
-          <w:rFonts w:hint="eastAsia"/>
-        </w:rPr>
-        <w:t>如我方中标，我方承诺：</w:t>
-      </w:r>
-      <w:r>
-        <w:t xml:space="preserve"> </w:t>
-      </w:r>
-    </w:p>
-    <w:p>
-      <w:pPr>
-        <w:numPr>
-          <w:ilvl w:val="1"/>
-          <w:numId w:val="4"/>
-        </w:numPr>
-        <w:ind w:left="567" w:firstLine="140" w:firstLineChars="67"/>
-      </w:pPr>
-      <w:r>
-        <w:rPr>
-          <w:rFonts w:hint="eastAsia"/>
-        </w:rPr>
-        <w:t>在收到中标通知书后，在中标通知书规定的期限内与你方签订合同；</w:t>
-      </w:r>
-    </w:p>
-    <w:p>
-      <w:pPr>
-        <w:numPr>
-          <w:ilvl w:val="1"/>
-          <w:numId w:val="4"/>
-        </w:numPr>
-        <w:ind w:left="567" w:firstLine="140" w:firstLineChars="67"/>
-      </w:pPr>
-      <w:r>
-        <w:rPr>
-          <w:rFonts w:hint="eastAsia"/>
-        </w:rPr>
-        <w:t>在签订合同时不向你方提出附加条件；</w:t>
-      </w:r>
-    </w:p>
-    <w:p>
-      <w:pPr>
-        <w:numPr>
-          <w:ilvl w:val="1"/>
-          <w:numId w:val="4"/>
-        </w:numPr>
-        <w:ind w:left="567" w:firstLine="140" w:firstLineChars="67"/>
-      </w:pPr>
-      <w:r>
-        <w:rPr>
-          <w:rFonts w:hint="eastAsia"/>
-        </w:rPr>
-        <w:t>按照招标文件要求提交履约保证金；</w:t>
-      </w:r>
-    </w:p>
-    <w:p>
-      <w:pPr>
-        <w:numPr>
-          <w:ilvl w:val="1"/>
-          <w:numId w:val="4"/>
-        </w:numPr>
-        <w:ind w:left="567" w:firstLine="140" w:firstLineChars="67"/>
-      </w:pPr>
-      <w:r>
-        <w:rPr>
-          <w:rFonts w:hint="eastAsia"/>
-        </w:rPr>
-        <w:t>在合同约定的期限内完成合同规定的全部义务。</w:t>
+        <w:ind w:left="709" w:firstLineChars="0"/>
+      </w:pPr>
+      <w:r>
+        <w:rPr>
+          <w:rFonts w:hint="eastAsia"/>
+        </w:rPr>
+        <w:t>联合体协议书（如有）；</w:t>
       </w:r>
     </w:p>
     <w:p>
@@ -29158,12 +28476,13 @@
           <w:ilvl w:val="0"/>
           <w:numId w:val="3"/>
         </w:numPr>
-      </w:pPr>
-      <w:r>
-        <w:rPr>
-          <w:rFonts w:hint="eastAsia"/>
-        </w:rPr>
-        <w:t>我方在此声明，所递交的投标文件及有关资料内容完整、真实和准确，且不存在第二章“投标人须知”第 1.4.3 项规定的任何一种情形。</w:t>
+        <w:ind w:left="709" w:firstLineChars="0"/>
+      </w:pPr>
+      <w:r>
+        <w:rPr>
+          <w:rFonts w:hint="eastAsia"/>
+        </w:rPr>
+        <w:t>投标保证金（如有）；</w:t>
       </w:r>
     </w:p>
     <w:p>
@@ -29171,6 +28490,281 @@
         <w:numPr>
           <w:ilvl w:val="0"/>
           <w:numId w:val="3"/>
+        </w:numPr>
+        <w:ind w:left="709" w:firstLineChars="0"/>
+      </w:pPr>
+      <w:r>
+        <w:rPr>
+          <w:rFonts w:hint="eastAsia"/>
+        </w:rPr>
+        <w:t>商务和技术偏差表；</w:t>
+      </w:r>
+    </w:p>
+    <w:p>
+      <w:pPr>
+        <w:numPr>
+          <w:ilvl w:val="0"/>
+          <w:numId w:val="3"/>
+        </w:numPr>
+        <w:ind w:left="709" w:firstLineChars="0"/>
+      </w:pPr>
+      <w:r>
+        <w:rPr>
+          <w:rFonts w:hint="eastAsia"/>
+        </w:rPr>
+        <w:t>分项报价表；</w:t>
+      </w:r>
+    </w:p>
+    <w:p>
+      <w:pPr>
+        <w:numPr>
+          <w:ilvl w:val="0"/>
+          <w:numId w:val="3"/>
+        </w:numPr>
+        <w:ind w:left="709" w:firstLineChars="0"/>
+      </w:pPr>
+      <w:r>
+        <w:rPr>
+          <w:rFonts w:hint="eastAsia"/>
+        </w:rPr>
+        <w:t>资格审查资料（如有）；</w:t>
+      </w:r>
+    </w:p>
+    <w:p>
+      <w:pPr>
+        <w:numPr>
+          <w:ilvl w:val="0"/>
+          <w:numId w:val="3"/>
+        </w:numPr>
+        <w:ind w:left="709" w:firstLineChars="0"/>
+      </w:pPr>
+      <w:r>
+        <w:rPr>
+          <w:rFonts w:hint="eastAsia"/>
+        </w:rPr>
+        <w:t>项目实施方案及质量标准；</w:t>
+      </w:r>
+    </w:p>
+    <w:p>
+      <w:pPr>
+        <w:ind w:left="709" w:firstLine="0" w:firstLineChars="0"/>
+      </w:pPr>
+      <w:r>
+        <w:rPr>
+          <w:rFonts w:hint="eastAsia"/>
+        </w:rPr>
+        <w:t>（</w:t>
+      </w:r>
+      <w:r>
+        <w:t>9</w:t>
+      </w:r>
+      <w:r>
+        <w:rPr>
+          <w:rFonts w:hint="eastAsia"/>
+        </w:rPr>
+        <w:t>）技术支持材料；</w:t>
+      </w:r>
+    </w:p>
+    <w:p>
+      <w:pPr>
+        <w:ind w:left="709" w:firstLine="0" w:firstLineChars="0"/>
+      </w:pPr>
+      <w:r>
+        <w:rPr>
+          <w:rFonts w:hint="eastAsia"/>
+        </w:rPr>
+        <w:t>（1</w:t>
+      </w:r>
+      <w:r>
+        <w:t>0</w:t>
+      </w:r>
+      <w:r>
+        <w:rPr>
+          <w:rFonts w:hint="eastAsia"/>
+        </w:rPr>
+        <w:t>）包装、运输方案；</w:t>
+      </w:r>
+    </w:p>
+    <w:p>
+      <w:pPr>
+        <w:ind w:left="709" w:firstLine="0" w:firstLineChars="0"/>
+      </w:pPr>
+      <w:r>
+        <w:rPr>
+          <w:rFonts w:hint="eastAsia"/>
+        </w:rPr>
+        <w:t>（1</w:t>
+      </w:r>
+      <w:r>
+        <w:t>1</w:t>
+      </w:r>
+      <w:r>
+        <w:rPr>
+          <w:rFonts w:hint="eastAsia"/>
+        </w:rPr>
+        <w:t>）相关服务计划；</w:t>
+      </w:r>
+    </w:p>
+    <w:p>
+      <w:pPr>
+        <w:ind w:left="709" w:firstLine="0" w:firstLineChars="0"/>
+      </w:pPr>
+      <w:r>
+        <w:rPr>
+          <w:rFonts w:hint="eastAsia"/>
+        </w:rPr>
+        <w:t>（1</w:t>
+      </w:r>
+      <w:r>
+        <w:t>2</w:t>
+      </w:r>
+      <w:r>
+        <w:rPr>
+          <w:rFonts w:hint="eastAsia"/>
+        </w:rPr>
+        <w:t>）其他资料。</w:t>
+      </w:r>
+    </w:p>
+    <w:p>
+      <w:pPr>
+        <w:ind w:left="709" w:firstLine="0" w:firstLineChars="0"/>
+      </w:pPr>
+      <w:r>
+        <w:t>……</w:t>
+      </w:r>
+    </w:p>
+    <w:p>
+      <w:r>
+        <w:rPr>
+          <w:rFonts w:hint="eastAsia"/>
+        </w:rPr>
+        <w:t>投标文件的上述组成部分如存在内容不一致的，以投标函为准。</w:t>
+      </w:r>
+    </w:p>
+    <w:p>
+      <w:pPr>
+        <w:numPr>
+          <w:ilvl w:val="0"/>
+          <w:numId w:val="2"/>
+        </w:numPr>
+      </w:pPr>
+      <w:r>
+        <w:rPr>
+          <w:rFonts w:hint="eastAsia"/>
+        </w:rPr>
+        <w:t>我方承诺除商务和技术偏差表列出的偏差外，我方响应招标文件的全部要求。</w:t>
+      </w:r>
+    </w:p>
+    <w:p>
+      <w:pPr>
+        <w:numPr>
+          <w:ilvl w:val="0"/>
+          <w:numId w:val="2"/>
+        </w:numPr>
+      </w:pPr>
+      <w:r>
+        <w:rPr>
+          <w:rFonts w:hint="eastAsia"/>
+        </w:rPr>
+        <w:t>我方承诺在招标文件规定的投标有效期内不撤销投标文件。</w:t>
+      </w:r>
+    </w:p>
+    <w:p>
+      <w:pPr>
+        <w:numPr>
+          <w:ilvl w:val="0"/>
+          <w:numId w:val="2"/>
+        </w:numPr>
+      </w:pPr>
+      <w:r>
+        <w:rPr>
+          <w:rFonts w:hint="eastAsia"/>
+        </w:rPr>
+        <w:t>如我方中标，我方承诺：</w:t>
+      </w:r>
+      <w:r>
+        <w:t xml:space="preserve"> </w:t>
+      </w:r>
+    </w:p>
+    <w:p>
+      <w:pPr>
+        <w:numPr>
+          <w:ilvl w:val="1"/>
+          <w:numId w:val="3"/>
+        </w:numPr>
+        <w:ind w:left="567" w:firstLine="140" w:firstLineChars="67"/>
+      </w:pPr>
+      <w:r>
+        <w:rPr>
+          <w:rFonts w:hint="eastAsia"/>
+        </w:rPr>
+        <w:t>在收到中标通知书后，在中标通知书规定的期限内与你方签订合同；</w:t>
+      </w:r>
+    </w:p>
+    <w:p>
+      <w:pPr>
+        <w:numPr>
+          <w:ilvl w:val="1"/>
+          <w:numId w:val="3"/>
+        </w:numPr>
+        <w:ind w:left="567" w:firstLine="140" w:firstLineChars="67"/>
+      </w:pPr>
+      <w:r>
+        <w:rPr>
+          <w:rFonts w:hint="eastAsia"/>
+        </w:rPr>
+        <w:t>在签订合同时不向你方提出附加条件；</w:t>
+      </w:r>
+    </w:p>
+    <w:p>
+      <w:pPr>
+        <w:numPr>
+          <w:ilvl w:val="1"/>
+          <w:numId w:val="3"/>
+        </w:numPr>
+        <w:ind w:left="567" w:firstLine="140" w:firstLineChars="67"/>
+      </w:pPr>
+      <w:r>
+        <w:rPr>
+          <w:rFonts w:hint="eastAsia"/>
+        </w:rPr>
+        <w:t>按照招标文件要求提交履约保证金；</w:t>
+      </w:r>
+    </w:p>
+    <w:p>
+      <w:pPr>
+        <w:numPr>
+          <w:ilvl w:val="1"/>
+          <w:numId w:val="3"/>
+        </w:numPr>
+        <w:ind w:left="567" w:firstLine="140" w:firstLineChars="67"/>
+      </w:pPr>
+      <w:r>
+        <w:rPr>
+          <w:rFonts w:hint="eastAsia"/>
+        </w:rPr>
+        <w:t>在合同约定的期限内完成合同规定的全部义务。</w:t>
+      </w:r>
+    </w:p>
+    <w:p>
+      <w:pPr>
+        <w:numPr>
+          <w:ilvl w:val="0"/>
+          <w:numId w:val="2"/>
+        </w:numPr>
+      </w:pPr>
+      <w:r>
+        <w:rPr>
+          <w:rFonts w:hint="eastAsia"/>
+        </w:rPr>
+        <w:t>我方在此声明，所递交的投标文件及有关资料内容完整、真实和准确，且不存在第二章“投标人须知”第 1.4.3 项规定的任何一种情形。</w:t>
+      </w:r>
+    </w:p>
+    <w:p>
+      <w:pPr>
+        <w:numPr>
+          <w:ilvl w:val="0"/>
+          <w:numId w:val="2"/>
         </w:numPr>
       </w:pPr>
       <w:r>
@@ -29485,9 +29079,9 @@
         <w:pStyle w:val="6"/>
         <w:jc w:val="center"/>
       </w:pPr>
-      <w:bookmarkStart w:id="328" w:name="_Toc11102"/>
-      <w:bookmarkStart w:id="329" w:name="_Toc3835"/>
-      <w:bookmarkStart w:id="330" w:name="_Toc28071"/>
+      <w:bookmarkStart w:id="328" w:name="_Toc3835"/>
+      <w:bookmarkStart w:id="329" w:name="_Toc28071"/>
+      <w:bookmarkStart w:id="330" w:name="_Toc11102"/>
       <w:r>
         <w:rPr>
           <w:rFonts w:hint="eastAsia"/>
@@ -30252,7 +29846,7 @@
       <w:pPr>
         <w:numPr>
           <w:ilvl w:val="0"/>
-          <w:numId w:val="5"/>
+          <w:numId w:val="4"/>
         </w:numPr>
         <w:ind w:firstLine="420"/>
       </w:pPr>
@@ -30282,7 +29876,7 @@
       <w:pPr>
         <w:numPr>
           <w:ilvl w:val="0"/>
-          <w:numId w:val="5"/>
+          <w:numId w:val="4"/>
         </w:numPr>
         <w:ind w:firstLine="420"/>
       </w:pPr>
@@ -30300,7 +29894,7 @@
       <w:pPr>
         <w:numPr>
           <w:ilvl w:val="0"/>
-          <w:numId w:val="5"/>
+          <w:numId w:val="4"/>
         </w:numPr>
         <w:ind w:firstLine="420"/>
       </w:pPr>
@@ -30318,7 +29912,7 @@
       <w:pPr>
         <w:numPr>
           <w:ilvl w:val="0"/>
-          <w:numId w:val="5"/>
+          <w:numId w:val="4"/>
         </w:numPr>
         <w:ind w:firstLine="420"/>
       </w:pPr>
@@ -30345,7 +29939,7 @@
       <w:pPr>
         <w:numPr>
           <w:ilvl w:val="0"/>
-          <w:numId w:val="5"/>
+          <w:numId w:val="4"/>
         </w:numPr>
         <w:ind w:firstLine="420"/>
       </w:pPr>
@@ -30363,7 +29957,7 @@
       <w:pPr>
         <w:numPr>
           <w:ilvl w:val="0"/>
-          <w:numId w:val="5"/>
+          <w:numId w:val="4"/>
         </w:numPr>
         <w:ind w:firstLine="420"/>
       </w:pPr>
@@ -32896,7 +32490,7 @@
       <w:pPr>
         <w:numPr>
           <w:ilvl w:val="0"/>
-          <w:numId w:val="6"/>
+          <w:numId w:val="5"/>
         </w:numPr>
         <w:ind w:firstLine="422"/>
       </w:pPr>
@@ -32913,7 +32507,7 @@
       <w:pPr>
         <w:numPr>
           <w:ilvl w:val="0"/>
-          <w:numId w:val="6"/>
+          <w:numId w:val="5"/>
         </w:numPr>
         <w:ind w:firstLine="422"/>
         <w:rPr>
@@ -33228,8 +32822,8 @@
         </w:numPr>
         <w:jc w:val="center"/>
       </w:pPr>
-      <w:bookmarkStart w:id="343" w:name="_Toc864"/>
-      <w:bookmarkStart w:id="344" w:name="_Toc8396"/>
+      <w:bookmarkStart w:id="343" w:name="_Toc8396"/>
+      <w:bookmarkStart w:id="344" w:name="_Toc864"/>
       <w:bookmarkStart w:id="345" w:name="_Toc4354"/>
       <w:r>
         <w:rPr>
@@ -34285,7 +33879,7 @@
       <w:pPr>
         <w:numPr>
           <w:ilvl w:val="0"/>
-          <w:numId w:val="7"/>
+          <w:numId w:val="6"/>
         </w:numPr>
         <w:ind w:firstLine="420"/>
       </w:pPr>
@@ -34318,7 +33912,7 @@
       <w:pPr>
         <w:numPr>
           <w:ilvl w:val="0"/>
-          <w:numId w:val="7"/>
+          <w:numId w:val="6"/>
         </w:numPr>
         <w:ind w:firstLine="420"/>
       </w:pPr>
@@ -36374,14 +35968,6 @@
         </w:tc>
       </w:tr>
       <w:tr>
-        <w:tblPrEx>
-          <w:tblCellMar>
-            <w:top w:w="0" w:type="dxa"/>
-            <w:left w:w="0" w:type="dxa"/>
-            <w:bottom w:w="0" w:type="dxa"/>
-            <w:right w:w="0" w:type="dxa"/>
-          </w:tblCellMar>
-        </w:tblPrEx>
         <w:trPr>
           <w:trHeight w:val="464" w:hRule="exact"/>
           <w:jc w:val="center"/>
@@ -36742,14 +36328,6 @@
         </w:tc>
       </w:tr>
       <w:tr>
-        <w:tblPrEx>
-          <w:tblCellMar>
-            <w:top w:w="0" w:type="dxa"/>
-            <w:left w:w="0" w:type="dxa"/>
-            <w:bottom w:w="0" w:type="dxa"/>
-            <w:right w:w="0" w:type="dxa"/>
-          </w:tblCellMar>
-        </w:tblPrEx>
         <w:trPr>
           <w:trHeight w:val="463" w:hRule="exact"/>
           <w:jc w:val="center"/>
@@ -36926,14 +36504,6 @@
         </w:tc>
       </w:tr>
       <w:tr>
-        <w:tblPrEx>
-          <w:tblCellMar>
-            <w:top w:w="0" w:type="dxa"/>
-            <w:left w:w="0" w:type="dxa"/>
-            <w:bottom w:w="0" w:type="dxa"/>
-            <w:right w:w="0" w:type="dxa"/>
-          </w:tblCellMar>
-        </w:tblPrEx>
         <w:trPr>
           <w:trHeight w:val="464" w:hRule="exact"/>
           <w:jc w:val="center"/>
@@ -39599,9 +39169,9 @@
         <w:pStyle w:val="7"/>
         <w:ind w:left="105"/>
       </w:pPr>
-      <w:bookmarkStart w:id="349" w:name="_Toc1728"/>
-      <w:bookmarkStart w:id="350" w:name="_Toc20810"/>
-      <w:bookmarkStart w:id="351" w:name="_Toc21792"/>
+      <w:bookmarkStart w:id="349" w:name="_Toc20810"/>
+      <w:bookmarkStart w:id="350" w:name="_Toc21792"/>
+      <w:bookmarkStart w:id="351" w:name="_Toc1728"/>
       <w:r>
         <w:rPr>
           <w:rFonts w:hint="eastAsia"/>
@@ -40952,8 +40522,8 @@
         <w:br w:type="page"/>
       </w:r>
       <w:bookmarkStart w:id="352" w:name="_Toc27435"/>
-      <w:bookmarkStart w:id="353" w:name="_Toc32381"/>
-      <w:bookmarkStart w:id="354" w:name="_Toc27694"/>
+      <w:bookmarkStart w:id="353" w:name="_Toc27694"/>
+      <w:bookmarkStart w:id="354" w:name="_Toc32381"/>
       <w:r>
         <w:rPr>
           <w:rFonts w:hint="eastAsia"/>
@@ -40968,7 +40538,7 @@
       <w:pPr>
         <w:numPr>
           <w:ilvl w:val="0"/>
-          <w:numId w:val="8"/>
+          <w:numId w:val="7"/>
         </w:numPr>
         <w:ind w:firstLine="420"/>
       </w:pPr>
@@ -40992,7 +40562,7 @@
       <w:pPr>
         <w:numPr>
           <w:ilvl w:val="0"/>
-          <w:numId w:val="8"/>
+          <w:numId w:val="7"/>
         </w:numPr>
         <w:ind w:firstLine="420"/>
       </w:pPr>
@@ -41014,8 +40584,8 @@
         <w:ind w:left="105"/>
       </w:pPr>
       <w:bookmarkStart w:id="355" w:name="_Toc2657"/>
-      <w:bookmarkStart w:id="356" w:name="_Toc18503"/>
-      <w:bookmarkStart w:id="357" w:name="_Toc11650"/>
+      <w:bookmarkStart w:id="356" w:name="_Toc11650"/>
+      <w:bookmarkStart w:id="357" w:name="_Toc18503"/>
       <w:r>
         <w:rPr>
           <w:rFonts w:hint="eastAsia"/>
@@ -41626,7 +41196,7 @@
         <w:pStyle w:val="7"/>
         <w:numPr>
           <w:ilvl w:val="0"/>
-          <w:numId w:val="9"/>
+          <w:numId w:val="8"/>
         </w:numPr>
         <w:ind w:left="105"/>
       </w:pPr>
@@ -42182,8 +41752,8 @@
         <w:pStyle w:val="7"/>
         <w:ind w:left="105"/>
       </w:pPr>
-      <w:bookmarkStart w:id="361" w:name="_Toc8403"/>
-      <w:bookmarkStart w:id="362" w:name="_Toc8330"/>
+      <w:bookmarkStart w:id="361" w:name="_Toc8330"/>
+      <w:bookmarkStart w:id="362" w:name="_Toc8403"/>
       <w:bookmarkStart w:id="363" w:name="_Toc15200"/>
       <w:r>
         <w:rPr>
@@ -42234,9 +41804,9 @@
         <w:pStyle w:val="7"/>
         <w:ind w:left="105"/>
       </w:pPr>
-      <w:bookmarkStart w:id="364" w:name="_Toc26138"/>
-      <w:bookmarkStart w:id="365" w:name="_Toc21989"/>
-      <w:bookmarkStart w:id="366" w:name="_Toc25397"/>
+      <w:bookmarkStart w:id="364" w:name="_Toc21989"/>
+      <w:bookmarkStart w:id="365" w:name="_Toc25397"/>
+      <w:bookmarkStart w:id="366" w:name="_Toc26138"/>
       <w:r>
         <w:rPr>
           <w:rFonts w:hint="eastAsia"/>
@@ -42584,9 +42154,9 @@
         <w:pStyle w:val="7"/>
         <w:ind w:left="105"/>
       </w:pPr>
-      <w:bookmarkStart w:id="367" w:name="_Toc24954"/>
-      <w:bookmarkStart w:id="368" w:name="_Toc23984"/>
-      <w:bookmarkStart w:id="369" w:name="_Toc18012"/>
+      <w:bookmarkStart w:id="367" w:name="_Toc18012"/>
+      <w:bookmarkStart w:id="368" w:name="_Toc24954"/>
+      <w:bookmarkStart w:id="369" w:name="_Toc23984"/>
       <w:r>
         <w:rPr>
           <w:rFonts w:hint="eastAsia"/>
@@ -42713,9 +42283,9 @@
         <w:pStyle w:val="7"/>
         <w:ind w:left="105"/>
       </w:pPr>
-      <w:bookmarkStart w:id="370" w:name="_Toc29577"/>
-      <w:bookmarkStart w:id="371" w:name="_Toc26570"/>
-      <w:bookmarkStart w:id="372" w:name="_Toc29539"/>
+      <w:bookmarkStart w:id="370" w:name="_Toc29539"/>
+      <w:bookmarkStart w:id="371" w:name="_Toc29577"/>
+      <w:bookmarkStart w:id="372" w:name="_Toc26570"/>
       <w:r>
         <w:rPr>
           <w:rFonts w:hint="eastAsia"/>
@@ -44033,8 +43603,8 @@
           <w:szCs w:val="32"/>
         </w:rPr>
       </w:pPr>
-      <w:bookmarkStart w:id="376" w:name="_Toc23002"/>
-      <w:bookmarkStart w:id="377" w:name="_Toc16228"/>
+      <w:bookmarkStart w:id="376" w:name="_Toc16228"/>
+      <w:bookmarkStart w:id="377" w:name="_Toc23002"/>
       <w:bookmarkStart w:id="378" w:name="_Toc20352"/>
       <w:r>
         <w:rPr>
@@ -47171,6 +46741,14 @@
         </w:tc>
       </w:tr>
       <w:tr>
+        <w:tblPrEx>
+          <w:tblCellMar>
+            <w:top w:w="0" w:type="dxa"/>
+            <w:left w:w="0" w:type="dxa"/>
+            <w:bottom w:w="0" w:type="dxa"/>
+            <w:right w:w="0" w:type="dxa"/>
+          </w:tblCellMar>
+        </w:tblPrEx>
         <w:trPr>
           <w:trHeight w:val="456" w:hRule="exact"/>
         </w:trPr>
@@ -48319,6 +47897,12 @@
             <w:insideH w:val="single" w:color="auto" w:sz="4" w:space="0"/>
             <w:insideV w:val="single" w:color="auto" w:sz="4" w:space="0"/>
           </w:tblBorders>
+          <w:tblCellMar>
+            <w:top w:w="0" w:type="dxa"/>
+            <w:left w:w="108" w:type="dxa"/>
+            <w:bottom w:w="0" w:type="dxa"/>
+            <w:right w:w="108" w:type="dxa"/>
+          </w:tblCellMar>
         </w:tblPrEx>
         <w:trPr>
           <w:trHeight w:val="411" w:hRule="atLeast"/>
@@ -49540,6 +49124,12 @@
             <w:insideH w:val="single" w:color="000000" w:sz="4" w:space="0"/>
             <w:insideV w:val="single" w:color="000000" w:sz="4" w:space="0"/>
           </w:tblBorders>
+          <w:tblCellMar>
+            <w:top w:w="0" w:type="dxa"/>
+            <w:left w:w="108" w:type="dxa"/>
+            <w:bottom w:w="0" w:type="dxa"/>
+            <w:right w:w="108" w:type="dxa"/>
+          </w:tblCellMar>
         </w:tblPrEx>
         <w:trPr>
           <w:trHeight w:val="415" w:hRule="atLeast"/>
@@ -51497,21 +51087,6 @@
     </w:lvl>
   </w:abstractNum>
   <w:abstractNum w:abstractNumId="4">
-    <w:nsid w:val="00000004"/>
-    <w:multiLevelType w:val="singleLevel"/>
-    <w:tmpl w:val="00000004"/>
-    <w:lvl w:ilvl="0" w:tentative="0">
-      <w:start w:val="2"/>
-      <w:numFmt w:val="decimal"/>
-      <w:suff w:val="space"/>
-      <w:lvlText w:val="%1."/>
-      <w:lvlJc w:val="left"/>
-      <w:pPr>
-        <w:ind w:left="630" w:firstLine="0"/>
-      </w:pPr>
-    </w:lvl>
-  </w:abstractNum>
-  <w:abstractNum w:abstractNumId="5">
     <w:nsid w:val="00000005"/>
     <w:multiLevelType w:val="multilevel"/>
     <w:tmpl w:val="00000005"/>
@@ -51678,7 +51253,7 @@
       </w:rPr>
     </w:lvl>
   </w:abstractNum>
-  <w:abstractNum w:abstractNumId="6">
+  <w:abstractNum w:abstractNumId="5">
     <w:nsid w:val="00000006"/>
     <w:multiLevelType w:val="multilevel"/>
     <w:tmpl w:val="00000006"/>
@@ -51767,7 +51342,7 @@
       </w:pPr>
     </w:lvl>
   </w:abstractNum>
-  <w:abstractNum w:abstractNumId="7">
+  <w:abstractNum w:abstractNumId="6">
     <w:nsid w:val="00000007"/>
     <w:multiLevelType w:val="multilevel"/>
     <w:tmpl w:val="00000007"/>
@@ -51934,7 +51509,7 @@
       </w:rPr>
     </w:lvl>
   </w:abstractNum>
-  <w:abstractNum w:abstractNumId="8">
+  <w:abstractNum w:abstractNumId="7">
     <w:nsid w:val="3C1657CB"/>
     <w:multiLevelType w:val="singleLevel"/>
     <w:tmpl w:val="3C1657CB"/>
@@ -51951,15 +51526,12 @@
     </w:lvl>
   </w:abstractNum>
   <w:num w:numId="1">
-    <w:abstractNumId w:val="4"/>
+    <w:abstractNumId w:val="5"/>
   </w:num>
   <w:num w:numId="2">
-    <w:abstractNumId w:val="6"/>
+    <w:abstractNumId w:val="7"/>
   </w:num>
   <w:num w:numId="3">
-    <w:abstractNumId w:val="8"/>
-  </w:num>
-  <w:num w:numId="4">
     <w:abstractNumId w:val="2"/>
     <w:lvlOverride w:ilvl="0">
       <w:startOverride w:val="1"/>
@@ -51989,7 +51561,7 @@
       <w:startOverride w:val="1"/>
     </w:lvlOverride>
   </w:num>
-  <w:num w:numId="5">
+  <w:num w:numId="4">
     <w:abstractNumId w:val="1"/>
     <w:lvlOverride w:ilvl="0">
       <w:startOverride w:val="1"/>
@@ -52019,7 +51591,7 @@
       <w:startOverride w:val="1"/>
     </w:lvlOverride>
   </w:num>
-  <w:num w:numId="6">
+  <w:num w:numId="5">
     <w:abstractNumId w:val="3"/>
     <w:lvlOverride w:ilvl="0">
       <w:startOverride w:val="1"/>
@@ -52049,8 +51621,38 @@
       <w:startOverride w:val="1"/>
     </w:lvlOverride>
   </w:num>
+  <w:num w:numId="6">
+    <w:abstractNumId w:val="4"/>
+    <w:lvlOverride w:ilvl="0">
+      <w:startOverride w:val="1"/>
+    </w:lvlOverride>
+    <w:lvlOverride w:ilvl="1">
+      <w:startOverride w:val="1"/>
+    </w:lvlOverride>
+    <w:lvlOverride w:ilvl="2">
+      <w:startOverride w:val="1"/>
+    </w:lvlOverride>
+    <w:lvlOverride w:ilvl="3">
+      <w:startOverride w:val="1"/>
+    </w:lvlOverride>
+    <w:lvlOverride w:ilvl="4">
+      <w:startOverride w:val="1"/>
+    </w:lvlOverride>
+    <w:lvlOverride w:ilvl="5">
+      <w:startOverride w:val="1"/>
+    </w:lvlOverride>
+    <w:lvlOverride w:ilvl="6">
+      <w:startOverride w:val="1"/>
+    </w:lvlOverride>
+    <w:lvlOverride w:ilvl="7">
+      <w:startOverride w:val="1"/>
+    </w:lvlOverride>
+    <w:lvlOverride w:ilvl="8">
+      <w:startOverride w:val="1"/>
+    </w:lvlOverride>
+  </w:num>
   <w:num w:numId="7">
-    <w:abstractNumId w:val="5"/>
+    <w:abstractNumId w:val="6"/>
     <w:lvlOverride w:ilvl="0">
       <w:startOverride w:val="1"/>
     </w:lvlOverride>
@@ -52080,36 +51682,6 @@
     </w:lvlOverride>
   </w:num>
   <w:num w:numId="8">
-    <w:abstractNumId w:val="7"/>
-    <w:lvlOverride w:ilvl="0">
-      <w:startOverride w:val="1"/>
-    </w:lvlOverride>
-    <w:lvlOverride w:ilvl="1">
-      <w:startOverride w:val="1"/>
-    </w:lvlOverride>
-    <w:lvlOverride w:ilvl="2">
-      <w:startOverride w:val="1"/>
-    </w:lvlOverride>
-    <w:lvlOverride w:ilvl="3">
-      <w:startOverride w:val="1"/>
-    </w:lvlOverride>
-    <w:lvlOverride w:ilvl="4">
-      <w:startOverride w:val="1"/>
-    </w:lvlOverride>
-    <w:lvlOverride w:ilvl="5">
-      <w:startOverride w:val="1"/>
-    </w:lvlOverride>
-    <w:lvlOverride w:ilvl="6">
-      <w:startOverride w:val="1"/>
-    </w:lvlOverride>
-    <w:lvlOverride w:ilvl="7">
-      <w:startOverride w:val="1"/>
-    </w:lvlOverride>
-    <w:lvlOverride w:ilvl="8">
-      <w:startOverride w:val="1"/>
-    </w:lvlOverride>
-  </w:num>
-  <w:num w:numId="9">
     <w:abstractNumId w:val="0"/>
   </w:num>
 </w:numbering>

--- a/public/v3template/物资设备类招标文件示范文本-公开招标-最低价中标.docx
+++ b/public/v3template/物资设备类招标文件示范文本-公开招标-最低价中标.docx
@@ -71,37 +71,7 @@
     <w:p>
       <w:pPr>
         <w:pStyle w:val="41"/>
-        <w:rPr>
-          <w:u w:val="single"/>
-        </w:rPr>
-      </w:pPr>
-    </w:p>
-    <w:p>
-      <w:pPr>
-        <w:pStyle w:val="41"/>
-      </w:pPr>
-      <w:r>
-        <w:rPr>
-          <w:rFonts w:hint="eastAsia"/>
-          <w:u w:val="single"/>
-        </w:rPr>
-        <w:t xml:space="preserve"> </w:t>
-      </w:r>
-      <w:r>
-        <w:rPr>
-          <w:rFonts w:hint="eastAsia"/>
-          <w:u w:val="single"/>
-          <w:lang w:val="en-US" w:eastAsia="zh-CN"/>
-        </w:rPr>
-        <w:t xml:space="preserve">  </w:t>
-      </w:r>
-      <w:r>
-        <w:rPr>
-          <w:rFonts w:hint="eastAsia"/>
-          <w:u w:val="single"/>
-        </w:rPr>
-        <w:t xml:space="preserve">  </w:t>
-      </w:r>
+      </w:pPr>
       <w:r>
         <w:rPr>
           <w:rFonts w:hint="eastAsia" w:ascii="宋体" w:hAnsi="宋体" w:eastAsia="宋体" w:cs="宋体"/>
@@ -115,7 +85,7 @@
           <w:rFonts w:hint="eastAsia"/>
           <w:u w:val="single"/>
         </w:rPr>
-        <w:t xml:space="preserve">   </w:t>
+        <w:t xml:space="preserve"> </w:t>
       </w:r>
       <w:r>
         <w:rPr>
@@ -146,15 +116,15 @@
       </w:r>
     </w:p>
     <w:p>
-      <w:bookmarkStart w:id="0" w:name="_Toc5420"/>
+      <w:bookmarkStart w:id="0" w:name="_Toc488761557"/>
       <w:bookmarkEnd w:id="0"/>
-      <w:bookmarkStart w:id="1" w:name="_Toc488761557"/>
+      <w:bookmarkStart w:id="1" w:name="_Toc5420"/>
       <w:bookmarkEnd w:id="1"/>
-      <w:bookmarkStart w:id="2" w:name="_Toc488131051"/>
+      <w:bookmarkStart w:id="2" w:name="_Toc488761623"/>
       <w:bookmarkEnd w:id="2"/>
       <w:bookmarkStart w:id="3" w:name="_Toc16828"/>
       <w:bookmarkEnd w:id="3"/>
-      <w:bookmarkStart w:id="4" w:name="_Toc488761623"/>
+      <w:bookmarkStart w:id="4" w:name="_Toc488131051"/>
       <w:bookmarkEnd w:id="4"/>
       <w:bookmarkStart w:id="5" w:name="_Toc488131128"/>
       <w:bookmarkEnd w:id="5"/>
@@ -221,73 +191,75 @@
       </w:r>
     </w:p>
     <w:p/>
+    <w:p>
+      <w:pPr>
+        <w:ind w:left="0" w:leftChars="0" w:firstLine="0" w:firstLineChars="0"/>
+      </w:pPr>
+    </w:p>
+    <w:p/>
+    <w:p>
+      <w:pPr>
+        <w:ind w:firstLine="0" w:firstLineChars="0"/>
+      </w:pPr>
+    </w:p>
     <w:p/>
     <w:p/>
-    <w:p/>
-    <w:p>
-      <w:pPr>
-        <w:ind w:firstLine="0" w:firstLineChars="0"/>
-      </w:pPr>
-    </w:p>
-    <w:p/>
-    <w:p/>
     <w:p>
       <w:pPr>
         <w:pStyle w:val="41"/>
-        <w:ind w:firstLine="1446" w:firstLineChars="400"/>
-        <w:jc w:val="both"/>
+        <w:jc w:val="center"/>
         <w:rPr>
           <w:u w:val="single"/>
         </w:rPr>
       </w:pPr>
-      <w:bookmarkStart w:id="7" w:name="_Toc16218"/>
+      <w:bookmarkStart w:id="7" w:name="_Toc488761558"/>
       <w:bookmarkEnd w:id="7"/>
       <w:bookmarkStart w:id="8" w:name="_Toc475569759"/>
       <w:bookmarkEnd w:id="8"/>
-      <w:bookmarkStart w:id="9" w:name="_Toc424914730"/>
+      <w:bookmarkStart w:id="9" w:name="_Toc16218"/>
       <w:bookmarkEnd w:id="9"/>
-      <w:bookmarkStart w:id="10" w:name="_Toc488761558"/>
+      <w:bookmarkStart w:id="10" w:name="_Toc475569728"/>
       <w:bookmarkEnd w:id="10"/>
-      <w:bookmarkStart w:id="11" w:name="_Toc426011170"/>
+      <w:bookmarkStart w:id="11" w:name="_Toc488131129"/>
       <w:bookmarkEnd w:id="11"/>
-      <w:bookmarkStart w:id="12" w:name="_Toc424914800"/>
+      <w:bookmarkStart w:id="12" w:name="_Toc488761624"/>
       <w:bookmarkEnd w:id="12"/>
-      <w:bookmarkStart w:id="13" w:name="_Toc475569728"/>
+      <w:bookmarkStart w:id="13" w:name="_Toc426011170"/>
       <w:bookmarkEnd w:id="13"/>
-      <w:bookmarkStart w:id="14" w:name="_Toc12976"/>
+      <w:bookmarkStart w:id="14" w:name="_Toc424914730"/>
       <w:bookmarkEnd w:id="14"/>
-      <w:bookmarkStart w:id="15" w:name="_Toc488761624"/>
+      <w:bookmarkStart w:id="15" w:name="_Toc12976"/>
       <w:bookmarkEnd w:id="15"/>
       <w:bookmarkStart w:id="16" w:name="_Toc488131052"/>
       <w:bookmarkEnd w:id="16"/>
-      <w:bookmarkStart w:id="17" w:name="_Toc488131129"/>
+      <w:bookmarkStart w:id="17" w:name="_Toc424914800"/>
       <w:bookmarkEnd w:id="17"/>
       <w:bookmarkStart w:id="18" w:name="_Toc26338"/>
       <w:r>
         <w:t>招 标 人：</w:t>
       </w:r>
       <w:bookmarkEnd w:id="18"/>
-      <w:bookmarkStart w:id="19" w:name="_Toc424914731"/>
+      <w:bookmarkStart w:id="19" w:name="_Toc488131130"/>
       <w:bookmarkEnd w:id="19"/>
-      <w:bookmarkStart w:id="20" w:name="_Toc426011171"/>
+      <w:bookmarkStart w:id="20" w:name="_Toc424914801"/>
       <w:bookmarkEnd w:id="20"/>
-      <w:bookmarkStart w:id="21" w:name="_Toc32224"/>
+      <w:bookmarkStart w:id="21" w:name="_Toc424914731"/>
       <w:bookmarkEnd w:id="21"/>
-      <w:bookmarkStart w:id="22" w:name="_Toc475569760"/>
+      <w:bookmarkStart w:id="22" w:name="_Toc475569729"/>
       <w:bookmarkEnd w:id="22"/>
-      <w:bookmarkStart w:id="23" w:name="_Toc4025"/>
+      <w:bookmarkStart w:id="23" w:name="_Toc475569760"/>
       <w:bookmarkEnd w:id="23"/>
-      <w:bookmarkStart w:id="24" w:name="_Toc488131130"/>
+      <w:bookmarkStart w:id="24" w:name="_Toc426011171"/>
       <w:bookmarkEnd w:id="24"/>
-      <w:bookmarkStart w:id="25" w:name="_Toc488131053"/>
+      <w:bookmarkStart w:id="25" w:name="_Toc488761559"/>
       <w:bookmarkEnd w:id="25"/>
-      <w:bookmarkStart w:id="26" w:name="_Toc424914801"/>
+      <w:bookmarkStart w:id="26" w:name="_Toc488761625"/>
       <w:bookmarkEnd w:id="26"/>
-      <w:bookmarkStart w:id="27" w:name="_Toc488761559"/>
+      <w:bookmarkStart w:id="27" w:name="_Toc4025"/>
       <w:bookmarkEnd w:id="27"/>
-      <w:bookmarkStart w:id="28" w:name="_Toc475569729"/>
+      <w:bookmarkStart w:id="28" w:name="_Toc488131053"/>
       <w:bookmarkEnd w:id="28"/>
-      <w:bookmarkStart w:id="29" w:name="_Toc488761625"/>
+      <w:bookmarkStart w:id="29" w:name="_Toc32224"/>
       <w:bookmarkEnd w:id="29"/>
       <w:bookmarkStart w:id="30" w:name="_Toc763"/>
       <w:r>
@@ -302,28 +274,32 @@
     <w:p>
       <w:pPr>
         <w:pStyle w:val="41"/>
-      </w:pPr>
-      <w:bookmarkStart w:id="31" w:name="_Toc488761626"/>
+        <w:rPr>
+          <w:rFonts w:hint="eastAsia" w:ascii="宋体" w:hAnsi="宋体" w:eastAsia="宋体" w:cs="宋体"/>
+          <w:lang w:val="en-US" w:eastAsia="zh-CN"/>
+        </w:rPr>
+      </w:pPr>
+      <w:bookmarkStart w:id="31" w:name="_Toc488761560"/>
       <w:bookmarkEnd w:id="31"/>
       <w:bookmarkStart w:id="32" w:name="_Toc488131054"/>
       <w:bookmarkEnd w:id="32"/>
-      <w:bookmarkStart w:id="33" w:name="_Toc475569761"/>
+      <w:bookmarkStart w:id="33" w:name="_Toc475569730"/>
       <w:bookmarkEnd w:id="33"/>
-      <w:bookmarkStart w:id="34" w:name="_Toc7198"/>
+      <w:bookmarkStart w:id="34" w:name="_Toc424914802"/>
       <w:bookmarkEnd w:id="34"/>
-      <w:bookmarkStart w:id="35" w:name="_Toc426011172"/>
+      <w:bookmarkStart w:id="35" w:name="_Toc424914732"/>
       <w:bookmarkEnd w:id="35"/>
-      <w:bookmarkStart w:id="36" w:name="_Toc488761560"/>
+      <w:bookmarkStart w:id="36" w:name="_Toc488131131"/>
       <w:bookmarkEnd w:id="36"/>
-      <w:bookmarkStart w:id="37" w:name="_Toc475569730"/>
+      <w:bookmarkStart w:id="37" w:name="_Toc7198"/>
       <w:bookmarkEnd w:id="37"/>
-      <w:bookmarkStart w:id="38" w:name="_Toc424914732"/>
+      <w:bookmarkStart w:id="38" w:name="_Toc488761626"/>
       <w:bookmarkEnd w:id="38"/>
-      <w:bookmarkStart w:id="39" w:name="_Toc17556"/>
+      <w:bookmarkStart w:id="39" w:name="_Toc426011172"/>
       <w:bookmarkEnd w:id="39"/>
-      <w:bookmarkStart w:id="40" w:name="_Toc424914802"/>
+      <w:bookmarkStart w:id="40" w:name="_Toc475569761"/>
       <w:bookmarkEnd w:id="40"/>
-      <w:bookmarkStart w:id="41" w:name="_Toc488131131"/>
+      <w:bookmarkStart w:id="41" w:name="_Toc17556"/>
       <w:bookmarkEnd w:id="41"/>
       <w:r>
         <w:rPr>
@@ -335,14 +311,14 @@
     </w:p>
     <w:p>
       <w:pPr>
-        <w:widowControl/>
-        <w:spacing w:line="240" w:lineRule="auto"/>
-        <w:ind w:firstLine="0" w:firstLineChars="0"/>
-        <w:jc w:val="left"/>
-      </w:pPr>
-      <w:r>
-        <w:br w:type="page"/>
-      </w:r>
+        <w:pStyle w:val="41"/>
+        <w:rPr>
+          <w:rFonts w:hint="eastAsia" w:ascii="宋体" w:hAnsi="宋体" w:eastAsia="宋体" w:cs="宋体"/>
+          <w:lang w:val="en-US" w:eastAsia="zh-CN"/>
+        </w:rPr>
+      </w:pPr>
+      <w:bookmarkStart w:id="392" w:name="_GoBack"/>
+      <w:bookmarkEnd w:id="392"/>
     </w:p>
     <w:p>
       <w:pPr>
@@ -8076,9 +8052,9 @@
           <w:highlight w:val="yellow"/>
         </w:rPr>
       </w:pPr>
-      <w:bookmarkStart w:id="42" w:name="_Toc22615"/>
-      <w:bookmarkStart w:id="43" w:name="_Toc9032"/>
-      <w:bookmarkStart w:id="44" w:name="_Toc15929"/>
+      <w:bookmarkStart w:id="42" w:name="_Toc9032"/>
+      <w:bookmarkStart w:id="43" w:name="_Toc15929"/>
+      <w:bookmarkStart w:id="44" w:name="_Toc22615"/>
       <w:bookmarkStart w:id="45" w:name="OLE_LINK3"/>
       <w:r>
         <w:rPr>
@@ -8169,9 +8145,9 @@
       <w:pPr>
         <w:pStyle w:val="6"/>
       </w:pPr>
-      <w:bookmarkStart w:id="46" w:name="_Toc4265"/>
-      <w:bookmarkStart w:id="47" w:name="_Toc18978"/>
-      <w:bookmarkStart w:id="48" w:name="_Toc389"/>
+      <w:bookmarkStart w:id="46" w:name="_Toc18978"/>
+      <w:bookmarkStart w:id="47" w:name="_Toc389"/>
+      <w:bookmarkStart w:id="48" w:name="_Toc4265"/>
       <w:r>
         <w:rPr>
           <w:rFonts w:hint="eastAsia"/>
@@ -8304,9 +8280,9 @@
       <w:pPr>
         <w:pStyle w:val="6"/>
       </w:pPr>
-      <w:bookmarkStart w:id="50" w:name="_Toc24055"/>
-      <w:bookmarkStart w:id="51" w:name="_Toc17582"/>
-      <w:bookmarkStart w:id="52" w:name="_Toc25669"/>
+      <w:bookmarkStart w:id="50" w:name="_Toc17582"/>
+      <w:bookmarkStart w:id="51" w:name="_Toc25669"/>
+      <w:bookmarkStart w:id="52" w:name="_Toc24055"/>
       <w:r>
         <w:rPr>
           <w:rFonts w:hint="eastAsia"/>
@@ -8457,8 +8433,8 @@
       <w:pPr>
         <w:pStyle w:val="6"/>
       </w:pPr>
-      <w:bookmarkStart w:id="53" w:name="_Toc9928"/>
-      <w:bookmarkStart w:id="54" w:name="_Toc22892"/>
+      <w:bookmarkStart w:id="53" w:name="_Toc22892"/>
+      <w:bookmarkStart w:id="54" w:name="_Toc9928"/>
       <w:bookmarkStart w:id="55" w:name="_Toc24111"/>
       <w:r>
         <w:rPr>
@@ -8640,8 +8616,8 @@
         <w:pStyle w:val="6"/>
       </w:pPr>
       <w:bookmarkStart w:id="56" w:name="_Toc3303"/>
-      <w:bookmarkStart w:id="57" w:name="_Toc29052"/>
-      <w:bookmarkStart w:id="58" w:name="_Toc27601"/>
+      <w:bookmarkStart w:id="57" w:name="_Toc27601"/>
+      <w:bookmarkStart w:id="58" w:name="_Toc29052"/>
       <w:r>
         <w:rPr>
           <w:rFonts w:hint="eastAsia"/>
@@ -8670,8 +8646,8 @@
       <w:pPr>
         <w:pStyle w:val="6"/>
       </w:pPr>
-      <w:bookmarkStart w:id="59" w:name="_Toc18370"/>
-      <w:bookmarkStart w:id="60" w:name="_Toc15391"/>
+      <w:bookmarkStart w:id="59" w:name="_Toc15391"/>
+      <w:bookmarkStart w:id="60" w:name="_Toc18370"/>
       <w:bookmarkStart w:id="61" w:name="_Toc1021"/>
       <w:r>
         <w:rPr>
@@ -8716,8 +8692,8 @@
         <w:pStyle w:val="6"/>
       </w:pPr>
       <w:bookmarkStart w:id="62" w:name="_Toc8879"/>
-      <w:bookmarkStart w:id="63" w:name="_Toc29812"/>
-      <w:bookmarkStart w:id="64" w:name="_Toc11513"/>
+      <w:bookmarkStart w:id="63" w:name="_Toc11513"/>
+      <w:bookmarkStart w:id="64" w:name="_Toc29812"/>
       <w:r>
         <w:rPr>
           <w:rFonts w:hint="eastAsia"/>
@@ -8754,9 +8730,9 @@
       <w:pPr>
         <w:pStyle w:val="6"/>
       </w:pPr>
-      <w:bookmarkStart w:id="65" w:name="_Toc24265"/>
+      <w:bookmarkStart w:id="65" w:name="_Toc25522"/>
       <w:bookmarkStart w:id="66" w:name="_Toc17291"/>
-      <w:bookmarkStart w:id="67" w:name="_Toc25522"/>
+      <w:bookmarkStart w:id="67" w:name="_Toc24265"/>
       <w:r>
         <w:rPr>
           <w:rFonts w:hint="eastAsia"/>
@@ -9095,8 +9071,8 @@
       <w:pPr>
         <w:pStyle w:val="6"/>
       </w:pPr>
-      <w:bookmarkStart w:id="68" w:name="_Toc20875"/>
-      <w:bookmarkStart w:id="69" w:name="_Toc21853"/>
+      <w:bookmarkStart w:id="68" w:name="_Toc21853"/>
+      <w:bookmarkStart w:id="69" w:name="_Toc20875"/>
       <w:bookmarkStart w:id="70" w:name="_Toc21122"/>
       <w:r>
         <w:rPr>
@@ -9257,9 +9233,9 @@
       <w:pPr>
         <w:pStyle w:val="6"/>
       </w:pPr>
-      <w:bookmarkStart w:id="74" w:name="_Toc11679"/>
-      <w:bookmarkStart w:id="75" w:name="_Toc31834"/>
-      <w:bookmarkStart w:id="76" w:name="_Toc17497"/>
+      <w:bookmarkStart w:id="74" w:name="_Toc17497"/>
+      <w:bookmarkStart w:id="75" w:name="_Toc11679"/>
+      <w:bookmarkStart w:id="76" w:name="_Toc31834"/>
       <w:r>
         <w:t>投标人须知前附表</w:t>
       </w:r>
@@ -9805,6 +9781,12 @@
             <w:insideH w:val="single" w:color="auto" w:sz="4" w:space="0"/>
             <w:insideV w:val="single" w:color="auto" w:sz="4" w:space="0"/>
           </w:tblBorders>
+          <w:tblCellMar>
+            <w:top w:w="0" w:type="dxa"/>
+            <w:left w:w="108" w:type="dxa"/>
+            <w:bottom w:w="0" w:type="dxa"/>
+            <w:right w:w="108" w:type="dxa"/>
+          </w:tblCellMar>
         </w:tblPrEx>
         <w:trPr>
           <w:trHeight w:val="454" w:hRule="atLeast"/>
@@ -13421,6 +13403,12 @@
             <w:insideH w:val="single" w:color="auto" w:sz="4" w:space="0"/>
             <w:insideV w:val="single" w:color="auto" w:sz="4" w:space="0"/>
           </w:tblBorders>
+          <w:tblCellMar>
+            <w:top w:w="0" w:type="dxa"/>
+            <w:left w:w="108" w:type="dxa"/>
+            <w:bottom w:w="0" w:type="dxa"/>
+            <w:right w:w="108" w:type="dxa"/>
+          </w:tblCellMar>
         </w:tblPrEx>
         <w:trPr>
           <w:trHeight w:val="454" w:hRule="atLeast"/>
@@ -13706,6 +13694,12 @@
             <w:insideH w:val="single" w:color="auto" w:sz="4" w:space="0"/>
             <w:insideV w:val="single" w:color="auto" w:sz="4" w:space="0"/>
           </w:tblBorders>
+          <w:tblCellMar>
+            <w:top w:w="0" w:type="dxa"/>
+            <w:left w:w="108" w:type="dxa"/>
+            <w:bottom w:w="0" w:type="dxa"/>
+            <w:right w:w="108" w:type="dxa"/>
+          </w:tblCellMar>
         </w:tblPrEx>
         <w:trPr>
           <w:trHeight w:val="454" w:hRule="atLeast"/>
@@ -14023,6 +14017,12 @@
             <w:insideH w:val="single" w:color="auto" w:sz="4" w:space="0"/>
             <w:insideV w:val="single" w:color="auto" w:sz="4" w:space="0"/>
           </w:tblBorders>
+          <w:tblCellMar>
+            <w:top w:w="0" w:type="dxa"/>
+            <w:left w:w="108" w:type="dxa"/>
+            <w:bottom w:w="0" w:type="dxa"/>
+            <w:right w:w="108" w:type="dxa"/>
+          </w:tblCellMar>
         </w:tblPrEx>
         <w:trPr>
           <w:trHeight w:val="454" w:hRule="atLeast"/>
@@ -15907,6 +15907,12 @@
             <w:insideH w:val="single" w:color="auto" w:sz="4" w:space="0"/>
             <w:insideV w:val="single" w:color="auto" w:sz="4" w:space="0"/>
           </w:tblBorders>
+          <w:tblCellMar>
+            <w:top w:w="0" w:type="dxa"/>
+            <w:left w:w="108" w:type="dxa"/>
+            <w:bottom w:w="0" w:type="dxa"/>
+            <w:right w:w="108" w:type="dxa"/>
+          </w:tblCellMar>
         </w:tblPrEx>
         <w:trPr>
           <w:trHeight w:val="454" w:hRule="atLeast"/>
@@ -15958,71 +15964,6 @@
                 <w:szCs w:val="21"/>
               </w:rPr>
               <w:t>投标人承诺在本次投标过程中，对接触到的招标人的任何保密信息承担保密义务。未经招标人书面同意，投标人（包含投标人参与本项目的人员）不得因任何理由以任何方式披露接触到的招标人的任何保密信息，如投标人违反本条款应及时予以补救并承担因此所须支付的费用，赔偿招标人全部损失，包括但不限于：法院诉讼费或仲裁机构仲裁费、律师费、鉴定费、交通费、通讯费等。</w:t>
-            </w:r>
-          </w:p>
-        </w:tc>
-      </w:tr>
-      <w:tr>
-        <w:tblPrEx>
-          <w:tblBorders>
-            <w:top w:val="single" w:color="auto" w:sz="4" w:space="0"/>
-            <w:left w:val="single" w:color="auto" w:sz="4" w:space="0"/>
-            <w:bottom w:val="single" w:color="auto" w:sz="4" w:space="0"/>
-            <w:right w:val="single" w:color="auto" w:sz="4" w:space="0"/>
-            <w:insideH w:val="single" w:color="auto" w:sz="4" w:space="0"/>
-            <w:insideV w:val="single" w:color="auto" w:sz="4" w:space="0"/>
-          </w:tblBorders>
-        </w:tblPrEx>
-        <w:trPr>
-          <w:trHeight w:val="454" w:hRule="atLeast"/>
-        </w:trPr>
-        <w:tc>
-          <w:tcPr>
-            <w:tcW w:w="1088" w:type="dxa"/>
-            <w:vAlign w:val="center"/>
-          </w:tcPr>
-          <w:p>
-            <w:pPr>
-              <w:pStyle w:val="2"/>
-              <w:spacing w:line="240" w:lineRule="auto"/>
-              <w:ind w:firstLine="0" w:firstLineChars="0"/>
-              <w:jc w:val="center"/>
-              <w:rPr>
-                <w:sz w:val="21"/>
-                <w:szCs w:val="21"/>
-              </w:rPr>
-            </w:pPr>
-            <w:r>
-              <w:rPr>
-                <w:rFonts w:hint="eastAsia"/>
-                <w:sz w:val="21"/>
-                <w:szCs w:val="21"/>
-              </w:rPr>
-              <w:t>11.5</w:t>
-            </w:r>
-          </w:p>
-        </w:tc>
-        <w:tc>
-          <w:tcPr>
-            <w:tcW w:w="8426" w:type="dxa"/>
-            <w:gridSpan w:val="2"/>
-            <w:vAlign w:val="center"/>
-          </w:tcPr>
-          <w:p>
-            <w:pPr>
-              <w:pStyle w:val="37"/>
-              <w:spacing w:line="340" w:lineRule="exact"/>
-              <w:ind w:left="42" w:leftChars="20" w:right="42" w:rightChars="20"/>
-              <w:rPr>
-                <w:szCs w:val="21"/>
-              </w:rPr>
-            </w:pPr>
-            <w:r>
-              <w:rPr>
-                <w:rFonts w:hint="eastAsia"/>
-                <w:szCs w:val="21"/>
-              </w:rPr>
-              <w:t>如出现排名第一的中标候选人放弃中标、因不可抗力不能履行合同、不按照招标文件要求提交履约保证金，或者被查实存在影响中标结果的违法行为等情形，不符合中标条件的，招标人可以按照评标委员会提出的中标候选人名单排序依次确定其他中标候选人为中标人，也可以重新招标。</w:t>
             </w:r>
           </w:p>
         </w:tc>
@@ -16069,7 +16010,7 @@
                 <w:sz w:val="21"/>
                 <w:szCs w:val="21"/>
               </w:rPr>
-              <w:t>11.6</w:t>
+              <w:t>11.5</w:t>
             </w:r>
           </w:p>
         </w:tc>
@@ -16093,7 +16034,7 @@
                 <w:rFonts w:hint="eastAsia"/>
                 <w:szCs w:val="21"/>
               </w:rPr>
-              <w:t>五矿集团供应链管理平台物资详情报价栏的报价与附件所附投标文件的报价不一致的，以附件报价为准。</w:t>
+              <w:t>如出现排名第一的中标候选人放弃中标、因不可抗力不能履行合同、不按照招标文件要求提交履约保证金，或者被查实存在影响中标结果的违法行为等情形，不符合中标条件的，招标人可以按照评标委员会提出的中标候选人名单排序依次确定其他中标候选人为中标人，也可以重新招标。</w:t>
             </w:r>
           </w:p>
         </w:tc>
@@ -16140,7 +16081,7 @@
                 <w:sz w:val="21"/>
                 <w:szCs w:val="21"/>
               </w:rPr>
-              <w:t>11.7</w:t>
+              <w:t>11.6</w:t>
             </w:r>
           </w:p>
         </w:tc>
@@ -16164,126 +16105,7 @@
                 <w:rFonts w:hint="eastAsia"/>
                 <w:szCs w:val="21"/>
               </w:rPr>
-              <w:t>有下列情形之一的，视为投标人相互串通投标：</w:t>
-            </w:r>
-          </w:p>
-          <w:p>
-            <w:pPr>
-              <w:pStyle w:val="37"/>
-              <w:spacing w:line="340" w:lineRule="exact"/>
-              <w:ind w:left="42" w:leftChars="20" w:right="42" w:rightChars="20"/>
-              <w:rPr>
-                <w:szCs w:val="21"/>
-              </w:rPr>
-            </w:pPr>
-            <w:r>
-              <w:rPr>
-                <w:rFonts w:hint="eastAsia"/>
-                <w:szCs w:val="21"/>
-              </w:rPr>
-              <w:t>（一）不同投标人的投标文件由同一单位或者个人编制;</w:t>
-            </w:r>
-          </w:p>
-          <w:p>
-            <w:pPr>
-              <w:pStyle w:val="37"/>
-              <w:spacing w:line="340" w:lineRule="exact"/>
-              <w:ind w:left="42" w:leftChars="20" w:right="42" w:rightChars="20"/>
-              <w:rPr>
-                <w:szCs w:val="21"/>
-              </w:rPr>
-            </w:pPr>
-            <w:r>
-              <w:rPr>
-                <w:rFonts w:hint="eastAsia"/>
-                <w:szCs w:val="21"/>
-              </w:rPr>
-              <w:t>（二）不同投标人委托同一单位或者个人办理投标事宜;</w:t>
-            </w:r>
-          </w:p>
-          <w:p>
-            <w:pPr>
-              <w:pStyle w:val="37"/>
-              <w:spacing w:line="340" w:lineRule="exact"/>
-              <w:ind w:left="42" w:leftChars="20" w:right="42" w:rightChars="20"/>
-              <w:rPr>
-                <w:szCs w:val="21"/>
-              </w:rPr>
-            </w:pPr>
-            <w:r>
-              <w:rPr>
-                <w:rFonts w:hint="eastAsia"/>
-                <w:szCs w:val="21"/>
-              </w:rPr>
-              <w:t>（三）不同投标人的投标文件载明的项目管理成员为同一人;</w:t>
-            </w:r>
-          </w:p>
-          <w:p>
-            <w:pPr>
-              <w:pStyle w:val="37"/>
-              <w:spacing w:line="340" w:lineRule="exact"/>
-              <w:ind w:left="42" w:leftChars="20" w:right="42" w:rightChars="20"/>
-              <w:rPr>
-                <w:szCs w:val="21"/>
-              </w:rPr>
-            </w:pPr>
-            <w:r>
-              <w:rPr>
-                <w:rFonts w:hint="eastAsia"/>
-                <w:szCs w:val="21"/>
-              </w:rPr>
-              <w:t>（四）不同投标人的投标文件异常一致或者投标报价呈规律性差异;</w:t>
-            </w:r>
-          </w:p>
-          <w:p>
-            <w:pPr>
-              <w:pStyle w:val="37"/>
-              <w:spacing w:line="340" w:lineRule="exact"/>
-              <w:ind w:left="42" w:leftChars="20" w:right="42" w:rightChars="20"/>
-              <w:rPr>
-                <w:szCs w:val="21"/>
-              </w:rPr>
-            </w:pPr>
-            <w:r>
-              <w:rPr>
-                <w:rFonts w:hint="eastAsia"/>
-                <w:szCs w:val="21"/>
-              </w:rPr>
-              <w:t>（五）不同投标人的投标文件相互混装;</w:t>
-            </w:r>
-          </w:p>
-          <w:p>
-            <w:pPr>
-              <w:pStyle w:val="37"/>
-              <w:spacing w:line="340" w:lineRule="exact"/>
-              <w:ind w:left="42" w:leftChars="20" w:right="42" w:rightChars="20"/>
-              <w:rPr>
-                <w:szCs w:val="21"/>
-              </w:rPr>
-            </w:pPr>
-            <w:r>
-              <w:rPr>
-                <w:rFonts w:hint="eastAsia"/>
-                <w:szCs w:val="21"/>
-              </w:rPr>
-              <w:t>（六）不同投标人的投标保证金从同一单位或者个人的账户转出。</w:t>
-            </w:r>
-          </w:p>
-          <w:p>
-            <w:pPr>
-              <w:pStyle w:val="37"/>
-              <w:spacing w:line="340" w:lineRule="exact"/>
-              <w:ind w:left="42" w:leftChars="20" w:right="42" w:rightChars="20"/>
-              <w:rPr>
-                <w:szCs w:val="21"/>
-              </w:rPr>
-            </w:pPr>
-            <w:r>
-              <w:rPr>
-                <w:rFonts w:hint="eastAsia"/>
-                <w:szCs w:val="21"/>
-              </w:rPr>
-              <w:t>处罚方式：招标人对于“中国五矿集团有限公司供应链管理平台”中有串通投标行为的供应商采取供应商黑名单处罚方式，自供应商被列入黑名单之日起3年内，取消其在“中国五矿集团有限公司供应链管理平台”的投标资格。情节特别严重及对招标人造成经济损失的，招标人有权追究其法律责任。</w:t>
+              <w:t>五矿集团供应链管理平台物资详情报价栏的报价与附件所附投标文件的报价不一致的，以附件报价为准。</w:t>
             </w:r>
           </w:p>
         </w:tc>
@@ -16330,7 +16152,7 @@
                 <w:sz w:val="21"/>
                 <w:szCs w:val="21"/>
               </w:rPr>
-              <w:t>11.8</w:t>
+              <w:t>11.7</w:t>
             </w:r>
           </w:p>
         </w:tc>
@@ -16354,7 +16176,126 @@
                 <w:rFonts w:hint="eastAsia"/>
                 <w:szCs w:val="21"/>
               </w:rPr>
-              <w:t>对参加本项目投标的投标人在“五矿集团供应链管理平台”上被列入“黑名单”时，相应的处罚规定为：其正在进行的投标行为应视为无效；已进入评标阶段的应否决其投标；处于定标阶段的应不予授标；已下发中标通知书的应加强风险管控并跟踪合同执行情况。</w:t>
+              <w:t>有下列情形之一的，视为投标人相互串通投标：</w:t>
+            </w:r>
+          </w:p>
+          <w:p>
+            <w:pPr>
+              <w:pStyle w:val="37"/>
+              <w:spacing w:line="340" w:lineRule="exact"/>
+              <w:ind w:left="42" w:leftChars="20" w:right="42" w:rightChars="20"/>
+              <w:rPr>
+                <w:szCs w:val="21"/>
+              </w:rPr>
+            </w:pPr>
+            <w:r>
+              <w:rPr>
+                <w:rFonts w:hint="eastAsia"/>
+                <w:szCs w:val="21"/>
+              </w:rPr>
+              <w:t>（一）不同投标人的投标文件由同一单位或者个人编制;</w:t>
+            </w:r>
+          </w:p>
+          <w:p>
+            <w:pPr>
+              <w:pStyle w:val="37"/>
+              <w:spacing w:line="340" w:lineRule="exact"/>
+              <w:ind w:left="42" w:leftChars="20" w:right="42" w:rightChars="20"/>
+              <w:rPr>
+                <w:szCs w:val="21"/>
+              </w:rPr>
+            </w:pPr>
+            <w:r>
+              <w:rPr>
+                <w:rFonts w:hint="eastAsia"/>
+                <w:szCs w:val="21"/>
+              </w:rPr>
+              <w:t>（二）不同投标人委托同一单位或者个人办理投标事宜;</w:t>
+            </w:r>
+          </w:p>
+          <w:p>
+            <w:pPr>
+              <w:pStyle w:val="37"/>
+              <w:spacing w:line="340" w:lineRule="exact"/>
+              <w:ind w:left="42" w:leftChars="20" w:right="42" w:rightChars="20"/>
+              <w:rPr>
+                <w:szCs w:val="21"/>
+              </w:rPr>
+            </w:pPr>
+            <w:r>
+              <w:rPr>
+                <w:rFonts w:hint="eastAsia"/>
+                <w:szCs w:val="21"/>
+              </w:rPr>
+              <w:t>（三）不同投标人的投标文件载明的项目管理成员为同一人;</w:t>
+            </w:r>
+          </w:p>
+          <w:p>
+            <w:pPr>
+              <w:pStyle w:val="37"/>
+              <w:spacing w:line="340" w:lineRule="exact"/>
+              <w:ind w:left="42" w:leftChars="20" w:right="42" w:rightChars="20"/>
+              <w:rPr>
+                <w:szCs w:val="21"/>
+              </w:rPr>
+            </w:pPr>
+            <w:r>
+              <w:rPr>
+                <w:rFonts w:hint="eastAsia"/>
+                <w:szCs w:val="21"/>
+              </w:rPr>
+              <w:t>（四）不同投标人的投标文件异常一致或者投标报价呈规律性差异;</w:t>
+            </w:r>
+          </w:p>
+          <w:p>
+            <w:pPr>
+              <w:pStyle w:val="37"/>
+              <w:spacing w:line="340" w:lineRule="exact"/>
+              <w:ind w:left="42" w:leftChars="20" w:right="42" w:rightChars="20"/>
+              <w:rPr>
+                <w:szCs w:val="21"/>
+              </w:rPr>
+            </w:pPr>
+            <w:r>
+              <w:rPr>
+                <w:rFonts w:hint="eastAsia"/>
+                <w:szCs w:val="21"/>
+              </w:rPr>
+              <w:t>（五）不同投标人的投标文件相互混装;</w:t>
+            </w:r>
+          </w:p>
+          <w:p>
+            <w:pPr>
+              <w:pStyle w:val="37"/>
+              <w:spacing w:line="340" w:lineRule="exact"/>
+              <w:ind w:left="42" w:leftChars="20" w:right="42" w:rightChars="20"/>
+              <w:rPr>
+                <w:szCs w:val="21"/>
+              </w:rPr>
+            </w:pPr>
+            <w:r>
+              <w:rPr>
+                <w:rFonts w:hint="eastAsia"/>
+                <w:szCs w:val="21"/>
+              </w:rPr>
+              <w:t>（六）不同投标人的投标保证金从同一单位或者个人的账户转出。</w:t>
+            </w:r>
+          </w:p>
+          <w:p>
+            <w:pPr>
+              <w:pStyle w:val="37"/>
+              <w:spacing w:line="340" w:lineRule="exact"/>
+              <w:ind w:left="42" w:leftChars="20" w:right="42" w:rightChars="20"/>
+              <w:rPr>
+                <w:szCs w:val="21"/>
+              </w:rPr>
+            </w:pPr>
+            <w:r>
+              <w:rPr>
+                <w:rFonts w:hint="eastAsia"/>
+                <w:szCs w:val="21"/>
+              </w:rPr>
+              <w:t>处罚方式：招标人对于“中国五矿集团有限公司供应链管理平台”中有串通投标行为的供应商采取供应商黑名单处罚方式，自供应商被列入黑名单之日起3年内，取消其在“中国五矿集团有限公司供应链管理平台”的投标资格。情节特别严重及对招标人造成经济损失的，招标人有权追究其法律责任。</w:t>
             </w:r>
           </w:p>
         </w:tc>
@@ -16401,7 +16342,7 @@
                 <w:sz w:val="21"/>
                 <w:szCs w:val="21"/>
               </w:rPr>
-              <w:t>11.9</w:t>
+              <w:t>11.8</w:t>
             </w:r>
           </w:p>
         </w:tc>
@@ -16425,7 +16366,7 @@
                 <w:rFonts w:hint="eastAsia"/>
                 <w:szCs w:val="21"/>
               </w:rPr>
-              <w:t>构成本招标文件的各个组成文件应互为解释，互为说明；如有不明确或不一致，构成合同文件组成内容的，以合同文件约定内容为准，且以专用合同条款约定的合同文件优先顺序解释；除招标文件中有特别规定外，仅适用于招标投标阶段的规定，按招标公告（投标邀请书）、投标人须知、评标办法、投标文件格式的先后顺序解释；同一组成文件不同版本之间有不一致的，以形成时间在后者为准。按本款前述规定仍不能形成结论的，由招标人负责解释。</w:t>
+              <w:t>对参加本项目投标的投标人在“五矿集团供应链管理平台”上被列入“黑名单”时，相应的处罚规定为：其正在进行的投标行为应视为无效；已进入评标阶段的应否决其投标；处于定标阶段的应不予授标；已下发中标通知书的应加强风险管控并跟踪合同执行情况。</w:t>
             </w:r>
           </w:p>
         </w:tc>
@@ -16472,7 +16413,7 @@
                 <w:sz w:val="21"/>
                 <w:szCs w:val="21"/>
               </w:rPr>
-              <w:t>11.10</w:t>
+              <w:t>11.9</w:t>
             </w:r>
           </w:p>
         </w:tc>
@@ -16496,7 +16437,7 @@
                 <w:rFonts w:hint="eastAsia"/>
                 <w:szCs w:val="21"/>
               </w:rPr>
-              <w:t>构成招标文件组成部分的“合同条款”、“采购需求书”等章节中出现的措辞“买方”和“卖方”，在招标投标阶段应当分别按“招标人”和“投标人/中标人”进行理解。“本工程”与“本项目”为同等含义。</w:t>
+              <w:t>构成本招标文件的各个组成文件应互为解释，互为说明；如有不明确或不一致，构成合同文件组成内容的，以合同文件约定内容为准，且以专用合同条款约定的合同文件优先顺序解释；除招标文件中有特别规定外，仅适用于招标投标阶段的规定，按招标公告（投标邀请书）、投标人须知、评标办法、投标文件格式的先后顺序解释；同一组成文件不同版本之间有不一致的，以形成时间在后者为准。按本款前述规定仍不能形成结论的，由招标人负责解释。</w:t>
             </w:r>
           </w:p>
         </w:tc>
@@ -16543,7 +16484,7 @@
                 <w:sz w:val="21"/>
                 <w:szCs w:val="21"/>
               </w:rPr>
-              <w:t>11.11</w:t>
+              <w:t>11.10</w:t>
             </w:r>
           </w:p>
         </w:tc>
@@ -16551,6 +16492,7 @@
           <w:tcPr>
             <w:tcW w:w="8426" w:type="dxa"/>
             <w:gridSpan w:val="2"/>
+            <w:vAlign w:val="center"/>
           </w:tcPr>
           <w:p>
             <w:pPr>
@@ -16566,72 +16508,7 @@
                 <w:rFonts w:hint="eastAsia"/>
                 <w:szCs w:val="21"/>
               </w:rPr>
-              <w:t>投标人应承担所有与准备和参加投标有关的费用，招标人不给予任何设计补偿。对未中标投人不作任何解释说明，本次招标的投标成果归招标人所有。</w:t>
-            </w:r>
-          </w:p>
-        </w:tc>
-      </w:tr>
-      <w:tr>
-        <w:tblPrEx>
-          <w:tblBorders>
-            <w:top w:val="single" w:color="auto" w:sz="4" w:space="0"/>
-            <w:left w:val="single" w:color="auto" w:sz="4" w:space="0"/>
-            <w:bottom w:val="single" w:color="auto" w:sz="4" w:space="0"/>
-            <w:right w:val="single" w:color="auto" w:sz="4" w:space="0"/>
-            <w:insideH w:val="single" w:color="auto" w:sz="4" w:space="0"/>
-            <w:insideV w:val="single" w:color="auto" w:sz="4" w:space="0"/>
-          </w:tblBorders>
-        </w:tblPrEx>
-        <w:trPr>
-          <w:trHeight w:val="454" w:hRule="atLeast"/>
-        </w:trPr>
-        <w:tc>
-          <w:tcPr>
-            <w:tcW w:w="1088" w:type="dxa"/>
-            <w:vAlign w:val="center"/>
-          </w:tcPr>
-          <w:p>
-            <w:pPr>
-              <w:pStyle w:val="2"/>
-              <w:spacing w:line="240" w:lineRule="auto"/>
-              <w:ind w:firstLine="0" w:firstLineChars="0"/>
-              <w:jc w:val="center"/>
-              <w:rPr>
-                <w:sz w:val="21"/>
-                <w:szCs w:val="21"/>
-              </w:rPr>
-            </w:pPr>
-            <w:r>
-              <w:rPr>
-                <w:rFonts w:hint="eastAsia"/>
-                <w:sz w:val="21"/>
-                <w:szCs w:val="21"/>
-              </w:rPr>
-              <w:t>11.12</w:t>
-            </w:r>
-          </w:p>
-        </w:tc>
-        <w:tc>
-          <w:tcPr>
-            <w:tcW w:w="8426" w:type="dxa"/>
-            <w:gridSpan w:val="2"/>
-            <w:vAlign w:val="center"/>
-          </w:tcPr>
-          <w:p>
-            <w:pPr>
-              <w:pStyle w:val="37"/>
-              <w:spacing w:line="340" w:lineRule="exact"/>
-              <w:ind w:left="42" w:leftChars="20" w:right="42" w:rightChars="20"/>
-              <w:rPr>
-                <w:szCs w:val="21"/>
-              </w:rPr>
-            </w:pPr>
-            <w:r>
-              <w:rPr>
-                <w:rFonts w:hint="eastAsia"/>
-                <w:szCs w:val="21"/>
-              </w:rPr>
-              <w:t>投标人在投标文件中有隐瞒事实、弄虚作假的行为，或有不按招标文件的要求如实提供有关情况、文件、证明等资料的行为，或有所提供的有关情况、文件、证明等资料与经查实的事实不符的行为，且上述行为对该投标人有利的，按照不合格投标人处理。已被列为中标候选人的，取消其中标候选人资格。已中标的，依据有关法律法规规章的规定处理；</w:t>
+              <w:t>构成招标文件组成部分的“合同条款”、“采购需求书”等章节中出现的措辞“买方”和“卖方”，在招标投标阶段应当分别按“招标人”和“投标人/中标人”进行理解。“本工程”与“本项目”为同等含义。</w:t>
             </w:r>
           </w:p>
         </w:tc>
@@ -16678,7 +16555,7 @@
                 <w:sz w:val="21"/>
                 <w:szCs w:val="21"/>
               </w:rPr>
-              <w:t>11.13</w:t>
+              <w:t>11.11</w:t>
             </w:r>
           </w:p>
         </w:tc>
@@ -16686,7 +16563,6 @@
           <w:tcPr>
             <w:tcW w:w="8426" w:type="dxa"/>
             <w:gridSpan w:val="2"/>
-            <w:vAlign w:val="center"/>
           </w:tcPr>
           <w:p>
             <w:pPr>
@@ -16702,7 +16578,7 @@
                 <w:rFonts w:hint="eastAsia"/>
                 <w:szCs w:val="21"/>
               </w:rPr>
-              <w:t>中标通知书发出以前，中标候选人的情况发生变化，致使其达不到合格投标人资格条件的，取消其中标候选人资格</w:t>
+              <w:t>投标人应承担所有与准备和参加投标有关的费用，招标人不给予任何设计补偿。对未中标投人不作任何解释说明，本次招标的投标成果归招标人所有。</w:t>
             </w:r>
           </w:p>
         </w:tc>
@@ -16749,7 +16625,7 @@
                 <w:sz w:val="21"/>
                 <w:szCs w:val="21"/>
               </w:rPr>
-              <w:t>11.14</w:t>
+              <w:t>11.12</w:t>
             </w:r>
           </w:p>
         </w:tc>
@@ -16773,7 +16649,7 @@
                 <w:rFonts w:hint="eastAsia"/>
                 <w:szCs w:val="21"/>
               </w:rPr>
-              <w:t>合同签订前如采购标的数量发生变化，双方同意单价不变，根据调整后的数量乘以单价来调整合同总价。</w:t>
+              <w:t>投标人在投标文件中有隐瞒事实、弄虚作假的行为，或有不按招标文件的要求如实提供有关情况、文件、证明等资料的行为，或有所提供的有关情况、文件、证明等资料与经查实的事实不符的行为，且上述行为对该投标人有利的，按照不合格投标人处理。已被列为中标候选人的，取消其中标候选人资格。已中标的，依据有关法律法规规章的规定处理；</w:t>
             </w:r>
           </w:p>
         </w:tc>
@@ -16820,14 +16696,7 @@
                 <w:sz w:val="21"/>
                 <w:szCs w:val="21"/>
               </w:rPr>
-              <w:t>11.1</w:t>
-            </w:r>
-            <w:r>
-              <w:rPr>
-                <w:sz w:val="21"/>
-                <w:szCs w:val="21"/>
-              </w:rPr>
-              <w:t>5</w:t>
+              <w:t>11.13</w:t>
             </w:r>
           </w:p>
         </w:tc>
@@ -16851,7 +16720,7 @@
                 <w:rFonts w:hint="eastAsia"/>
                 <w:szCs w:val="21"/>
               </w:rPr>
-              <w:t>通过五矿集团供应链管理平台开展电子化招标的，平台上供应商模块可查询到的资质文件，可作为评标依据。</w:t>
+              <w:t>中标通知书发出以前，中标候选人的情况发生变化，致使其达不到合格投标人资格条件的，取消其中标候选人资格</w:t>
             </w:r>
           </w:p>
         </w:tc>
@@ -16898,6 +16767,155 @@
                 <w:sz w:val="21"/>
                 <w:szCs w:val="21"/>
               </w:rPr>
+              <w:t>11.14</w:t>
+            </w:r>
+          </w:p>
+        </w:tc>
+        <w:tc>
+          <w:tcPr>
+            <w:tcW w:w="8426" w:type="dxa"/>
+            <w:gridSpan w:val="2"/>
+            <w:vAlign w:val="center"/>
+          </w:tcPr>
+          <w:p>
+            <w:pPr>
+              <w:pStyle w:val="37"/>
+              <w:spacing w:line="340" w:lineRule="exact"/>
+              <w:ind w:left="42" w:leftChars="20" w:right="42" w:rightChars="20"/>
+              <w:rPr>
+                <w:szCs w:val="21"/>
+              </w:rPr>
+            </w:pPr>
+            <w:r>
+              <w:rPr>
+                <w:rFonts w:hint="eastAsia"/>
+                <w:szCs w:val="21"/>
+              </w:rPr>
+              <w:t>合同签订前如采购标的数量发生变化，双方同意单价不变，根据调整后的数量乘以单价来调整合同总价。</w:t>
+            </w:r>
+          </w:p>
+        </w:tc>
+      </w:tr>
+      <w:tr>
+        <w:tblPrEx>
+          <w:tblBorders>
+            <w:top w:val="single" w:color="auto" w:sz="4" w:space="0"/>
+            <w:left w:val="single" w:color="auto" w:sz="4" w:space="0"/>
+            <w:bottom w:val="single" w:color="auto" w:sz="4" w:space="0"/>
+            <w:right w:val="single" w:color="auto" w:sz="4" w:space="0"/>
+            <w:insideH w:val="single" w:color="auto" w:sz="4" w:space="0"/>
+            <w:insideV w:val="single" w:color="auto" w:sz="4" w:space="0"/>
+          </w:tblBorders>
+          <w:tblCellMar>
+            <w:top w:w="0" w:type="dxa"/>
+            <w:left w:w="108" w:type="dxa"/>
+            <w:bottom w:w="0" w:type="dxa"/>
+            <w:right w:w="108" w:type="dxa"/>
+          </w:tblCellMar>
+        </w:tblPrEx>
+        <w:trPr>
+          <w:trHeight w:val="454" w:hRule="atLeast"/>
+        </w:trPr>
+        <w:tc>
+          <w:tcPr>
+            <w:tcW w:w="1088" w:type="dxa"/>
+            <w:vAlign w:val="center"/>
+          </w:tcPr>
+          <w:p>
+            <w:pPr>
+              <w:pStyle w:val="2"/>
+              <w:spacing w:line="240" w:lineRule="auto"/>
+              <w:ind w:firstLine="0" w:firstLineChars="0"/>
+              <w:jc w:val="center"/>
+              <w:rPr>
+                <w:sz w:val="21"/>
+                <w:szCs w:val="21"/>
+              </w:rPr>
+            </w:pPr>
+            <w:r>
+              <w:rPr>
+                <w:rFonts w:hint="eastAsia"/>
+                <w:sz w:val="21"/>
+                <w:szCs w:val="21"/>
+              </w:rPr>
+              <w:t>11.1</w:t>
+            </w:r>
+            <w:r>
+              <w:rPr>
+                <w:sz w:val="21"/>
+                <w:szCs w:val="21"/>
+              </w:rPr>
+              <w:t>5</w:t>
+            </w:r>
+          </w:p>
+        </w:tc>
+        <w:tc>
+          <w:tcPr>
+            <w:tcW w:w="8426" w:type="dxa"/>
+            <w:gridSpan w:val="2"/>
+            <w:vAlign w:val="center"/>
+          </w:tcPr>
+          <w:p>
+            <w:pPr>
+              <w:pStyle w:val="37"/>
+              <w:spacing w:line="340" w:lineRule="exact"/>
+              <w:ind w:left="42" w:leftChars="20" w:right="42" w:rightChars="20"/>
+              <w:rPr>
+                <w:szCs w:val="21"/>
+              </w:rPr>
+            </w:pPr>
+            <w:r>
+              <w:rPr>
+                <w:rFonts w:hint="eastAsia"/>
+                <w:szCs w:val="21"/>
+              </w:rPr>
+              <w:t>通过五矿集团供应链管理平台开展电子化招标的，平台上供应商模块可查询到的资质文件，可作为评标依据。</w:t>
+            </w:r>
+          </w:p>
+        </w:tc>
+      </w:tr>
+      <w:tr>
+        <w:tblPrEx>
+          <w:tblBorders>
+            <w:top w:val="single" w:color="auto" w:sz="4" w:space="0"/>
+            <w:left w:val="single" w:color="auto" w:sz="4" w:space="0"/>
+            <w:bottom w:val="single" w:color="auto" w:sz="4" w:space="0"/>
+            <w:right w:val="single" w:color="auto" w:sz="4" w:space="0"/>
+            <w:insideH w:val="single" w:color="auto" w:sz="4" w:space="0"/>
+            <w:insideV w:val="single" w:color="auto" w:sz="4" w:space="0"/>
+          </w:tblBorders>
+          <w:tblCellMar>
+            <w:top w:w="0" w:type="dxa"/>
+            <w:left w:w="108" w:type="dxa"/>
+            <w:bottom w:w="0" w:type="dxa"/>
+            <w:right w:w="108" w:type="dxa"/>
+          </w:tblCellMar>
+        </w:tblPrEx>
+        <w:trPr>
+          <w:trHeight w:val="454" w:hRule="atLeast"/>
+        </w:trPr>
+        <w:tc>
+          <w:tcPr>
+            <w:tcW w:w="1088" w:type="dxa"/>
+            <w:vAlign w:val="center"/>
+          </w:tcPr>
+          <w:p>
+            <w:pPr>
+              <w:pStyle w:val="2"/>
+              <w:spacing w:line="240" w:lineRule="auto"/>
+              <w:ind w:firstLine="0" w:firstLineChars="0"/>
+              <w:jc w:val="center"/>
+              <w:rPr>
+                <w:sz w:val="21"/>
+                <w:szCs w:val="21"/>
+              </w:rPr>
+            </w:pPr>
+            <w:r>
+              <w:rPr>
+                <w:rFonts w:hint="eastAsia"/>
+                <w:sz w:val="21"/>
+                <w:szCs w:val="21"/>
+              </w:rPr>
               <w:t>11.1</w:t>
             </w:r>
             <w:r>
@@ -16979,9 +16997,9 @@
       <w:pPr>
         <w:pStyle w:val="6"/>
       </w:pPr>
-      <w:bookmarkStart w:id="78" w:name="_Toc24489"/>
-      <w:bookmarkStart w:id="79" w:name="_Toc19573"/>
-      <w:bookmarkStart w:id="80" w:name="_Toc20405"/>
+      <w:bookmarkStart w:id="78" w:name="_Toc19573"/>
+      <w:bookmarkStart w:id="79" w:name="_Toc20405"/>
+      <w:bookmarkStart w:id="80" w:name="_Toc24489"/>
       <w:r>
         <w:rPr>
           <w:rFonts w:hint="eastAsia"/>
@@ -16997,9 +17015,9 @@
         <w:pStyle w:val="7"/>
         <w:ind w:left="105"/>
       </w:pPr>
-      <w:bookmarkStart w:id="81" w:name="_Toc11387"/>
-      <w:bookmarkStart w:id="82" w:name="_Toc13129"/>
-      <w:bookmarkStart w:id="83" w:name="_Toc14255"/>
+      <w:bookmarkStart w:id="81" w:name="_Toc13129"/>
+      <w:bookmarkStart w:id="82" w:name="_Toc14255"/>
+      <w:bookmarkStart w:id="83" w:name="_Toc11387"/>
       <w:r>
         <w:rPr>
           <w:rFonts w:hint="eastAsia"/>
@@ -17047,8 +17065,8 @@
         <w:pStyle w:val="7"/>
         <w:ind w:left="105"/>
       </w:pPr>
-      <w:bookmarkStart w:id="84" w:name="_Toc21253"/>
-      <w:bookmarkStart w:id="85" w:name="_Toc11150"/>
+      <w:bookmarkStart w:id="84" w:name="_Toc11150"/>
+      <w:bookmarkStart w:id="85" w:name="_Toc21253"/>
       <w:bookmarkStart w:id="86" w:name="_Toc28519"/>
       <w:r>
         <w:rPr>
@@ -17081,9 +17099,9 @@
         <w:pStyle w:val="7"/>
         <w:ind w:left="105"/>
       </w:pPr>
-      <w:bookmarkStart w:id="87" w:name="_Toc16926"/>
-      <w:bookmarkStart w:id="88" w:name="_Toc5820"/>
-      <w:bookmarkStart w:id="89" w:name="_Toc29672"/>
+      <w:bookmarkStart w:id="87" w:name="_Toc29672"/>
+      <w:bookmarkStart w:id="88" w:name="_Toc16926"/>
+      <w:bookmarkStart w:id="89" w:name="_Toc5820"/>
       <w:r>
         <w:rPr>
           <w:rFonts w:hint="eastAsia"/>
@@ -17132,8 +17150,8 @@
         <w:ind w:left="105"/>
       </w:pPr>
       <w:bookmarkStart w:id="90" w:name="_Toc26904"/>
-      <w:bookmarkStart w:id="91" w:name="_Toc25160"/>
-      <w:bookmarkStart w:id="92" w:name="_Toc25157"/>
+      <w:bookmarkStart w:id="91" w:name="_Toc25157"/>
+      <w:bookmarkStart w:id="92" w:name="_Toc25160"/>
       <w:r>
         <w:rPr>
           <w:rFonts w:hint="eastAsia"/>
@@ -17387,9 +17405,9 @@
         <w:pStyle w:val="7"/>
         <w:ind w:left="105"/>
       </w:pPr>
-      <w:bookmarkStart w:id="93" w:name="_Toc29728"/>
-      <w:bookmarkStart w:id="94" w:name="_Toc14792"/>
-      <w:bookmarkStart w:id="95" w:name="_Toc14454"/>
+      <w:bookmarkStart w:id="93" w:name="_Toc14454"/>
+      <w:bookmarkStart w:id="94" w:name="_Toc29728"/>
+      <w:bookmarkStart w:id="95" w:name="_Toc14792"/>
       <w:r>
         <w:rPr>
           <w:rFonts w:hint="eastAsia"/>
@@ -17414,8 +17432,8 @@
         <w:ind w:left="105"/>
       </w:pPr>
       <w:bookmarkStart w:id="96" w:name="_Toc20365"/>
-      <w:bookmarkStart w:id="97" w:name="_Toc21295"/>
-      <w:bookmarkStart w:id="98" w:name="_Toc19997"/>
+      <w:bookmarkStart w:id="97" w:name="_Toc19997"/>
+      <w:bookmarkStart w:id="98" w:name="_Toc21295"/>
       <w:r>
         <w:rPr>
           <w:rFonts w:hint="eastAsia"/>
@@ -17439,9 +17457,9 @@
         <w:pStyle w:val="7"/>
         <w:ind w:left="105"/>
       </w:pPr>
-      <w:bookmarkStart w:id="99" w:name="_Toc26535"/>
-      <w:bookmarkStart w:id="100" w:name="_Toc2736"/>
-      <w:bookmarkStart w:id="101" w:name="_Toc11441"/>
+      <w:bookmarkStart w:id="99" w:name="_Toc2736"/>
+      <w:bookmarkStart w:id="100" w:name="_Toc11441"/>
+      <w:bookmarkStart w:id="101" w:name="_Toc26535"/>
       <w:r>
         <w:rPr>
           <w:rFonts w:hint="eastAsia"/>
@@ -17465,9 +17483,9 @@
         <w:pStyle w:val="7"/>
         <w:ind w:left="105"/>
       </w:pPr>
-      <w:bookmarkStart w:id="102" w:name="_Toc1799"/>
-      <w:bookmarkStart w:id="103" w:name="_Toc18887"/>
-      <w:bookmarkStart w:id="104" w:name="_Toc22559"/>
+      <w:bookmarkStart w:id="102" w:name="_Toc18887"/>
+      <w:bookmarkStart w:id="103" w:name="_Toc22559"/>
+      <w:bookmarkStart w:id="104" w:name="_Toc1799"/>
       <w:r>
         <w:rPr>
           <w:rFonts w:hint="eastAsia"/>
@@ -17497,9 +17515,9 @@
         <w:pStyle w:val="7"/>
         <w:ind w:left="105"/>
       </w:pPr>
-      <w:bookmarkStart w:id="105" w:name="_Toc12929"/>
-      <w:bookmarkStart w:id="106" w:name="_Toc29366"/>
-      <w:bookmarkStart w:id="107" w:name="_Toc28863"/>
+      <w:bookmarkStart w:id="105" w:name="_Toc28863"/>
+      <w:bookmarkStart w:id="106" w:name="_Toc12929"/>
+      <w:bookmarkStart w:id="107" w:name="_Toc29366"/>
       <w:r>
         <w:rPr>
           <w:rFonts w:hint="eastAsia"/>
@@ -17539,8 +17557,8 @@
         <w:pStyle w:val="7"/>
         <w:ind w:left="105"/>
       </w:pPr>
-      <w:bookmarkStart w:id="108" w:name="_Toc23551"/>
-      <w:bookmarkStart w:id="109" w:name="_Toc29556"/>
+      <w:bookmarkStart w:id="108" w:name="_Toc29556"/>
+      <w:bookmarkStart w:id="109" w:name="_Toc23551"/>
       <w:bookmarkStart w:id="110" w:name="_Toc18191"/>
       <w:r>
         <w:rPr>
@@ -17596,9 +17614,9 @@
       <w:pPr>
         <w:pStyle w:val="6"/>
       </w:pPr>
-      <w:bookmarkStart w:id="111" w:name="_Toc1511"/>
+      <w:bookmarkStart w:id="111" w:name="_Toc15013"/>
       <w:bookmarkStart w:id="112" w:name="_Toc1510"/>
-      <w:bookmarkStart w:id="113" w:name="_Toc15013"/>
+      <w:bookmarkStart w:id="113" w:name="_Toc1511"/>
       <w:r>
         <w:rPr>
           <w:rFonts w:hint="eastAsia"/>
@@ -17615,8 +17633,8 @@
         <w:ind w:left="105"/>
       </w:pPr>
       <w:bookmarkStart w:id="114" w:name="_Toc12379"/>
-      <w:bookmarkStart w:id="115" w:name="_Toc13246"/>
-      <w:bookmarkStart w:id="116" w:name="_Toc25626"/>
+      <w:bookmarkStart w:id="115" w:name="_Toc25626"/>
+      <w:bookmarkStart w:id="116" w:name="_Toc13246"/>
       <w:r>
         <w:rPr>
           <w:rFonts w:hint="eastAsia"/>
@@ -17768,8 +17786,8 @@
         <w:ind w:left="105"/>
       </w:pPr>
       <w:bookmarkStart w:id="120" w:name="_Toc21105"/>
-      <w:bookmarkStart w:id="121" w:name="_Toc26274"/>
-      <w:bookmarkStart w:id="122" w:name="_Toc30874"/>
+      <w:bookmarkStart w:id="121" w:name="_Toc30874"/>
+      <w:bookmarkStart w:id="122" w:name="_Toc26274"/>
       <w:r>
         <w:rPr>
           <w:rFonts w:hint="eastAsia"/>
@@ -17829,9 +17847,9 @@
         <w:pStyle w:val="7"/>
         <w:ind w:left="105"/>
       </w:pPr>
-      <w:bookmarkStart w:id="123" w:name="_Toc5578"/>
-      <w:bookmarkStart w:id="124" w:name="_Toc1015"/>
-      <w:bookmarkStart w:id="125" w:name="_Toc6993"/>
+      <w:bookmarkStart w:id="123" w:name="_Toc1015"/>
+      <w:bookmarkStart w:id="124" w:name="_Toc6993"/>
+      <w:bookmarkStart w:id="125" w:name="_Toc5578"/>
       <w:r>
         <w:rPr>
           <w:rFonts w:hint="eastAsia"/>
@@ -17888,8 +17906,8 @@
       <w:pPr>
         <w:pStyle w:val="6"/>
       </w:pPr>
-      <w:bookmarkStart w:id="126" w:name="_Toc24423"/>
-      <w:bookmarkStart w:id="127" w:name="_Toc31077"/>
+      <w:bookmarkStart w:id="126" w:name="_Toc31077"/>
+      <w:bookmarkStart w:id="127" w:name="_Toc24423"/>
       <w:bookmarkStart w:id="128" w:name="_Toc24041"/>
       <w:r>
         <w:rPr>
@@ -17906,9 +17924,9 @@
         <w:pStyle w:val="7"/>
         <w:ind w:left="105"/>
       </w:pPr>
-      <w:bookmarkStart w:id="129" w:name="_Toc18416"/>
+      <w:bookmarkStart w:id="129" w:name="_Toc19844"/>
       <w:bookmarkStart w:id="130" w:name="_Toc23283"/>
-      <w:bookmarkStart w:id="131" w:name="_Toc19844"/>
+      <w:bookmarkStart w:id="131" w:name="_Toc18416"/>
       <w:r>
         <w:rPr>
           <w:rFonts w:hint="eastAsia"/>
@@ -18177,9 +18195,9 @@
         <w:pStyle w:val="7"/>
         <w:ind w:left="105"/>
       </w:pPr>
-      <w:bookmarkStart w:id="136" w:name="_Toc5397"/>
+      <w:bookmarkStart w:id="136" w:name="_Toc5475"/>
       <w:bookmarkStart w:id="137" w:name="_Toc15553"/>
-      <w:bookmarkStart w:id="138" w:name="_Toc5475"/>
+      <w:bookmarkStart w:id="138" w:name="_Toc5397"/>
       <w:r>
         <w:rPr>
           <w:rFonts w:hint="eastAsia"/>
@@ -18231,9 +18249,9 @@
         <w:pStyle w:val="7"/>
         <w:ind w:left="105"/>
       </w:pPr>
-      <w:bookmarkStart w:id="139" w:name="_Toc32368"/>
-      <w:bookmarkStart w:id="140" w:name="_Toc27844"/>
-      <w:bookmarkStart w:id="141" w:name="_Toc2230"/>
+      <w:bookmarkStart w:id="139" w:name="_Toc27844"/>
+      <w:bookmarkStart w:id="140" w:name="_Toc2230"/>
+      <w:bookmarkStart w:id="141" w:name="_Toc32368"/>
       <w:r>
         <w:rPr>
           <w:rFonts w:hint="eastAsia"/>
@@ -18343,8 +18361,8 @@
           <w:color w:val="FF0000"/>
         </w:rPr>
       </w:pPr>
-      <w:bookmarkStart w:id="142" w:name="_Toc32229"/>
-      <w:bookmarkStart w:id="143" w:name="_Toc4011"/>
+      <w:bookmarkStart w:id="142" w:name="_Toc4011"/>
+      <w:bookmarkStart w:id="143" w:name="_Toc32229"/>
       <w:bookmarkStart w:id="144" w:name="_Toc11252"/>
       <w:r>
         <w:rPr>
@@ -18378,9 +18396,9 @@
         <w:pStyle w:val="7"/>
         <w:ind w:left="105"/>
       </w:pPr>
-      <w:bookmarkStart w:id="145" w:name="_Toc14760"/>
-      <w:bookmarkStart w:id="146" w:name="_Toc27176"/>
-      <w:bookmarkStart w:id="147" w:name="_Toc11442"/>
+      <w:bookmarkStart w:id="145" w:name="_Toc27176"/>
+      <w:bookmarkStart w:id="146" w:name="_Toc11442"/>
+      <w:bookmarkStart w:id="147" w:name="_Toc14760"/>
       <w:r>
         <w:rPr>
           <w:rFonts w:hint="eastAsia"/>
@@ -18477,9 +18495,9 @@
         <w:pStyle w:val="7"/>
         <w:ind w:left="105"/>
       </w:pPr>
-      <w:bookmarkStart w:id="148" w:name="_Toc19952"/>
-      <w:bookmarkStart w:id="149" w:name="_Toc469"/>
-      <w:bookmarkStart w:id="150" w:name="_Toc17395"/>
+      <w:bookmarkStart w:id="148" w:name="_Toc17395"/>
+      <w:bookmarkStart w:id="149" w:name="_Toc19952"/>
+      <w:bookmarkStart w:id="150" w:name="_Toc469"/>
       <w:r>
         <w:rPr>
           <w:rFonts w:hint="eastAsia"/>
@@ -18520,8 +18538,8 @@
         <w:ind w:left="105"/>
       </w:pPr>
       <w:bookmarkStart w:id="151" w:name="_Toc30706"/>
-      <w:bookmarkStart w:id="152" w:name="_Toc12178"/>
-      <w:bookmarkStart w:id="153" w:name="_Toc2898"/>
+      <w:bookmarkStart w:id="152" w:name="_Toc2898"/>
+      <w:bookmarkStart w:id="153" w:name="_Toc12178"/>
       <w:r>
         <w:rPr>
           <w:rFonts w:hint="eastAsia"/>
@@ -18602,9 +18620,9 @@
         <w:pStyle w:val="7"/>
         <w:ind w:left="105"/>
       </w:pPr>
-      <w:bookmarkStart w:id="157" w:name="_Toc32717"/>
+      <w:bookmarkStart w:id="157" w:name="_Toc7302"/>
       <w:bookmarkStart w:id="158" w:name="_Toc21489"/>
-      <w:bookmarkStart w:id="159" w:name="_Toc7302"/>
+      <w:bookmarkStart w:id="159" w:name="_Toc32717"/>
       <w:r>
         <w:rPr>
           <w:rFonts w:hint="eastAsia"/>
@@ -18644,9 +18662,9 @@
         <w:pStyle w:val="7"/>
         <w:ind w:left="105"/>
       </w:pPr>
-      <w:bookmarkStart w:id="160" w:name="_Toc23882"/>
-      <w:bookmarkStart w:id="161" w:name="_Toc22436"/>
-      <w:bookmarkStart w:id="162" w:name="_Toc31208"/>
+      <w:bookmarkStart w:id="160" w:name="_Toc22436"/>
+      <w:bookmarkStart w:id="161" w:name="_Toc31208"/>
+      <w:bookmarkStart w:id="162" w:name="_Toc23882"/>
       <w:r>
         <w:rPr>
           <w:rFonts w:hint="eastAsia"/>
@@ -18702,9 +18720,9 @@
         <w:pStyle w:val="7"/>
         <w:ind w:left="105"/>
       </w:pPr>
-      <w:bookmarkStart w:id="163" w:name="_Toc29617"/>
-      <w:bookmarkStart w:id="164" w:name="_Toc14362"/>
-      <w:bookmarkStart w:id="165" w:name="_Toc5445"/>
+      <w:bookmarkStart w:id="163" w:name="_Toc5445"/>
+      <w:bookmarkStart w:id="164" w:name="_Toc29617"/>
+      <w:bookmarkStart w:id="165" w:name="_Toc14362"/>
       <w:r>
         <w:rPr>
           <w:rFonts w:hint="eastAsia"/>
@@ -18783,9 +18801,9 @@
         <w:pStyle w:val="7"/>
         <w:ind w:left="105"/>
       </w:pPr>
-      <w:bookmarkStart w:id="170" w:name="_Toc9472"/>
-      <w:bookmarkStart w:id="171" w:name="_Toc25547"/>
-      <w:bookmarkStart w:id="172" w:name="_Toc28164"/>
+      <w:bookmarkStart w:id="170" w:name="_Toc25547"/>
+      <w:bookmarkStart w:id="171" w:name="_Toc28164"/>
+      <w:bookmarkStart w:id="172" w:name="_Toc9472"/>
       <w:r>
         <w:rPr>
           <w:rFonts w:hint="eastAsia"/>
@@ -18809,9 +18827,9 @@
         <w:pStyle w:val="7"/>
         <w:ind w:left="105"/>
       </w:pPr>
-      <w:bookmarkStart w:id="173" w:name="_Toc9641"/>
-      <w:bookmarkStart w:id="174" w:name="_Toc5686"/>
-      <w:bookmarkStart w:id="175" w:name="_Toc24624"/>
+      <w:bookmarkStart w:id="173" w:name="_Toc5686"/>
+      <w:bookmarkStart w:id="174" w:name="_Toc24624"/>
+      <w:bookmarkStart w:id="175" w:name="_Toc9641"/>
       <w:r>
         <w:rPr>
           <w:rFonts w:hint="eastAsia"/>
@@ -18836,8 +18854,8 @@
         <w:ind w:left="105"/>
       </w:pPr>
       <w:bookmarkStart w:id="176" w:name="_Toc16497"/>
-      <w:bookmarkStart w:id="177" w:name="_Toc15794"/>
-      <w:bookmarkStart w:id="178" w:name="_Toc25455"/>
+      <w:bookmarkStart w:id="177" w:name="_Toc25455"/>
+      <w:bookmarkStart w:id="178" w:name="_Toc15794"/>
       <w:r>
         <w:rPr>
           <w:rFonts w:hint="eastAsia"/>
@@ -18860,9 +18878,9 @@
       <w:pPr>
         <w:pStyle w:val="6"/>
       </w:pPr>
-      <w:bookmarkStart w:id="179" w:name="_Toc8916"/>
+      <w:bookmarkStart w:id="179" w:name="_Toc7419"/>
       <w:bookmarkStart w:id="180" w:name="_Toc1933"/>
-      <w:bookmarkStart w:id="181" w:name="_Toc7419"/>
+      <w:bookmarkStart w:id="181" w:name="_Toc8916"/>
       <w:r>
         <w:rPr>
           <w:rFonts w:hint="eastAsia"/>
@@ -18960,9 +18978,9 @@
         <w:pStyle w:val="7"/>
         <w:ind w:left="105"/>
       </w:pPr>
-      <w:bookmarkStart w:id="185" w:name="_Toc19046"/>
+      <w:bookmarkStart w:id="185" w:name="_Toc4839"/>
       <w:bookmarkStart w:id="186" w:name="_Toc19779"/>
-      <w:bookmarkStart w:id="187" w:name="_Toc4839"/>
+      <w:bookmarkStart w:id="187" w:name="_Toc19046"/>
       <w:r>
         <w:rPr>
           <w:rFonts w:hint="eastAsia"/>
@@ -19020,8 +19038,8 @@
         <w:pStyle w:val="6"/>
       </w:pPr>
       <w:bookmarkStart w:id="191" w:name="_Toc14595"/>
-      <w:bookmarkStart w:id="192" w:name="_Toc9445"/>
-      <w:bookmarkStart w:id="193" w:name="_Toc12401"/>
+      <w:bookmarkStart w:id="192" w:name="_Toc12401"/>
+      <w:bookmarkStart w:id="193" w:name="_Toc9445"/>
       <w:r>
         <w:rPr>
           <w:rFonts w:hint="eastAsia"/>
@@ -19038,8 +19056,8 @@
         <w:ind w:left="105"/>
       </w:pPr>
       <w:bookmarkStart w:id="194" w:name="_Toc1828"/>
-      <w:bookmarkStart w:id="195" w:name="_Toc15507"/>
-      <w:bookmarkStart w:id="196" w:name="_Toc11413"/>
+      <w:bookmarkStart w:id="195" w:name="_Toc11413"/>
+      <w:bookmarkStart w:id="196" w:name="_Toc15507"/>
       <w:r>
         <w:rPr>
           <w:rFonts w:hint="eastAsia"/>
@@ -19063,9 +19081,9 @@
         <w:pStyle w:val="7"/>
         <w:ind w:left="105"/>
       </w:pPr>
-      <w:bookmarkStart w:id="197" w:name="_Toc6507"/>
-      <w:bookmarkStart w:id="198" w:name="_Toc27941"/>
-      <w:bookmarkStart w:id="199" w:name="_Toc12772"/>
+      <w:bookmarkStart w:id="197" w:name="_Toc27941"/>
+      <w:bookmarkStart w:id="198" w:name="_Toc12772"/>
+      <w:bookmarkStart w:id="199" w:name="_Toc6507"/>
       <w:r>
         <w:rPr>
           <w:rFonts w:hint="eastAsia"/>
@@ -19095,8 +19113,8 @@
         <w:pStyle w:val="7"/>
         <w:ind w:left="105"/>
       </w:pPr>
-      <w:bookmarkStart w:id="200" w:name="_Toc27412"/>
-      <w:bookmarkStart w:id="201" w:name="_Toc12758"/>
+      <w:bookmarkStart w:id="200" w:name="_Toc12758"/>
+      <w:bookmarkStart w:id="201" w:name="_Toc27412"/>
       <w:bookmarkStart w:id="202" w:name="_Toc32353"/>
       <w:r>
         <w:rPr>
@@ -19148,8 +19166,8 @@
         <w:ind w:left="105"/>
       </w:pPr>
       <w:bookmarkStart w:id="206" w:name="_Toc580"/>
-      <w:bookmarkStart w:id="207" w:name="_Toc20048"/>
-      <w:bookmarkStart w:id="208" w:name="_Toc21696"/>
+      <w:bookmarkStart w:id="207" w:name="_Toc21696"/>
+      <w:bookmarkStart w:id="208" w:name="_Toc20048"/>
       <w:r>
         <w:rPr>
           <w:rFonts w:hint="eastAsia"/>
@@ -19173,9 +19191,9 @@
         <w:pStyle w:val="7"/>
         <w:ind w:left="105"/>
       </w:pPr>
-      <w:bookmarkStart w:id="209" w:name="_Toc1281"/>
-      <w:bookmarkStart w:id="210" w:name="_Toc1177"/>
-      <w:bookmarkStart w:id="211" w:name="_Toc3876"/>
+      <w:bookmarkStart w:id="209" w:name="_Toc3876"/>
+      <w:bookmarkStart w:id="210" w:name="_Toc1281"/>
+      <w:bookmarkStart w:id="211" w:name="_Toc1177"/>
       <w:r>
         <w:rPr>
           <w:rFonts w:hint="eastAsia"/>
@@ -19207,8 +19225,8 @@
         <w:pStyle w:val="7"/>
         <w:ind w:left="105"/>
       </w:pPr>
-      <w:bookmarkStart w:id="212" w:name="_Toc6528"/>
-      <w:bookmarkStart w:id="213" w:name="_Toc15741"/>
+      <w:bookmarkStart w:id="212" w:name="_Toc15741"/>
+      <w:bookmarkStart w:id="213" w:name="_Toc6528"/>
       <w:bookmarkStart w:id="214" w:name="_Toc25613"/>
       <w:r>
         <w:rPr>
@@ -19266,8 +19284,8 @@
         <w:pStyle w:val="7"/>
         <w:ind w:left="105"/>
       </w:pPr>
-      <w:bookmarkStart w:id="218" w:name="_Toc21509"/>
-      <w:bookmarkStart w:id="219" w:name="_Toc2780"/>
+      <w:bookmarkStart w:id="218" w:name="_Toc2780"/>
+      <w:bookmarkStart w:id="219" w:name="_Toc21509"/>
       <w:bookmarkStart w:id="220" w:name="_Toc3465"/>
       <w:r>
         <w:rPr>
@@ -19316,9 +19334,9 @@
         <w:pStyle w:val="7"/>
         <w:ind w:left="105"/>
       </w:pPr>
-      <w:bookmarkStart w:id="221" w:name="_Toc11156"/>
+      <w:bookmarkStart w:id="221" w:name="_Toc3790"/>
       <w:bookmarkStart w:id="222" w:name="_Toc23987"/>
-      <w:bookmarkStart w:id="223" w:name="_Toc3790"/>
+      <w:bookmarkStart w:id="223" w:name="_Toc11156"/>
       <w:r>
         <w:rPr>
           <w:rFonts w:hint="eastAsia"/>
@@ -19349,9 +19367,9 @@
       <w:pPr>
         <w:pStyle w:val="6"/>
       </w:pPr>
-      <w:bookmarkStart w:id="224" w:name="_Toc2164"/>
+      <w:bookmarkStart w:id="224" w:name="_Toc21006"/>
       <w:bookmarkStart w:id="225" w:name="_Toc16251"/>
-      <w:bookmarkStart w:id="226" w:name="_Toc21006"/>
+      <w:bookmarkStart w:id="226" w:name="_Toc2164"/>
       <w:r>
         <w:rPr>
           <w:rFonts w:hint="eastAsia"/>
@@ -19393,9 +19411,9 @@
         <w:pStyle w:val="7"/>
         <w:ind w:left="105"/>
       </w:pPr>
-      <w:bookmarkStart w:id="230" w:name="_Toc23438"/>
-      <w:bookmarkStart w:id="231" w:name="_Toc13279"/>
-      <w:bookmarkStart w:id="232" w:name="_Toc20290"/>
+      <w:bookmarkStart w:id="230" w:name="_Toc13279"/>
+      <w:bookmarkStart w:id="231" w:name="_Toc20290"/>
+      <w:bookmarkStart w:id="232" w:name="_Toc23438"/>
       <w:r>
         <w:rPr>
           <w:rFonts w:hint="eastAsia"/>
@@ -19419,9 +19437,9 @@
         <w:pStyle w:val="7"/>
         <w:ind w:left="105"/>
       </w:pPr>
-      <w:bookmarkStart w:id="233" w:name="_Toc14931"/>
-      <w:bookmarkStart w:id="234" w:name="_Toc8575"/>
-      <w:bookmarkStart w:id="235" w:name="_Toc24689"/>
+      <w:bookmarkStart w:id="233" w:name="_Toc8575"/>
+      <w:bookmarkStart w:id="234" w:name="_Toc24689"/>
+      <w:bookmarkStart w:id="235" w:name="_Toc14931"/>
       <w:r>
         <w:rPr>
           <w:rFonts w:hint="eastAsia"/>
@@ -19445,9 +19463,9 @@
         <w:pStyle w:val="7"/>
         <w:ind w:left="105"/>
       </w:pPr>
-      <w:bookmarkStart w:id="236" w:name="_Toc12465"/>
-      <w:bookmarkStart w:id="237" w:name="_Toc21337"/>
-      <w:bookmarkStart w:id="238" w:name="_Toc28463"/>
+      <w:bookmarkStart w:id="236" w:name="_Toc21337"/>
+      <w:bookmarkStart w:id="237" w:name="_Toc28463"/>
+      <w:bookmarkStart w:id="238" w:name="_Toc12465"/>
       <w:r>
         <w:rPr>
           <w:rFonts w:hint="eastAsia"/>
@@ -19471,8 +19489,8 @@
         <w:pStyle w:val="7"/>
         <w:ind w:left="105"/>
       </w:pPr>
-      <w:bookmarkStart w:id="239" w:name="_Toc7782"/>
-      <w:bookmarkStart w:id="240" w:name="_Toc5066"/>
+      <w:bookmarkStart w:id="239" w:name="_Toc5066"/>
+      <w:bookmarkStart w:id="240" w:name="_Toc7782"/>
       <w:bookmarkStart w:id="241" w:name="_Toc7206"/>
       <w:r>
         <w:rPr>
@@ -19504,8 +19522,8 @@
       <w:pPr>
         <w:pStyle w:val="6"/>
       </w:pPr>
-      <w:bookmarkStart w:id="242" w:name="_Toc8552"/>
-      <w:bookmarkStart w:id="243" w:name="_Toc6748"/>
+      <w:bookmarkStart w:id="242" w:name="_Toc6748"/>
+      <w:bookmarkStart w:id="243" w:name="_Toc8552"/>
       <w:bookmarkStart w:id="244" w:name="_Toc29711"/>
       <w:r>
         <w:rPr>
@@ -19529,9 +19547,9 @@
       <w:pPr>
         <w:pStyle w:val="6"/>
       </w:pPr>
-      <w:bookmarkStart w:id="245" w:name="_Toc7785"/>
-      <w:bookmarkStart w:id="246" w:name="_Toc22761"/>
-      <w:bookmarkStart w:id="247" w:name="_Toc8985"/>
+      <w:bookmarkStart w:id="245" w:name="_Toc22761"/>
+      <w:bookmarkStart w:id="246" w:name="_Toc8985"/>
+      <w:bookmarkStart w:id="247" w:name="_Toc7785"/>
       <w:r>
         <w:rPr>
           <w:rFonts w:hint="eastAsia"/>
@@ -19566,9 +19584,9 @@
         <w:pStyle w:val="7"/>
         <w:ind w:left="105"/>
       </w:pPr>
-      <w:bookmarkStart w:id="248" w:name="_Toc27077"/>
-      <w:bookmarkStart w:id="249" w:name="_Toc5346"/>
-      <w:bookmarkStart w:id="250" w:name="_Toc14361"/>
+      <w:bookmarkStart w:id="248" w:name="_Toc14361"/>
+      <w:bookmarkStart w:id="249" w:name="_Toc27077"/>
+      <w:bookmarkStart w:id="250" w:name="_Toc5346"/>
       <w:r>
         <w:rPr>
           <w:rFonts w:hint="eastAsia"/>
@@ -20588,14 +20606,6 @@
         </w:tc>
       </w:tr>
       <w:tr>
-        <w:tblPrEx>
-          <w:tblCellMar>
-            <w:top w:w="0" w:type="dxa"/>
-            <w:left w:w="106" w:type="dxa"/>
-            <w:bottom w:w="58" w:type="dxa"/>
-            <w:right w:w="99" w:type="dxa"/>
-          </w:tblCellMar>
-        </w:tblPrEx>
         <w:trPr>
           <w:trHeight w:val="509" w:hRule="atLeast"/>
           <w:jc w:val="center"/>
@@ -22294,8 +22304,8 @@
         <w:ind w:left="105"/>
       </w:pPr>
       <w:bookmarkStart w:id="258" w:name="_Toc26140"/>
-      <w:bookmarkStart w:id="259" w:name="_Toc21787"/>
-      <w:bookmarkStart w:id="260" w:name="_Toc9429"/>
+      <w:bookmarkStart w:id="259" w:name="_Toc9429"/>
+      <w:bookmarkStart w:id="260" w:name="_Toc21787"/>
       <w:r>
         <w:rPr>
           <w:rFonts w:hint="eastAsia"/>
@@ -22601,9 +22611,9 @@
       <w:pPr>
         <w:pStyle w:val="6"/>
       </w:pPr>
-      <w:bookmarkStart w:id="264" w:name="_Toc20985"/>
-      <w:bookmarkStart w:id="265" w:name="_Toc21879"/>
-      <w:bookmarkStart w:id="266" w:name="_Toc23680"/>
+      <w:bookmarkStart w:id="264" w:name="_Toc21879"/>
+      <w:bookmarkStart w:id="265" w:name="_Toc23680"/>
+      <w:bookmarkStart w:id="266" w:name="_Toc20985"/>
       <w:r>
         <w:t>评标办法前附表</w:t>
       </w:r>
@@ -25994,9 +26004,9 @@
       <w:pPr>
         <w:pStyle w:val="6"/>
       </w:pPr>
-      <w:bookmarkStart w:id="268" w:name="_Toc31069"/>
-      <w:bookmarkStart w:id="269" w:name="_Toc3874"/>
-      <w:bookmarkStart w:id="270" w:name="_Toc11638"/>
+      <w:bookmarkStart w:id="268" w:name="_Toc3874"/>
+      <w:bookmarkStart w:id="269" w:name="_Toc11638"/>
+      <w:bookmarkStart w:id="270" w:name="_Toc31069"/>
       <w:r>
         <w:rPr>
           <w:rFonts w:hint="eastAsia"/>
@@ -26037,9 +26047,9 @@
         <w:pStyle w:val="7"/>
         <w:ind w:left="105"/>
       </w:pPr>
-      <w:bookmarkStart w:id="274" w:name="_Toc5083"/>
+      <w:bookmarkStart w:id="274" w:name="_Toc32496"/>
       <w:bookmarkStart w:id="275" w:name="_Toc1148"/>
-      <w:bookmarkStart w:id="276" w:name="_Toc32496"/>
+      <w:bookmarkStart w:id="276" w:name="_Toc5083"/>
       <w:r>
         <w:rPr>
           <w:rFonts w:hint="eastAsia"/>
@@ -26079,9 +26089,9 @@
         <w:pStyle w:val="7"/>
         <w:ind w:left="105"/>
       </w:pPr>
-      <w:bookmarkStart w:id="277" w:name="_Toc21780"/>
-      <w:bookmarkStart w:id="278" w:name="_Toc7512"/>
-      <w:bookmarkStart w:id="279" w:name="_Toc31923"/>
+      <w:bookmarkStart w:id="277" w:name="_Toc31923"/>
+      <w:bookmarkStart w:id="278" w:name="_Toc21780"/>
+      <w:bookmarkStart w:id="279" w:name="_Toc7512"/>
       <w:r>
         <w:rPr>
           <w:rFonts w:hint="eastAsia"/>
@@ -26122,9 +26132,9 @@
         <w:pStyle w:val="7"/>
         <w:ind w:left="105"/>
       </w:pPr>
-      <w:bookmarkStart w:id="283" w:name="_Toc9359"/>
-      <w:bookmarkStart w:id="284" w:name="_Toc15393"/>
-      <w:bookmarkStart w:id="285" w:name="_Toc10722"/>
+      <w:bookmarkStart w:id="283" w:name="_Toc10722"/>
+      <w:bookmarkStart w:id="284" w:name="_Toc9359"/>
+      <w:bookmarkStart w:id="285" w:name="_Toc15393"/>
       <w:r>
         <w:rPr>
           <w:rFonts w:hint="eastAsia"/>
@@ -26220,9 +26230,9 @@
         <w:pStyle w:val="7"/>
         <w:ind w:left="105"/>
       </w:pPr>
-      <w:bookmarkStart w:id="286" w:name="_Toc17329"/>
-      <w:bookmarkStart w:id="287" w:name="_Toc28930"/>
-      <w:bookmarkStart w:id="288" w:name="_Toc13397"/>
+      <w:bookmarkStart w:id="286" w:name="_Toc28930"/>
+      <w:bookmarkStart w:id="287" w:name="_Toc13397"/>
+      <w:bookmarkStart w:id="288" w:name="_Toc17329"/>
       <w:r>
         <w:rPr>
           <w:rFonts w:hint="eastAsia"/>
@@ -26302,9 +26312,9 @@
         <w:pStyle w:val="7"/>
         <w:ind w:left="105"/>
       </w:pPr>
-      <w:bookmarkStart w:id="292" w:name="_Toc16290"/>
+      <w:bookmarkStart w:id="292" w:name="_Toc24289"/>
       <w:bookmarkStart w:id="293" w:name="_Toc9200"/>
-      <w:bookmarkStart w:id="294" w:name="_Toc24289"/>
+      <w:bookmarkStart w:id="294" w:name="_Toc16290"/>
       <w:r>
         <w:rPr>
           <w:rFonts w:hint="eastAsia"/>
@@ -26386,9 +26396,9 @@
       <w:pPr>
         <w:pStyle w:val="5"/>
       </w:pPr>
-      <w:bookmarkStart w:id="295" w:name="_Toc5276"/>
-      <w:bookmarkStart w:id="296" w:name="_Toc27047"/>
-      <w:bookmarkStart w:id="297" w:name="_Toc21161"/>
+      <w:bookmarkStart w:id="295" w:name="_Toc27047"/>
+      <w:bookmarkStart w:id="296" w:name="_Toc21161"/>
+      <w:bookmarkStart w:id="297" w:name="_Toc5276"/>
       <w:r>
         <w:rPr>
           <w:rFonts w:hint="eastAsia"/>
@@ -26424,16 +26434,14 @@
       <w:r>
         <w:br w:type="page"/>
       </w:r>
-      <w:bookmarkStart w:id="392" w:name="_GoBack"/>
-      <w:bookmarkEnd w:id="392"/>
     </w:p>
     <w:p>
       <w:pPr>
         <w:pStyle w:val="5"/>
       </w:pPr>
       <w:bookmarkStart w:id="298" w:name="_Toc3984"/>
-      <w:bookmarkStart w:id="299" w:name="_Toc11285"/>
-      <w:bookmarkStart w:id="300" w:name="_Toc5062"/>
+      <w:bookmarkStart w:id="299" w:name="_Toc5062"/>
+      <w:bookmarkStart w:id="300" w:name="_Toc11285"/>
       <w:r>
         <w:rPr>
           <w:rFonts w:hint="eastAsia"/>
@@ -27205,6 +27213,14 @@
         </w:tc>
       </w:tr>
       <w:tr>
+        <w:tblPrEx>
+          <w:tblCellMar>
+            <w:top w:w="0" w:type="dxa"/>
+            <w:left w:w="202" w:type="dxa"/>
+            <w:bottom w:w="46" w:type="dxa"/>
+            <w:right w:w="115" w:type="dxa"/>
+          </w:tblCellMar>
+        </w:tblPrEx>
         <w:trPr>
           <w:trHeight w:val="451" w:hRule="atLeast"/>
           <w:jc w:val="center"/>
@@ -27407,9 +27423,9 @@
           <w:color w:val="EE0000"/>
         </w:rPr>
       </w:pPr>
-      <w:bookmarkStart w:id="307" w:name="_Toc32371"/>
+      <w:bookmarkStart w:id="307" w:name="_Toc22854"/>
       <w:bookmarkStart w:id="308" w:name="_Toc7614"/>
-      <w:bookmarkStart w:id="309" w:name="_Toc22854"/>
+      <w:bookmarkStart w:id="309" w:name="_Toc32371"/>
       <w:r>
         <w:rPr>
           <w:rFonts w:hint="eastAsia"/>
@@ -27428,8 +27444,8 @@
         <w:pStyle w:val="6"/>
       </w:pPr>
       <w:bookmarkStart w:id="310" w:name="_Toc21296"/>
-      <w:bookmarkStart w:id="311" w:name="_Toc4289"/>
-      <w:bookmarkStart w:id="312" w:name="_Toc17169"/>
+      <w:bookmarkStart w:id="311" w:name="_Toc17169"/>
+      <w:bookmarkStart w:id="312" w:name="_Toc4289"/>
       <w:r>
         <w:rPr>
           <w:rFonts w:hint="eastAsia"/>
@@ -27496,8 +27512,8 @@
         <w:pStyle w:val="5"/>
       </w:pPr>
       <w:bookmarkStart w:id="316" w:name="_Toc21551"/>
-      <w:bookmarkStart w:id="317" w:name="_Toc14122"/>
-      <w:bookmarkStart w:id="318" w:name="_Toc19181"/>
+      <w:bookmarkStart w:id="317" w:name="_Toc19181"/>
+      <w:bookmarkStart w:id="318" w:name="_Toc14122"/>
       <w:r>
         <w:rPr>
           <w:rFonts w:hint="eastAsia"/>
@@ -28076,9 +28092,9 @@
         <w:pStyle w:val="6"/>
         <w:jc w:val="center"/>
       </w:pPr>
-      <w:bookmarkStart w:id="322" w:name="_Toc20777"/>
-      <w:bookmarkStart w:id="323" w:name="_Toc28079"/>
-      <w:bookmarkStart w:id="324" w:name="_Toc2084"/>
+      <w:bookmarkStart w:id="322" w:name="_Toc28079"/>
+      <w:bookmarkStart w:id="323" w:name="_Toc2084"/>
+      <w:bookmarkStart w:id="324" w:name="_Toc20777"/>
       <w:r>
         <w:rPr>
           <w:rFonts w:hint="eastAsia"/>
@@ -28263,9 +28279,9 @@
         <w:pStyle w:val="6"/>
         <w:jc w:val="center"/>
       </w:pPr>
-      <w:bookmarkStart w:id="325" w:name="_Toc10674"/>
-      <w:bookmarkStart w:id="326" w:name="_Toc22504"/>
-      <w:bookmarkStart w:id="327" w:name="_Toc5338"/>
+      <w:bookmarkStart w:id="325" w:name="_Toc5338"/>
+      <w:bookmarkStart w:id="326" w:name="_Toc10674"/>
+      <w:bookmarkStart w:id="327" w:name="_Toc22504"/>
       <w:r>
         <w:rPr>
           <w:rFonts w:hint="eastAsia"/>
@@ -29079,9 +29095,9 @@
         <w:pStyle w:val="6"/>
         <w:jc w:val="center"/>
       </w:pPr>
-      <w:bookmarkStart w:id="328" w:name="_Toc3835"/>
-      <w:bookmarkStart w:id="329" w:name="_Toc28071"/>
-      <w:bookmarkStart w:id="330" w:name="_Toc11102"/>
+      <w:bookmarkStart w:id="328" w:name="_Toc11102"/>
+      <w:bookmarkStart w:id="329" w:name="_Toc3835"/>
+      <w:bookmarkStart w:id="330" w:name="_Toc28071"/>
       <w:r>
         <w:rPr>
           <w:rFonts w:hint="eastAsia"/>
@@ -30164,9 +30180,9 @@
         <w:pStyle w:val="6"/>
         <w:jc w:val="center"/>
       </w:pPr>
-      <w:bookmarkStart w:id="337" w:name="_Toc13842"/>
-      <w:bookmarkStart w:id="338" w:name="_Toc32345"/>
-      <w:bookmarkStart w:id="339" w:name="_Toc10162"/>
+      <w:bookmarkStart w:id="337" w:name="_Toc32345"/>
+      <w:bookmarkStart w:id="338" w:name="_Toc10162"/>
+      <w:bookmarkStart w:id="339" w:name="_Toc13842"/>
       <w:r>
         <w:rPr>
           <w:rFonts w:hint="eastAsia"/>
@@ -31608,9 +31624,9 @@
         <w:pStyle w:val="6"/>
         <w:jc w:val="center"/>
       </w:pPr>
-      <w:bookmarkStart w:id="340" w:name="_Toc7711"/>
-      <w:bookmarkStart w:id="341" w:name="_Toc23799"/>
-      <w:bookmarkStart w:id="342" w:name="_Toc307"/>
+      <w:bookmarkStart w:id="340" w:name="_Toc307"/>
+      <w:bookmarkStart w:id="341" w:name="_Toc7711"/>
+      <w:bookmarkStart w:id="342" w:name="_Toc23799"/>
       <w:r>
         <w:rPr>
           <w:rFonts w:hint="eastAsia"/>
@@ -35968,6 +35984,14 @@
         </w:tc>
       </w:tr>
       <w:tr>
+        <w:tblPrEx>
+          <w:tblCellMar>
+            <w:top w:w="0" w:type="dxa"/>
+            <w:left w:w="0" w:type="dxa"/>
+            <w:bottom w:w="0" w:type="dxa"/>
+            <w:right w:w="0" w:type="dxa"/>
+          </w:tblCellMar>
+        </w:tblPrEx>
         <w:trPr>
           <w:trHeight w:val="464" w:hRule="exact"/>
           <w:jc w:val="center"/>
@@ -36328,6 +36352,14 @@
         </w:tc>
       </w:tr>
       <w:tr>
+        <w:tblPrEx>
+          <w:tblCellMar>
+            <w:top w:w="0" w:type="dxa"/>
+            <w:left w:w="0" w:type="dxa"/>
+            <w:bottom w:w="0" w:type="dxa"/>
+            <w:right w:w="0" w:type="dxa"/>
+          </w:tblCellMar>
+        </w:tblPrEx>
         <w:trPr>
           <w:trHeight w:val="463" w:hRule="exact"/>
           <w:jc w:val="center"/>
@@ -36504,6 +36536,14 @@
         </w:tc>
       </w:tr>
       <w:tr>
+        <w:tblPrEx>
+          <w:tblCellMar>
+            <w:top w:w="0" w:type="dxa"/>
+            <w:left w:w="0" w:type="dxa"/>
+            <w:bottom w:w="0" w:type="dxa"/>
+            <w:right w:w="0" w:type="dxa"/>
+          </w:tblCellMar>
+        </w:tblPrEx>
         <w:trPr>
           <w:trHeight w:val="464" w:hRule="exact"/>
           <w:jc w:val="center"/>
@@ -39143,8 +39183,8 @@
         <w:jc w:val="center"/>
       </w:pPr>
       <w:bookmarkStart w:id="346" w:name="_Toc15993"/>
-      <w:bookmarkStart w:id="347" w:name="_Toc17932"/>
-      <w:bookmarkStart w:id="348" w:name="_Toc15633"/>
+      <w:bookmarkStart w:id="347" w:name="_Toc15633"/>
+      <w:bookmarkStart w:id="348" w:name="_Toc17932"/>
       <w:r>
         <w:rPr>
           <w:rFonts w:hint="eastAsia"/>
@@ -40521,8 +40561,8 @@
       <w:r>
         <w:br w:type="page"/>
       </w:r>
-      <w:bookmarkStart w:id="352" w:name="_Toc27435"/>
-      <w:bookmarkStart w:id="353" w:name="_Toc27694"/>
+      <w:bookmarkStart w:id="352" w:name="_Toc27694"/>
+      <w:bookmarkStart w:id="353" w:name="_Toc27435"/>
       <w:bookmarkStart w:id="354" w:name="_Toc32381"/>
       <w:r>
         <w:rPr>
@@ -40584,8 +40624,8 @@
         <w:ind w:left="105"/>
       </w:pPr>
       <w:bookmarkStart w:id="355" w:name="_Toc2657"/>
-      <w:bookmarkStart w:id="356" w:name="_Toc11650"/>
-      <w:bookmarkStart w:id="357" w:name="_Toc18503"/>
+      <w:bookmarkStart w:id="356" w:name="_Toc18503"/>
+      <w:bookmarkStart w:id="357" w:name="_Toc11650"/>
       <w:r>
         <w:rPr>
           <w:rFonts w:hint="eastAsia"/>
@@ -41200,9 +41240,9 @@
         </w:numPr>
         <w:ind w:left="105"/>
       </w:pPr>
-      <w:bookmarkStart w:id="358" w:name="_Toc7918"/>
-      <w:bookmarkStart w:id="359" w:name="_Toc22542"/>
-      <w:bookmarkStart w:id="360" w:name="_Toc10619"/>
+      <w:bookmarkStart w:id="358" w:name="_Toc22542"/>
+      <w:bookmarkStart w:id="359" w:name="_Toc10619"/>
+      <w:bookmarkStart w:id="360" w:name="_Toc7918"/>
       <w:r>
         <w:rPr>
           <w:rFonts w:hint="eastAsia"/>
@@ -41752,8 +41792,8 @@
         <w:pStyle w:val="7"/>
         <w:ind w:left="105"/>
       </w:pPr>
-      <w:bookmarkStart w:id="361" w:name="_Toc8330"/>
-      <w:bookmarkStart w:id="362" w:name="_Toc8403"/>
+      <w:bookmarkStart w:id="361" w:name="_Toc8403"/>
+      <w:bookmarkStart w:id="362" w:name="_Toc8330"/>
       <w:bookmarkStart w:id="363" w:name="_Toc15200"/>
       <w:r>
         <w:rPr>
@@ -41804,8 +41844,8 @@
         <w:pStyle w:val="7"/>
         <w:ind w:left="105"/>
       </w:pPr>
-      <w:bookmarkStart w:id="364" w:name="_Toc21989"/>
-      <w:bookmarkStart w:id="365" w:name="_Toc25397"/>
+      <w:bookmarkStart w:id="364" w:name="_Toc25397"/>
+      <w:bookmarkStart w:id="365" w:name="_Toc21989"/>
       <w:bookmarkStart w:id="366" w:name="_Toc26138"/>
       <w:r>
         <w:rPr>
@@ -42154,8 +42194,8 @@
         <w:pStyle w:val="7"/>
         <w:ind w:left="105"/>
       </w:pPr>
-      <w:bookmarkStart w:id="367" w:name="_Toc18012"/>
-      <w:bookmarkStart w:id="368" w:name="_Toc24954"/>
+      <w:bookmarkStart w:id="367" w:name="_Toc24954"/>
+      <w:bookmarkStart w:id="368" w:name="_Toc18012"/>
       <w:bookmarkStart w:id="369" w:name="_Toc23984"/>
       <w:r>
         <w:rPr>
@@ -42283,9 +42323,9 @@
         <w:pStyle w:val="7"/>
         <w:ind w:left="105"/>
       </w:pPr>
-      <w:bookmarkStart w:id="370" w:name="_Toc29539"/>
+      <w:bookmarkStart w:id="370" w:name="_Toc26570"/>
       <w:bookmarkStart w:id="371" w:name="_Toc29577"/>
-      <w:bookmarkStart w:id="372" w:name="_Toc26570"/>
+      <w:bookmarkStart w:id="372" w:name="_Toc29539"/>
       <w:r>
         <w:rPr>
           <w:rFonts w:hint="eastAsia"/>
@@ -43970,14 +44010,6 @@
         <w:gridCol w:w="2268"/>
       </w:tblGrid>
       <w:tr>
-        <w:tblPrEx>
-          <w:tblCellMar>
-            <w:top w:w="0" w:type="dxa"/>
-            <w:left w:w="0" w:type="dxa"/>
-            <w:bottom w:w="0" w:type="dxa"/>
-            <w:right w:w="0" w:type="dxa"/>
-          </w:tblCellMar>
-        </w:tblPrEx>
         <w:trPr>
           <w:trHeight w:val="810" w:hRule="exact"/>
         </w:trPr>
@@ -45842,14 +45874,6 @@
         </w:tc>
       </w:tr>
       <w:tr>
-        <w:tblPrEx>
-          <w:tblCellMar>
-            <w:top w:w="0" w:type="dxa"/>
-            <w:left w:w="0" w:type="dxa"/>
-            <w:bottom w:w="0" w:type="dxa"/>
-            <w:right w:w="0" w:type="dxa"/>
-          </w:tblCellMar>
-        </w:tblPrEx>
         <w:trPr>
           <w:trHeight w:val="454" w:hRule="exact"/>
           <w:jc w:val="center"/>
@@ -46289,14 +46313,6 @@
         <w:gridCol w:w="1418"/>
       </w:tblGrid>
       <w:tr>
-        <w:tblPrEx>
-          <w:tblCellMar>
-            <w:top w:w="0" w:type="dxa"/>
-            <w:left w:w="0" w:type="dxa"/>
-            <w:bottom w:w="0" w:type="dxa"/>
-            <w:right w:w="0" w:type="dxa"/>
-          </w:tblCellMar>
-        </w:tblPrEx>
         <w:trPr>
           <w:trHeight w:val="456" w:hRule="exact"/>
         </w:trPr>
